--- a/pr-preview/pr-311/linear-algebra-projections-tracked-changes.docx
+++ b/pr-preview/pr-311/linear-algebra-projections-tracked-changes.docx
@@ -16,7 +16,7 @@
       </w:pPr>
       <w:del w:id="1" w:author="PR Preview" w:date="2026-01-01T00:00:00Z">
         <w:r>
-          <w:delText xml:space="preserve">Last modified: 2026-10-15 13:39:21 (PDT)</w:delText>
+          <w:delText xml:space="preserve">Last modified: 2026-10-15 14:23:59 (PDT)</w:delText>
         </w:r>
       </w:del>
     </w:p>
@@ -26,11 +26,11 @@
       </w:pPr>
       <w:ins w:id="2" w:author="PR Preview" w:date="2026-01-01T00:00:00Z">
         <w:r>
-          <w:t xml:space="preserve">Last modified: 2026-10-15 13:56:31 (PDT)</w:t>
+          <w:t xml:space="preserve">Last modified: 2026-10-15 15:23:10 (PDT)</w:t>
         </w:r>
       </w:ins>
     </w:p>
-    <w:bookmarkStart w:id="149" w:name="design-matrix"/>
+    <w:bookmarkStart w:id="151" w:name="design-matrix"/>
     <w:p>
       <w:pPr>
         <w:pStyle w:val="Heading2"/>
@@ -1563,29 +1563,41 @@
       <w:pPr>
         <w:pStyle w:val="FirstParagraph"/>
       </w:pPr>
-      <w:r>
-        <w:t xml:space="preserve">(</w:t>
-      </w:r>
+      <w:del w:id="3" w:author="PR Preview" w:date="2026-01-01T00:00:00Z">
+        <w:r>
+          <w:delText xml:space="preserve">(</w:delText>
+        </w:r>
+      </w:del>
       <w:hyperlink r:id="rId11">
+        <w:del w:id="4" w:author="PR Preview" w:date="2026-01-01T00:00:00Z">
+          <w:r>
+            <w:rPr>
+              <w:rStyle w:val="Hyperlink"/>
+            </w:rPr>
+            <w:delText xml:space="preserve">Theorem 16 in Matrices</w:delText>
+          </w:r>
+        </w:del>
+      </w:hyperlink>
+      <w:del w:id="5" w:author="PR Preview" w:date="2026-01-01T00:00:00Z">
         <w:r>
-          <w:rPr>
-            <w:rStyle w:val="Hyperlink"/>
-          </w:rPr>
-          <w:t xml:space="preserve">Theorem 16 in Matrices</w:t>
+          <w:delText xml:space="preserve">).</w:delText>
         </w:r>
-      </w:hyperlink>
-      <w:r>
-        <w:t xml:space="preserve">).</w:t>
-      </w:r>
-      <w:r>
-        <w:t xml:space="preserve"> </w:t>
-      </w:r>
-      <w:r>
-        <w:t xml:space="preserve">When</w:t>
-      </w:r>
-      <w:r>
-        <w:t xml:space="preserve"> </w:t>
-      </w:r>
+      </w:del>
+      <w:del w:id="6" w:author="PR Preview" w:date="2026-01-01T00:00:00Z">
+        <w:r>
+          <w:delText xml:space="preserve"> </w:delText>
+        </w:r>
+      </w:del>
+      <w:del w:id="7" w:author="PR Preview" w:date="2026-01-01T00:00:00Z">
+        <w:r>
+          <w:delText xml:space="preserve">When</w:delText>
+        </w:r>
+      </w:del>
+      <w:del w:id="8" w:author="PR Preview" w:date="2026-01-01T00:00:00Z">
+        <w:r>
+          <w:delText xml:space="preserve"> </w:delText>
+        </w:r>
+      </w:del>
       <m:oMath>
         <m:sSup>
           <m:e>
@@ -1612,32 +1624,46 @@
           <m:t>X</m:t>
         </m:r>
       </m:oMath>
-      <w:r>
-        <w:t xml:space="preserve"> </w:t>
-      </w:r>
-      <w:r>
-        <w:t xml:space="preserve">is invertible,</w:t>
-      </w:r>
-      <w:r>
-        <w:t xml:space="preserve"> </w:t>
-      </w:r>
-      <w:r>
-        <w:t xml:space="preserve">it appears in the least squares solution (</w:t>
-      </w:r>
+      <w:del w:id="9" w:author="PR Preview" w:date="2026-01-01T00:00:00Z">
+        <w:r>
+          <w:delText xml:space="preserve"> </w:delText>
+        </w:r>
+      </w:del>
+      <w:del w:id="10" w:author="PR Preview" w:date="2026-01-01T00:00:00Z">
+        <w:r>
+          <w:delText xml:space="preserve">is invertible,</w:delText>
+        </w:r>
+      </w:del>
+      <w:del w:id="11" w:author="PR Preview" w:date="2026-01-01T00:00:00Z">
+        <w:r>
+          <w:delText xml:space="preserve"> </w:delText>
+        </w:r>
+      </w:del>
+      <w:del w:id="12" w:author="PR Preview" w:date="2026-01-01T00:00:00Z">
+        <w:r>
+          <w:delText xml:space="preserve">it appears in the least squares solution (</w:delText>
+        </w:r>
+      </w:del>
       <w:hyperlink w:anchor="def-least-squares">
+        <w:del w:id="13" w:author="PR Preview" w:date="2026-01-01T00:00:00Z">
+          <w:r>
+            <w:rPr>
+              <w:rStyle w:val="Hyperlink"/>
+            </w:rPr>
+            <w:delText xml:space="preserve">Definition 8</w:delText>
+          </w:r>
+        </w:del>
+      </w:hyperlink>
+      <w:del w:id="14" w:author="PR Preview" w:date="2026-01-01T00:00:00Z">
         <w:r>
-          <w:rPr>
-            <w:rStyle w:val="Hyperlink"/>
-          </w:rPr>
-          <w:t xml:space="preserve">Definition 8</w:t>
+          <w:delText xml:space="preserve">, defined later in this chapter)</w:delText>
         </w:r>
-      </w:hyperlink>
-      <w:r>
-        <w:t xml:space="preserve">, defined later in this chapter)</w:t>
-      </w:r>
-      <w:r>
-        <w:t xml:space="preserve"> </w:t>
-      </w:r>
+      </w:del>
+      <w:del w:id="15" w:author="PR Preview" w:date="2026-01-01T00:00:00Z">
+        <w:r>
+          <w:delText xml:space="preserve"> </w:delText>
+        </w:r>
+      </w:del>
       <m:oMath>
         <m:acc>
           <m:accPr>
@@ -1742,9 +1768,226 @@
           </m:e>
         </m:acc>
       </m:oMath>
-      <w:r>
-        <w:t xml:space="preserve">.</w:t>
-      </w:r>
+      <w:del w:id="16" w:author="PR Preview" w:date="2026-01-01T00:00:00Z">
+        <w:r>
+          <w:delText xml:space="preserve">.</w:delText>
+        </w:r>
+      </w:del>
+    </w:p>
+    <w:p>
+      <w:pPr>
+        <w:pStyle w:val="FirstParagraph"/>
+      </w:pPr>
+      <w:ins w:id="17" w:author="PR Preview" w:date="2026-01-01T00:00:00Z">
+        <w:r>
+          <w:t xml:space="preserve">(</w:t>
+        </w:r>
+      </w:ins>
+      <w:hyperlink r:id="rId11">
+        <w:ins w:id="18" w:author="PR Preview" w:date="2026-01-01T00:00:00Z">
+          <w:r>
+            <w:rPr>
+              <w:rStyle w:val="Hyperlink"/>
+            </w:rPr>
+            <w:t xml:space="preserve">Theorem 16 in Matrices</w:t>
+          </w:r>
+        </w:ins>
+      </w:hyperlink>
+      <w:ins w:id="19" w:author="PR Preview" w:date="2026-01-01T00:00:00Z">
+        <w:r>
+          <w:t xml:space="preserve">).</w:t>
+        </w:r>
+      </w:ins>
+      <w:ins w:id="20" w:author="PR Preview" w:date="2026-01-01T00:00:00Z">
+        <w:r>
+          <w:t xml:space="preserve"> </w:t>
+        </w:r>
+      </w:ins>
+      <w:ins w:id="21" w:author="PR Preview" w:date="2026-01-01T00:00:00Z">
+        <w:r>
+          <w:t xml:space="preserve">When</w:t>
+        </w:r>
+      </w:ins>
+      <w:ins w:id="22" w:author="PR Preview" w:date="2026-01-01T00:00:00Z">
+        <w:r>
+          <w:t xml:space="preserve"> </w:t>
+        </w:r>
+      </w:ins>
+      <m:oMath>
+        <m:sSup>
+          <m:e>
+            <m:r>
+              <m:rPr>
+                <m:sty m:val="bi"/>
+              </m:rPr>
+              <m:t>X</m:t>
+            </m:r>
+          </m:e>
+          <m:sup>
+            <m:r>
+              <m:rPr>
+                <m:sty m:val="p"/>
+              </m:rPr>
+              <m:t>⊤</m:t>
+            </m:r>
+          </m:sup>
+        </m:sSup>
+        <m:r>
+          <m:rPr>
+            <m:sty m:val="bi"/>
+          </m:rPr>
+          <m:t>X</m:t>
+        </m:r>
+      </m:oMath>
+      <w:ins w:id="23" w:author="PR Preview" w:date="2026-01-01T00:00:00Z">
+        <w:r>
+          <w:t xml:space="preserve"> </w:t>
+        </w:r>
+      </w:ins>
+      <w:ins w:id="24" w:author="PR Preview" w:date="2026-01-01T00:00:00Z">
+        <w:r>
+          <w:t xml:space="preserve">is invertible,</w:t>
+        </w:r>
+      </w:ins>
+      <w:ins w:id="25" w:author="PR Preview" w:date="2026-01-01T00:00:00Z">
+        <w:r>
+          <w:t xml:space="preserve"> </w:t>
+        </w:r>
+      </w:ins>
+      <w:ins w:id="26" w:author="PR Preview" w:date="2026-01-01T00:00:00Z">
+        <w:r>
+          <w:t xml:space="preserve">it appears in the least squares solution (</w:t>
+        </w:r>
+      </w:ins>
+      <w:hyperlink w:anchor="def-least-squares">
+        <w:ins w:id="27" w:author="PR Preview" w:date="2026-01-01T00:00:00Z">
+          <w:r>
+            <w:rPr>
+              <w:rStyle w:val="Hyperlink"/>
+            </w:rPr>
+            <w:t xml:space="preserve">Definition 10</w:t>
+          </w:r>
+        </w:ins>
+      </w:hyperlink>
+      <w:ins w:id="28" w:author="PR Preview" w:date="2026-01-01T00:00:00Z">
+        <w:r>
+          <w:t xml:space="preserve">, defined later in this chapter)</w:t>
+        </w:r>
+      </w:ins>
+      <w:ins w:id="29" w:author="PR Preview" w:date="2026-01-01T00:00:00Z">
+        <w:r>
+          <w:t xml:space="preserve"> </w:t>
+        </w:r>
+      </w:ins>
+      <m:oMath>
+        <m:acc>
+          <m:accPr>
+            <m:chr m:val="̂"/>
+          </m:accPr>
+          <m:e>
+            <m:acc>
+              <m:accPr>
+                <m:chr m:val="̃"/>
+              </m:accPr>
+              <m:e>
+                <m:r>
+                  <m:t>β</m:t>
+                </m:r>
+              </m:e>
+            </m:acc>
+          </m:e>
+        </m:acc>
+        <m:r>
+          <m:rPr>
+            <m:sty m:val="p"/>
+          </m:rPr>
+          <m:t>=</m:t>
+        </m:r>
+        <m:r>
+          <m:rPr>
+            <m:sty m:val="p"/>
+          </m:rPr>
+          <m:t>(</m:t>
+        </m:r>
+        <m:sSup>
+          <m:e>
+            <m:r>
+              <m:rPr>
+                <m:sty m:val="bi"/>
+              </m:rPr>
+              <m:t>X</m:t>
+            </m:r>
+          </m:e>
+          <m:sup>
+            <m:r>
+              <m:rPr>
+                <m:sty m:val="p"/>
+              </m:rPr>
+              <m:t>⊤</m:t>
+            </m:r>
+          </m:sup>
+        </m:sSup>
+        <m:r>
+          <m:rPr>
+            <m:sty m:val="bi"/>
+          </m:rPr>
+          <m:t>X</m:t>
+        </m:r>
+        <m:sSup>
+          <m:e>
+            <m:r>
+              <m:rPr>
+                <m:sty m:val="p"/>
+              </m:rPr>
+              <m:t>)</m:t>
+            </m:r>
+          </m:e>
+          <m:sup>
+            <m:r>
+              <m:rPr>
+                <m:sty m:val="p"/>
+              </m:rPr>
+              <m:t>−</m:t>
+            </m:r>
+            <m:r>
+              <m:t>1</m:t>
+            </m:r>
+          </m:sup>
+        </m:sSup>
+        <m:sSup>
+          <m:e>
+            <m:r>
+              <m:rPr>
+                <m:sty m:val="bi"/>
+              </m:rPr>
+              <m:t>X</m:t>
+            </m:r>
+          </m:e>
+          <m:sup>
+            <m:r>
+              <m:rPr>
+                <m:sty m:val="p"/>
+              </m:rPr>
+              <m:t>⊤</m:t>
+            </m:r>
+          </m:sup>
+        </m:sSup>
+        <m:acc>
+          <m:accPr>
+            <m:chr m:val="̃"/>
+          </m:accPr>
+          <m:e>
+            <m:r>
+              <m:t>y</m:t>
+            </m:r>
+          </m:e>
+        </m:acc>
+      </m:oMath>
+      <w:ins w:id="30" w:author="PR Preview" w:date="2026-01-01T00:00:00Z">
+        <w:r>
+          <w:t xml:space="preserve">.</w:t>
+        </w:r>
+      </w:ins>
     </w:p>
     <w:bookmarkEnd w:id="12"/>
     <w:bookmarkStart w:id="14" w:name="thm-gram-invertible"/>
@@ -3119,11 +3362,11 @@
           <m:r>
             <m:t>  </m:t>
           </m:r>
-          <m:r>
-            <m:t>​</m:t>
-          </m:r>
           <m:sSup>
             <m:e>
+              <m:r>
+                <m:t>​</m:t>
+              </m:r>
               <m:d>
                 <m:dPr>
                   <m:begChr m:val="("/>
@@ -3158,6 +3401,9 @@
                   </m:r>
                 </m:e>
               </m:d>
+              <m:r>
+                <m:t>​</m:t>
+              </m:r>
             </m:e>
             <m:sup>
               <m:r>
@@ -3171,9 +3417,6 @@
               </m:r>
             </m:sup>
           </m:sSup>
-          <m:r>
-            <m:t>​</m:t>
-          </m:r>
           <m:r>
             <m:rPr>
               <m:sty m:val="p"/>
@@ -6510,36 +6753,99 @@
       <w:pPr>
         <w:pStyle w:val="BodyText"/>
       </w:pPr>
-      <w:r>
-        <w:rPr>
-          <w:i/>
-          <w:iCs/>
-        </w:rPr>
-        <w:t xml:space="preserve">Remark 2</w:t>
-      </w:r>
-      <w:r>
-        <w:t xml:space="preserve"> (Why it is called the hat matrix). </w:t>
-      </w:r>
-      <w:r>
-        <w:t xml:space="preserve">The hat matrix gives the fitted values of the least squares solution</w:t>
-      </w:r>
-      <w:r>
-        <w:t xml:space="preserve"> </w:t>
-      </w:r>
-      <w:r>
-        <w:t xml:space="preserve">(</w:t>
-      </w:r>
-      <w:hyperlink w:anchor="def-least-squares">
+      <w:del w:id="31" w:author="PR Preview" w:date="2026-01-01T00:00:00Z">
         <w:r>
           <w:rPr>
-            <w:rStyle w:val="Hyperlink"/>
+            <w:i/>
+            <w:iCs/>
           </w:rPr>
-          <w:t xml:space="preserve">Definition 8</w:t>
+          <w:delText xml:space="preserve">Remark 2</w:delText>
         </w:r>
+      </w:del>
+      <w:del w:id="32" w:author="PR Preview" w:date="2026-01-01T00:00:00Z">
+        <w:r>
+          <w:delText xml:space="preserve"> (Why it is called the hat matrix). </w:delText>
+        </w:r>
+      </w:del>
+      <w:del w:id="33" w:author="PR Preview" w:date="2026-01-01T00:00:00Z">
+        <w:r>
+          <w:delText xml:space="preserve">The hat matrix gives the fitted values of the least squares solution</w:delText>
+        </w:r>
+      </w:del>
+      <w:del w:id="34" w:author="PR Preview" w:date="2026-01-01T00:00:00Z">
+        <w:r>
+          <w:delText xml:space="preserve"> </w:delText>
+        </w:r>
+      </w:del>
+      <w:del w:id="35" w:author="PR Preview" w:date="2026-01-01T00:00:00Z">
+        <w:r>
+          <w:delText xml:space="preserve">(</w:delText>
+        </w:r>
+      </w:del>
+      <w:hyperlink w:anchor="def-least-squares">
+        <w:del w:id="36" w:author="PR Preview" w:date="2026-01-01T00:00:00Z">
+          <w:r>
+            <w:rPr>
+              <w:rStyle w:val="Hyperlink"/>
+            </w:rPr>
+            <w:delText xml:space="preserve">Definition 8</w:delText>
+          </w:r>
+        </w:del>
       </w:hyperlink>
-      <w:r>
-        <w:t xml:space="preserve">, defined later in this chapter):</w:t>
-      </w:r>
+      <w:del w:id="37" w:author="PR Preview" w:date="2026-01-01T00:00:00Z">
+        <w:r>
+          <w:delText xml:space="preserve">, defined later in this chapter):</w:delText>
+        </w:r>
+      </w:del>
+    </w:p>
+    <w:p>
+      <w:pPr>
+        <w:pStyle w:val="BodyText"/>
+      </w:pPr>
+      <w:ins w:id="38" w:author="PR Preview" w:date="2026-01-01T00:00:00Z">
+        <w:r>
+          <w:rPr>
+            <w:i/>
+            <w:iCs/>
+          </w:rPr>
+          <w:t xml:space="preserve">Remark 2</w:t>
+        </w:r>
+      </w:ins>
+      <w:ins w:id="39" w:author="PR Preview" w:date="2026-01-01T00:00:00Z">
+        <w:r>
+          <w:t xml:space="preserve"> (Why it is called the hat matrix). </w:t>
+        </w:r>
+      </w:ins>
+      <w:ins w:id="40" w:author="PR Preview" w:date="2026-01-01T00:00:00Z">
+        <w:r>
+          <w:t xml:space="preserve">The hat matrix gives the fitted values of the least squares solution</w:t>
+        </w:r>
+      </w:ins>
+      <w:ins w:id="41" w:author="PR Preview" w:date="2026-01-01T00:00:00Z">
+        <w:r>
+          <w:t xml:space="preserve"> </w:t>
+        </w:r>
+      </w:ins>
+      <w:ins w:id="42" w:author="PR Preview" w:date="2026-01-01T00:00:00Z">
+        <w:r>
+          <w:t xml:space="preserve">(</w:t>
+        </w:r>
+      </w:ins>
+      <w:hyperlink w:anchor="def-least-squares">
+        <w:ins w:id="43" w:author="PR Preview" w:date="2026-01-01T00:00:00Z">
+          <w:r>
+            <w:rPr>
+              <w:rStyle w:val="Hyperlink"/>
+            </w:rPr>
+            <w:t xml:space="preserve">Definition 10</w:t>
+          </w:r>
+        </w:ins>
+      </w:hyperlink>
+      <w:ins w:id="44" w:author="PR Preview" w:date="2026-01-01T00:00:00Z">
+        <w:r>
+          <w:t xml:space="preserve">, defined later in this chapter):</w:t>
+        </w:r>
+      </w:ins>
     </w:p>
     <w:p>
       <w:pPr>
@@ -54197,7 +54503,7 @@
     </w:p>
     <w:bookmarkEnd w:id="109"/>
     <w:bookmarkEnd w:id="110"/>
-    <w:bookmarkStart w:id="148" w:name="sec-solving-linear-systems"/>
+    <w:bookmarkStart w:id="150" w:name="sec-solving-linear-systems"/>
     <w:p>
       <w:pPr>
         <w:pStyle w:val="Heading3"/>
@@ -54514,22 +54820,30 @@
       <w:pPr>
         <w:pStyle w:val="BodyText"/>
       </w:pPr>
-      <w:r>
-        <w:rPr>
-          <w:b/>
-          <w:bCs/>
-        </w:rPr>
-        <w:t xml:space="preserve">Definition 7 (Triangular matrix)</w:t>
-      </w:r>
-      <w:r>
-        <w:t xml:space="preserve"> </w:t>
-      </w:r>
-      <w:r>
-        <w:t xml:space="preserve">A square matrix</w:t>
-      </w:r>
-      <w:r>
-        <w:t xml:space="preserve"> </w:t>
-      </w:r>
+      <w:del w:id="45" w:author="PR Preview" w:date="2026-01-01T00:00:00Z">
+        <w:r>
+          <w:rPr>
+            <w:b/>
+            <w:bCs/>
+          </w:rPr>
+          <w:delText xml:space="preserve">Definition 7 (Triangular matrix)</w:delText>
+        </w:r>
+      </w:del>
+      <w:del w:id="46" w:author="PR Preview" w:date="2026-01-01T00:00:00Z">
+        <w:r>
+          <w:delText xml:space="preserve"> </w:delText>
+        </w:r>
+      </w:del>
+      <w:del w:id="47" w:author="PR Preview" w:date="2026-01-01T00:00:00Z">
+        <w:r>
+          <w:delText xml:space="preserve">A square matrix</w:delText>
+        </w:r>
+      </w:del>
+      <w:del w:id="48" w:author="PR Preview" w:date="2026-01-01T00:00:00Z">
+        <w:r>
+          <w:delText xml:space="preserve"> </w:delText>
+        </w:r>
+      </w:del>
       <m:oMath>
         <m:r>
           <m:rPr>
@@ -54538,42 +54852,60 @@
           <m:t>U</m:t>
         </m:r>
       </m:oMath>
-      <w:r>
-        <w:t xml:space="preserve"> </w:t>
-      </w:r>
-      <w:r>
-        <w:t xml:space="preserve">is</w:t>
-      </w:r>
-      <w:r>
-        <w:t xml:space="preserve"> </w:t>
-      </w:r>
-      <w:r>
-        <w:rPr>
-          <w:b/>
-          <w:bCs/>
-        </w:rPr>
-        <w:t xml:space="preserve">upper triangular</w:t>
-      </w:r>
-      <w:r>
-        <w:t xml:space="preserve"> </w:t>
-      </w:r>
-      <w:r>
-        <w:t xml:space="preserve">if every entry below the diagonal is</w:t>
-      </w:r>
-      <w:r>
-        <w:t xml:space="preserve"> </w:t>
-      </w:r>
+      <w:del w:id="49" w:author="PR Preview" w:date="2026-01-01T00:00:00Z">
+        <w:r>
+          <w:delText xml:space="preserve"> </w:delText>
+        </w:r>
+      </w:del>
+      <w:del w:id="50" w:author="PR Preview" w:date="2026-01-01T00:00:00Z">
+        <w:r>
+          <w:delText xml:space="preserve">is</w:delText>
+        </w:r>
+      </w:del>
+      <w:del w:id="51" w:author="PR Preview" w:date="2026-01-01T00:00:00Z">
+        <w:r>
+          <w:delText xml:space="preserve"> </w:delText>
+        </w:r>
+      </w:del>
+      <w:del w:id="52" w:author="PR Preview" w:date="2026-01-01T00:00:00Z">
+        <w:r>
+          <w:rPr>
+            <w:b/>
+            <w:bCs/>
+          </w:rPr>
+          <w:delText xml:space="preserve">upper triangular</w:delText>
+        </w:r>
+      </w:del>
+      <w:del w:id="53" w:author="PR Preview" w:date="2026-01-01T00:00:00Z">
+        <w:r>
+          <w:delText xml:space="preserve"> </w:delText>
+        </w:r>
+      </w:del>
+      <w:del w:id="54" w:author="PR Preview" w:date="2026-01-01T00:00:00Z">
+        <w:r>
+          <w:delText xml:space="preserve">if every entry below the diagonal is</w:delText>
+        </w:r>
+      </w:del>
+      <w:del w:id="55" w:author="PR Preview" w:date="2026-01-01T00:00:00Z">
+        <w:r>
+          <w:delText xml:space="preserve"> </w:delText>
+        </w:r>
+      </w:del>
       <m:oMath>
         <m:r>
           <m:t>0</m:t>
         </m:r>
       </m:oMath>
-      <w:r>
-        <w:t xml:space="preserve">:</w:t>
-      </w:r>
-      <w:r>
-        <w:t xml:space="preserve"> </w:t>
-      </w:r>
+      <w:del w:id="56" w:author="PR Preview" w:date="2026-01-01T00:00:00Z">
+        <w:r>
+          <w:delText xml:space="preserve">:</w:delText>
+        </w:r>
+      </w:del>
+      <w:del w:id="57" w:author="PR Preview" w:date="2026-01-01T00:00:00Z">
+        <w:r>
+          <w:delText xml:space="preserve"> </w:delText>
+        </w:r>
+      </w:del>
       <m:oMath>
         <m:sSub>
           <m:e>
@@ -54600,15 +54932,21 @@
           <m:t>0</m:t>
         </m:r>
       </m:oMath>
-      <w:r>
-        <w:t xml:space="preserve"> </w:t>
-      </w:r>
-      <w:r>
-        <w:t xml:space="preserve">whenever</w:t>
-      </w:r>
-      <w:r>
-        <w:t xml:space="preserve"> </w:t>
-      </w:r>
+      <w:del w:id="58" w:author="PR Preview" w:date="2026-01-01T00:00:00Z">
+        <w:r>
+          <w:delText xml:space="preserve"> </w:delText>
+        </w:r>
+      </w:del>
+      <w:del w:id="59" w:author="PR Preview" w:date="2026-01-01T00:00:00Z">
+        <w:r>
+          <w:delText xml:space="preserve">whenever</w:delText>
+        </w:r>
+      </w:del>
+      <w:del w:id="60" w:author="PR Preview" w:date="2026-01-01T00:00:00Z">
+        <w:r>
+          <w:delText xml:space="preserve"> </w:delText>
+        </w:r>
+      </w:del>
       <m:oMath>
         <m:r>
           <m:t>i</m:t>
@@ -54623,18 +54961,26 @@
           <m:t>j</m:t>
         </m:r>
       </m:oMath>
-      <w:r>
-        <w:t xml:space="preserve">.</w:t>
-      </w:r>
-      <w:r>
-        <w:t xml:space="preserve"> </w:t>
-      </w:r>
-      <w:r>
-        <w:t xml:space="preserve">A square matrix</w:t>
-      </w:r>
-      <w:r>
-        <w:t xml:space="preserve"> </w:t>
-      </w:r>
+      <w:del w:id="61" w:author="PR Preview" w:date="2026-01-01T00:00:00Z">
+        <w:r>
+          <w:delText xml:space="preserve">.</w:delText>
+        </w:r>
+      </w:del>
+      <w:del w:id="62" w:author="PR Preview" w:date="2026-01-01T00:00:00Z">
+        <w:r>
+          <w:delText xml:space="preserve"> </w:delText>
+        </w:r>
+      </w:del>
+      <w:del w:id="63" w:author="PR Preview" w:date="2026-01-01T00:00:00Z">
+        <w:r>
+          <w:delText xml:space="preserve">A square matrix</w:delText>
+        </w:r>
+      </w:del>
+      <w:del w:id="64" w:author="PR Preview" w:date="2026-01-01T00:00:00Z">
+        <w:r>
+          <w:delText xml:space="preserve"> </w:delText>
+        </w:r>
+      </w:del>
       <m:oMath>
         <m:r>
           <m:rPr>
@@ -54643,42 +54989,60 @@
           <m:t>L</m:t>
         </m:r>
       </m:oMath>
-      <w:r>
-        <w:t xml:space="preserve"> </w:t>
-      </w:r>
-      <w:r>
-        <w:t xml:space="preserve">is</w:t>
-      </w:r>
-      <w:r>
-        <w:t xml:space="preserve"> </w:t>
-      </w:r>
-      <w:r>
-        <w:rPr>
-          <w:b/>
-          <w:bCs/>
-        </w:rPr>
-        <w:t xml:space="preserve">lower triangular</w:t>
-      </w:r>
-      <w:r>
-        <w:t xml:space="preserve"> </w:t>
-      </w:r>
-      <w:r>
-        <w:t xml:space="preserve">if every entry above the diagonal is</w:t>
-      </w:r>
-      <w:r>
-        <w:t xml:space="preserve"> </w:t>
-      </w:r>
+      <w:del w:id="65" w:author="PR Preview" w:date="2026-01-01T00:00:00Z">
+        <w:r>
+          <w:delText xml:space="preserve"> </w:delText>
+        </w:r>
+      </w:del>
+      <w:del w:id="66" w:author="PR Preview" w:date="2026-01-01T00:00:00Z">
+        <w:r>
+          <w:delText xml:space="preserve">is</w:delText>
+        </w:r>
+      </w:del>
+      <w:del w:id="67" w:author="PR Preview" w:date="2026-01-01T00:00:00Z">
+        <w:r>
+          <w:delText xml:space="preserve"> </w:delText>
+        </w:r>
+      </w:del>
+      <w:del w:id="68" w:author="PR Preview" w:date="2026-01-01T00:00:00Z">
+        <w:r>
+          <w:rPr>
+            <w:b/>
+            <w:bCs/>
+          </w:rPr>
+          <w:delText xml:space="preserve">lower triangular</w:delText>
+        </w:r>
+      </w:del>
+      <w:del w:id="69" w:author="PR Preview" w:date="2026-01-01T00:00:00Z">
+        <w:r>
+          <w:delText xml:space="preserve"> </w:delText>
+        </w:r>
+      </w:del>
+      <w:del w:id="70" w:author="PR Preview" w:date="2026-01-01T00:00:00Z">
+        <w:r>
+          <w:delText xml:space="preserve">if every entry above the diagonal is</w:delText>
+        </w:r>
+      </w:del>
+      <w:del w:id="71" w:author="PR Preview" w:date="2026-01-01T00:00:00Z">
+        <w:r>
+          <w:delText xml:space="preserve"> </w:delText>
+        </w:r>
+      </w:del>
       <m:oMath>
         <m:r>
           <m:t>0</m:t>
         </m:r>
       </m:oMath>
-      <w:r>
-        <w:t xml:space="preserve">:</w:t>
-      </w:r>
-      <w:r>
-        <w:t xml:space="preserve"> </w:t>
-      </w:r>
+      <w:del w:id="72" w:author="PR Preview" w:date="2026-01-01T00:00:00Z">
+        <w:r>
+          <w:delText xml:space="preserve">:</w:delText>
+        </w:r>
+      </w:del>
+      <w:del w:id="73" w:author="PR Preview" w:date="2026-01-01T00:00:00Z">
+        <w:r>
+          <w:delText xml:space="preserve"> </w:delText>
+        </w:r>
+      </w:del>
       <m:oMath>
         <m:sSub>
           <m:e>
@@ -54705,15 +55069,21 @@
           <m:t>0</m:t>
         </m:r>
       </m:oMath>
-      <w:r>
-        <w:t xml:space="preserve"> </w:t>
-      </w:r>
-      <w:r>
-        <w:t xml:space="preserve">whenever</w:t>
-      </w:r>
-      <w:r>
-        <w:t xml:space="preserve"> </w:t>
-      </w:r>
+      <w:del w:id="74" w:author="PR Preview" w:date="2026-01-01T00:00:00Z">
+        <w:r>
+          <w:delText xml:space="preserve"> </w:delText>
+        </w:r>
+      </w:del>
+      <w:del w:id="75" w:author="PR Preview" w:date="2026-01-01T00:00:00Z">
+        <w:r>
+          <w:delText xml:space="preserve">whenever</w:delText>
+        </w:r>
+      </w:del>
+      <w:del w:id="76" w:author="PR Preview" w:date="2026-01-01T00:00:00Z">
+        <w:r>
+          <w:delText xml:space="preserve"> </w:delText>
+        </w:r>
+      </w:del>
       <m:oMath>
         <m:r>
           <m:t>i</m:t>
@@ -54728,45 +55098,447 @@
           <m:t>j</m:t>
         </m:r>
       </m:oMath>
-      <w:r>
-        <w:t xml:space="preserve">.</w:t>
-      </w:r>
-      <w:r>
-        <w:t xml:space="preserve"> </w:t>
-      </w:r>
-      <w:r>
-        <w:t xml:space="preserve">A lower triangular matrix whose diagonal entries are all</w:t>
-      </w:r>
-      <w:r>
-        <w:t xml:space="preserve"> </w:t>
-      </w:r>
+      <w:del w:id="77" w:author="PR Preview" w:date="2026-01-01T00:00:00Z">
+        <w:r>
+          <w:delText xml:space="preserve">.</w:delText>
+        </w:r>
+      </w:del>
+      <w:del w:id="78" w:author="PR Preview" w:date="2026-01-01T00:00:00Z">
+        <w:r>
+          <w:delText xml:space="preserve"> </w:delText>
+        </w:r>
+      </w:del>
+      <w:del w:id="79" w:author="PR Preview" w:date="2026-01-01T00:00:00Z">
+        <w:r>
+          <w:delText xml:space="preserve">A lower triangular matrix whose diagonal entries are all</w:delText>
+        </w:r>
+      </w:del>
+      <w:del w:id="80" w:author="PR Preview" w:date="2026-01-01T00:00:00Z">
+        <w:r>
+          <w:delText xml:space="preserve"> </w:delText>
+        </w:r>
+      </w:del>
       <m:oMath>
         <m:r>
           <m:t>1</m:t>
         </m:r>
       </m:oMath>
-      <w:r>
-        <w:t xml:space="preserve"> </w:t>
-      </w:r>
-      <w:r>
-        <w:t xml:space="preserve">is</w:t>
-      </w:r>
-      <w:r>
-        <w:t xml:space="preserve"> </w:t>
-      </w:r>
-      <w:r>
-        <w:rPr>
-          <w:b/>
-          <w:bCs/>
-        </w:rPr>
-        <w:t xml:space="preserve">unit lower triangular</w:t>
-      </w:r>
-      <w:r>
-        <w:t xml:space="preserve">.</w:t>
-      </w:r>
+      <w:del w:id="81" w:author="PR Preview" w:date="2026-01-01T00:00:00Z">
+        <w:r>
+          <w:delText xml:space="preserve"> </w:delText>
+        </w:r>
+      </w:del>
+      <w:del w:id="82" w:author="PR Preview" w:date="2026-01-01T00:00:00Z">
+        <w:r>
+          <w:delText xml:space="preserve">is</w:delText>
+        </w:r>
+      </w:del>
+      <w:del w:id="83" w:author="PR Preview" w:date="2026-01-01T00:00:00Z">
+        <w:r>
+          <w:delText xml:space="preserve"> </w:delText>
+        </w:r>
+      </w:del>
+      <w:del w:id="84" w:author="PR Preview" w:date="2026-01-01T00:00:00Z">
+        <w:r>
+          <w:rPr>
+            <w:b/>
+            <w:bCs/>
+          </w:rPr>
+          <w:delText xml:space="preserve">unit lower triangular</w:delText>
+        </w:r>
+      </w:del>
+      <w:del w:id="85" w:author="PR Preview" w:date="2026-01-01T00:00:00Z">
+        <w:r>
+          <w:delText xml:space="preserve">.</w:delText>
+        </w:r>
+      </w:del>
+    </w:p>
+    <w:p>
+      <w:pPr>
+        <w:pStyle w:val="BodyText"/>
+      </w:pPr>
+      <w:ins w:id="86" w:author="PR Preview" w:date="2026-01-01T00:00:00Z">
+        <w:r>
+          <w:rPr>
+            <w:b/>
+            <w:bCs/>
+          </w:rPr>
+          <w:t xml:space="preserve">Definition 7 (Upper triangular matrix)</w:t>
+        </w:r>
+      </w:ins>
+      <w:ins w:id="87" w:author="PR Preview" w:date="2026-01-01T00:00:00Z">
+        <w:r>
+          <w:t xml:space="preserve"> </w:t>
+        </w:r>
+      </w:ins>
+      <w:ins w:id="88" w:author="PR Preview" w:date="2026-01-01T00:00:00Z">
+        <w:r>
+          <w:t xml:space="preserve">A square matrix</w:t>
+        </w:r>
+      </w:ins>
+      <w:ins w:id="89" w:author="PR Preview" w:date="2026-01-01T00:00:00Z">
+        <w:r>
+          <w:t xml:space="preserve"> </w:t>
+        </w:r>
+      </w:ins>
+      <m:oMath>
+        <m:r>
+          <m:rPr>
+            <m:sty m:val="bi"/>
+          </m:rPr>
+          <m:t>U</m:t>
+        </m:r>
+      </m:oMath>
+      <w:ins w:id="90" w:author="PR Preview" w:date="2026-01-01T00:00:00Z">
+        <w:r>
+          <w:t xml:space="preserve"> </w:t>
+        </w:r>
+      </w:ins>
+      <w:ins w:id="91" w:author="PR Preview" w:date="2026-01-01T00:00:00Z">
+        <w:r>
+          <w:t xml:space="preserve">is</w:t>
+        </w:r>
+      </w:ins>
+      <w:ins w:id="92" w:author="PR Preview" w:date="2026-01-01T00:00:00Z">
+        <w:r>
+          <w:t xml:space="preserve"> </w:t>
+        </w:r>
+      </w:ins>
+      <w:ins w:id="93" w:author="PR Preview" w:date="2026-01-01T00:00:00Z">
+        <w:r>
+          <w:rPr>
+            <w:b/>
+            <w:bCs/>
+          </w:rPr>
+          <w:t xml:space="preserve">upper triangular</w:t>
+        </w:r>
+      </w:ins>
+      <w:ins w:id="94" w:author="PR Preview" w:date="2026-01-01T00:00:00Z">
+        <w:r>
+          <w:t xml:space="preserve"> </w:t>
+        </w:r>
+      </w:ins>
+      <w:ins w:id="95" w:author="PR Preview" w:date="2026-01-01T00:00:00Z">
+        <w:r>
+          <w:t xml:space="preserve">if every entry below the diagonal is</w:t>
+        </w:r>
+      </w:ins>
+      <w:ins w:id="96" w:author="PR Preview" w:date="2026-01-01T00:00:00Z">
+        <w:r>
+          <w:t xml:space="preserve"> </w:t>
+        </w:r>
+      </w:ins>
+      <m:oMath>
+        <m:r>
+          <m:t>0</m:t>
+        </m:r>
+      </m:oMath>
+      <w:ins w:id="97" w:author="PR Preview" w:date="2026-01-01T00:00:00Z">
+        <w:r>
+          <w:t xml:space="preserve">:</w:t>
+        </w:r>
+      </w:ins>
+      <w:ins w:id="98" w:author="PR Preview" w:date="2026-01-01T00:00:00Z">
+        <w:r>
+          <w:t xml:space="preserve"> </w:t>
+        </w:r>
+      </w:ins>
+      <m:oMath>
+        <m:sSub>
+          <m:e>
+            <m:r>
+              <m:t>u</m:t>
+            </m:r>
+          </m:e>
+          <m:sub>
+            <m:r>
+              <m:t>i</m:t>
+            </m:r>
+            <m:r>
+              <m:t>j</m:t>
+            </m:r>
+          </m:sub>
+        </m:sSub>
+        <m:r>
+          <m:rPr>
+            <m:sty m:val="p"/>
+          </m:rPr>
+          <m:t>=</m:t>
+        </m:r>
+        <m:r>
+          <m:t>0</m:t>
+        </m:r>
+      </m:oMath>
+      <w:ins w:id="99" w:author="PR Preview" w:date="2026-01-01T00:00:00Z">
+        <w:r>
+          <w:t xml:space="preserve"> </w:t>
+        </w:r>
+      </w:ins>
+      <w:ins w:id="100" w:author="PR Preview" w:date="2026-01-01T00:00:00Z">
+        <w:r>
+          <w:t xml:space="preserve">whenever</w:t>
+        </w:r>
+      </w:ins>
+      <w:ins w:id="101" w:author="PR Preview" w:date="2026-01-01T00:00:00Z">
+        <w:r>
+          <w:t xml:space="preserve"> </w:t>
+        </w:r>
+      </w:ins>
+      <m:oMath>
+        <m:r>
+          <m:t>i</m:t>
+        </m:r>
+        <m:r>
+          <m:rPr>
+            <m:sty m:val="p"/>
+          </m:rPr>
+          <m:t>&gt;</m:t>
+        </m:r>
+        <m:r>
+          <m:t>j</m:t>
+        </m:r>
+      </m:oMath>
+      <w:ins w:id="102" w:author="PR Preview" w:date="2026-01-01T00:00:00Z">
+        <w:r>
+          <w:t xml:space="preserve">.</w:t>
+        </w:r>
+      </w:ins>
     </w:p>
     <w:bookmarkEnd w:id="114"/>
-    <w:bookmarkStart w:id="116" w:name="exm-triangular-matrix"/>
+    <w:bookmarkStart w:id="115" w:name="def-lower-triangular-matrix"/>
+    <w:p>
+      <w:pPr>
+        <w:pStyle w:val="BodyText"/>
+      </w:pPr>
+      <w:ins w:id="103" w:author="PR Preview" w:date="2026-01-01T00:00:00Z">
+        <w:r>
+          <w:rPr>
+            <w:b/>
+            <w:bCs/>
+          </w:rPr>
+          <w:t xml:space="preserve">Definition 8 (Lower triangular matrix)</w:t>
+        </w:r>
+      </w:ins>
+      <w:ins w:id="104" w:author="PR Preview" w:date="2026-01-01T00:00:00Z">
+        <w:r>
+          <w:t xml:space="preserve"> </w:t>
+        </w:r>
+      </w:ins>
+      <w:ins w:id="105" w:author="PR Preview" w:date="2026-01-01T00:00:00Z">
+        <w:r>
+          <w:t xml:space="preserve">A square matrix</w:t>
+        </w:r>
+      </w:ins>
+      <w:ins w:id="106" w:author="PR Preview" w:date="2026-01-01T00:00:00Z">
+        <w:r>
+          <w:t xml:space="preserve"> </w:t>
+        </w:r>
+      </w:ins>
+      <m:oMath>
+        <m:r>
+          <m:rPr>
+            <m:sty m:val="bi"/>
+          </m:rPr>
+          <m:t>L</m:t>
+        </m:r>
+      </m:oMath>
+      <w:ins w:id="107" w:author="PR Preview" w:date="2026-01-01T00:00:00Z">
+        <w:r>
+          <w:t xml:space="preserve"> </w:t>
+        </w:r>
+      </w:ins>
+      <w:ins w:id="108" w:author="PR Preview" w:date="2026-01-01T00:00:00Z">
+        <w:r>
+          <w:t xml:space="preserve">is</w:t>
+        </w:r>
+      </w:ins>
+      <w:ins w:id="109" w:author="PR Preview" w:date="2026-01-01T00:00:00Z">
+        <w:r>
+          <w:t xml:space="preserve"> </w:t>
+        </w:r>
+      </w:ins>
+      <w:ins w:id="110" w:author="PR Preview" w:date="2026-01-01T00:00:00Z">
+        <w:r>
+          <w:rPr>
+            <w:b/>
+            <w:bCs/>
+          </w:rPr>
+          <w:t xml:space="preserve">lower triangular</w:t>
+        </w:r>
+      </w:ins>
+      <w:ins w:id="111" w:author="PR Preview" w:date="2026-01-01T00:00:00Z">
+        <w:r>
+          <w:t xml:space="preserve"> </w:t>
+        </w:r>
+      </w:ins>
+      <w:ins w:id="112" w:author="PR Preview" w:date="2026-01-01T00:00:00Z">
+        <w:r>
+          <w:t xml:space="preserve">if every entry above the diagonal is</w:t>
+        </w:r>
+      </w:ins>
+      <w:ins w:id="113" w:author="PR Preview" w:date="2026-01-01T00:00:00Z">
+        <w:r>
+          <w:t xml:space="preserve"> </w:t>
+        </w:r>
+      </w:ins>
+      <m:oMath>
+        <m:r>
+          <m:t>0</m:t>
+        </m:r>
+      </m:oMath>
+      <w:ins w:id="114" w:author="PR Preview" w:date="2026-01-01T00:00:00Z">
+        <w:r>
+          <w:t xml:space="preserve">:</w:t>
+        </w:r>
+      </w:ins>
+      <w:ins w:id="115" w:author="PR Preview" w:date="2026-01-01T00:00:00Z">
+        <w:r>
+          <w:t xml:space="preserve"> </w:t>
+        </w:r>
+      </w:ins>
+      <m:oMath>
+        <m:sSub>
+          <m:e>
+            <m:r>
+              <m:t>ℓ</m:t>
+            </m:r>
+          </m:e>
+          <m:sub>
+            <m:r>
+              <m:t>i</m:t>
+            </m:r>
+            <m:r>
+              <m:t>j</m:t>
+            </m:r>
+          </m:sub>
+        </m:sSub>
+        <m:r>
+          <m:rPr>
+            <m:sty m:val="p"/>
+          </m:rPr>
+          <m:t>=</m:t>
+        </m:r>
+        <m:r>
+          <m:t>0</m:t>
+        </m:r>
+      </m:oMath>
+      <w:ins w:id="116" w:author="PR Preview" w:date="2026-01-01T00:00:00Z">
+        <w:r>
+          <w:t xml:space="preserve"> </w:t>
+        </w:r>
+      </w:ins>
+      <w:ins w:id="117" w:author="PR Preview" w:date="2026-01-01T00:00:00Z">
+        <w:r>
+          <w:t xml:space="preserve">whenever</w:t>
+        </w:r>
+      </w:ins>
+      <w:ins w:id="118" w:author="PR Preview" w:date="2026-01-01T00:00:00Z">
+        <w:r>
+          <w:t xml:space="preserve"> </w:t>
+        </w:r>
+      </w:ins>
+      <m:oMath>
+        <m:r>
+          <m:t>i</m:t>
+        </m:r>
+        <m:r>
+          <m:rPr>
+            <m:sty m:val="p"/>
+          </m:rPr>
+          <m:t>&lt;</m:t>
+        </m:r>
+        <m:r>
+          <m:t>j</m:t>
+        </m:r>
+      </m:oMath>
+      <w:ins w:id="119" w:author="PR Preview" w:date="2026-01-01T00:00:00Z">
+        <w:r>
+          <w:t xml:space="preserve">.</w:t>
+        </w:r>
+      </w:ins>
+    </w:p>
+    <w:bookmarkEnd w:id="115"/>
+    <w:bookmarkStart w:id="116" w:name="def-unit-lower-triangular-matrix"/>
+    <w:p>
+      <w:pPr>
+        <w:pStyle w:val="BodyText"/>
+      </w:pPr>
+      <w:ins w:id="120" w:author="PR Preview" w:date="2026-01-01T00:00:00Z">
+        <w:r>
+          <w:rPr>
+            <w:b/>
+            <w:bCs/>
+          </w:rPr>
+          <w:t xml:space="preserve">Definition 9 (Unit lower triangular matrix)</w:t>
+        </w:r>
+      </w:ins>
+      <w:ins w:id="121" w:author="PR Preview" w:date="2026-01-01T00:00:00Z">
+        <w:r>
+          <w:t xml:space="preserve"> </w:t>
+        </w:r>
+      </w:ins>
+      <w:ins w:id="122" w:author="PR Preview" w:date="2026-01-01T00:00:00Z">
+        <w:r>
+          <w:t xml:space="preserve">A lower triangular matrix (</w:t>
+        </w:r>
+      </w:ins>
+      <w:hyperlink w:anchor="def-lower-triangular-matrix">
+        <w:ins w:id="123" w:author="PR Preview" w:date="2026-01-01T00:00:00Z">
+          <w:r>
+            <w:rPr>
+              <w:rStyle w:val="Hyperlink"/>
+            </w:rPr>
+            <w:t xml:space="preserve">Definition 8</w:t>
+          </w:r>
+        </w:ins>
+      </w:hyperlink>
+      <w:ins w:id="124" w:author="PR Preview" w:date="2026-01-01T00:00:00Z">
+        <w:r>
+          <w:t xml:space="preserve">) whose diagonal entries are all</w:t>
+        </w:r>
+      </w:ins>
+      <w:ins w:id="125" w:author="PR Preview" w:date="2026-01-01T00:00:00Z">
+        <w:r>
+          <w:t xml:space="preserve"> </w:t>
+        </w:r>
+      </w:ins>
+      <m:oMath>
+        <m:r>
+          <m:t>1</m:t>
+        </m:r>
+      </m:oMath>
+      <w:ins w:id="126" w:author="PR Preview" w:date="2026-01-01T00:00:00Z">
+        <w:r>
+          <w:t xml:space="preserve"> </w:t>
+        </w:r>
+      </w:ins>
+      <w:ins w:id="127" w:author="PR Preview" w:date="2026-01-01T00:00:00Z">
+        <w:r>
+          <w:t xml:space="preserve">is</w:t>
+        </w:r>
+      </w:ins>
+      <w:ins w:id="128" w:author="PR Preview" w:date="2026-01-01T00:00:00Z">
+        <w:r>
+          <w:t xml:space="preserve"> </w:t>
+        </w:r>
+      </w:ins>
+      <w:ins w:id="129" w:author="PR Preview" w:date="2026-01-01T00:00:00Z">
+        <w:r>
+          <w:rPr>
+            <w:b/>
+            <w:bCs/>
+          </w:rPr>
+          <w:t xml:space="preserve">unit lower triangular</w:t>
+        </w:r>
+      </w:ins>
+      <w:ins w:id="130" w:author="PR Preview" w:date="2026-01-01T00:00:00Z">
+        <w:r>
+          <w:t xml:space="preserve">.</w:t>
+        </w:r>
+      </w:ins>
+    </w:p>
+    <w:bookmarkEnd w:id="116"/>
+    <w:bookmarkStart w:id="118" w:name="exm-triangular-matrix"/>
     <w:p>
       <w:pPr>
         <w:pStyle w:val="BodyText"/>
@@ -55117,7 +55889,7 @@
       <w:r>
         <w:t xml:space="preserve">A diagonal matrix (</w:t>
       </w:r>
-      <w:hyperlink r:id="rId115">
+      <w:hyperlink r:id="rId117">
         <w:r>
           <w:rPr>
             <w:rStyle w:val="Hyperlink"/>
@@ -55287,8 +56059,8 @@
         <w:t xml:space="preserve">entry.</w:t>
       </w:r>
     </w:p>
-    <w:bookmarkEnd w:id="116"/>
-    <w:bookmarkStart w:id="117" w:name="thm-back-substitution"/>
+    <w:bookmarkEnd w:id="118"/>
+    <w:bookmarkStart w:id="119" w:name="thm-back-substitution"/>
     <w:p>
       <w:pPr>
         <w:pStyle w:val="FirstParagraph"/>
@@ -56026,7 +56798,7 @@
         <w:t xml:space="preserve">).</w:t>
       </w:r>
     </w:p>
-    <w:bookmarkEnd w:id="117"/>
+    <w:bookmarkEnd w:id="119"/>
     <w:p>
       <w:pPr>
         <w:pStyle w:val="BodyText"/>
@@ -57242,7 +58014,7 @@
         <w:t xml:space="preserve">and the same argument runs from the first row to the last.</w:t>
       </w:r>
     </w:p>
-    <w:bookmarkStart w:id="118" w:name="exm-back-substitution"/>
+    <w:bookmarkStart w:id="120" w:name="exm-back-substitution"/>
     <w:p>
       <w:pPr>
         <w:pStyle w:val="BodyText"/>
@@ -58164,8 +58936,8 @@
         <w:t xml:space="preserve">.</w:t>
       </w:r>
     </w:p>
-    <w:bookmarkEnd w:id="118"/>
-    <w:bookmarkStart w:id="119" w:name="thm-qr"/>
+    <w:bookmarkEnd w:id="120"/>
+    <w:bookmarkStart w:id="121" w:name="thm-qr"/>
     <w:p>
       <w:pPr>
         <w:pStyle w:val="BodyText"/>
@@ -58476,7 +59248,7 @@
         <w:t xml:space="preserve">) with positive diagonal entries.</w:t>
       </w:r>
     </w:p>
-    <w:bookmarkEnd w:id="119"/>
+    <w:bookmarkEnd w:id="121"/>
     <w:p>
       <w:pPr>
         <w:pStyle w:val="BodyText"/>
@@ -58598,7 +59370,7 @@
       <w:r>
         <w:t xml:space="preserve">(</w:t>
       </w:r>
-      <w:hyperlink r:id="rId120">
+      <w:hyperlink r:id="rId122">
         <w:r>
           <w:rPr>
             <w:rStyle w:val="Hyperlink"/>
@@ -58615,7 +59387,7 @@
       <w:r>
         <w:t xml:space="preserve">so the Gram-Schmidt process (</w:t>
       </w:r>
-      <w:hyperlink r:id="rId121">
+      <w:hyperlink r:id="rId123">
         <w:r>
           <w:rPr>
             <w:rStyle w:val="Hyperlink"/>
@@ -59720,7 +60492,7 @@
       <w:r>
         <w:t xml:space="preserve">(</w:t>
       </w:r>
-      <w:hyperlink r:id="rId122">
+      <w:hyperlink r:id="rId124">
         <w:r>
           <w:rPr>
             <w:rStyle w:val="Hyperlink"/>
@@ -60532,7 +61304,7 @@
         <w:t xml:space="preserve">.</w:t>
       </w:r>
     </w:p>
-    <w:bookmarkStart w:id="125" w:name="exm-qr"/>
+    <w:bookmarkStart w:id="127" w:name="exm-qr"/>
     <w:p>
       <w:pPr>
         <w:pStyle w:val="BodyText"/>
@@ -60768,7 +61540,7 @@
       <w:r>
         <w:t xml:space="preserve"> </w:t>
       </w:r>
-      <w:hyperlink r:id="rId123">
+      <w:hyperlink r:id="rId125">
         <w:r>
           <w:rPr>
             <w:rStyle w:val="Hyperlink"/>
@@ -60785,7 +61557,7 @@
       <w:r>
         <w:t xml:space="preserve"> </w:t>
       </w:r>
-      <w:hyperlink r:id="rId124">
+      <w:hyperlink r:id="rId126">
         <w:r>
           <w:rPr>
             <w:rStyle w:val="Hyperlink"/>
@@ -62091,28 +62863,36 @@
         </m:oMath>
       </m:oMathPara>
     </w:p>
-    <w:bookmarkEnd w:id="125"/>
-    <w:bookmarkStart w:id="126" w:name="def-least-squares"/>
+    <w:bookmarkEnd w:id="127"/>
+    <w:bookmarkStart w:id="128" w:name="def-least-squares"/>
     <w:p>
       <w:pPr>
         <w:pStyle w:val="FirstParagraph"/>
       </w:pPr>
-      <w:r>
-        <w:rPr>
-          <w:b/>
-          <w:bCs/>
-        </w:rPr>
-        <w:t xml:space="preserve">Definition 8 (Least squares solution)</w:t>
-      </w:r>
-      <w:r>
-        <w:t xml:space="preserve"> </w:t>
-      </w:r>
-      <w:r>
-        <w:t xml:space="preserve">Let</w:t>
-      </w:r>
-      <w:r>
-        <w:t xml:space="preserve"> </w:t>
-      </w:r>
+      <w:del w:id="131" w:author="PR Preview" w:date="2026-01-01T00:00:00Z">
+        <w:r>
+          <w:rPr>
+            <w:b/>
+            <w:bCs/>
+          </w:rPr>
+          <w:delText xml:space="preserve">Definition 8 (Least squares solution)</w:delText>
+        </w:r>
+      </w:del>
+      <w:del w:id="132" w:author="PR Preview" w:date="2026-01-01T00:00:00Z">
+        <w:r>
+          <w:delText xml:space="preserve"> </w:delText>
+        </w:r>
+      </w:del>
+      <w:del w:id="133" w:author="PR Preview" w:date="2026-01-01T00:00:00Z">
+        <w:r>
+          <w:delText xml:space="preserve">Let</w:delText>
+        </w:r>
+      </w:del>
+      <w:del w:id="134" w:author="PR Preview" w:date="2026-01-01T00:00:00Z">
+        <w:r>
+          <w:delText xml:space="preserve"> </w:delText>
+        </w:r>
+      </w:del>
       <m:oMath>
         <m:r>
           <m:rPr>
@@ -62121,15 +62901,21 @@
           <m:t>A</m:t>
         </m:r>
       </m:oMath>
-      <w:r>
-        <w:t xml:space="preserve"> </w:t>
-      </w:r>
-      <w:r>
-        <w:t xml:space="preserve">be</w:t>
-      </w:r>
-      <w:r>
-        <w:t xml:space="preserve"> </w:t>
-      </w:r>
+      <w:del w:id="135" w:author="PR Preview" w:date="2026-01-01T00:00:00Z">
+        <w:r>
+          <w:delText xml:space="preserve"> </w:delText>
+        </w:r>
+      </w:del>
+      <w:del w:id="136" w:author="PR Preview" w:date="2026-01-01T00:00:00Z">
+        <w:r>
+          <w:delText xml:space="preserve">be</w:delText>
+        </w:r>
+      </w:del>
+      <w:del w:id="137" w:author="PR Preview" w:date="2026-01-01T00:00:00Z">
+        <w:r>
+          <w:delText xml:space="preserve"> </w:delText>
+        </w:r>
+      </w:del>
       <m:oMath>
         <m:r>
           <m:t>m</m:t>
@@ -62144,15 +62930,21 @@
           <m:t>n</m:t>
         </m:r>
       </m:oMath>
-      <w:r>
-        <w:t xml:space="preserve"> </w:t>
-      </w:r>
-      <w:r>
-        <w:t xml:space="preserve">and</w:t>
-      </w:r>
-      <w:r>
-        <w:t xml:space="preserve"> </w:t>
-      </w:r>
+      <w:del w:id="138" w:author="PR Preview" w:date="2026-01-01T00:00:00Z">
+        <w:r>
+          <w:delText xml:space="preserve"> </w:delText>
+        </w:r>
+      </w:del>
+      <w:del w:id="139" w:author="PR Preview" w:date="2026-01-01T00:00:00Z">
+        <w:r>
+          <w:delText xml:space="preserve">and</w:delText>
+        </w:r>
+      </w:del>
+      <w:del w:id="140" w:author="PR Preview" w:date="2026-01-01T00:00:00Z">
+        <w:r>
+          <w:delText xml:space="preserve"> </w:delText>
+        </w:r>
+      </w:del>
       <m:oMath>
         <m:acc>
           <m:accPr>
@@ -62187,34 +62979,50 @@
           </m:sup>
         </m:sSup>
       </m:oMath>
-      <w:r>
-        <w:t xml:space="preserve">.</w:t>
-      </w:r>
-      <w:r>
-        <w:t xml:space="preserve"> </w:t>
-      </w:r>
-      <w:r>
-        <w:t xml:space="preserve">A</w:t>
-      </w:r>
-      <w:r>
-        <w:t xml:space="preserve"> </w:t>
-      </w:r>
-      <w:r>
-        <w:rPr>
-          <w:b/>
-          <w:bCs/>
-        </w:rPr>
-        <w:t xml:space="preserve">least squares solution</w:t>
-      </w:r>
-      <w:r>
-        <w:t xml:space="preserve"> </w:t>
-      </w:r>
-      <w:r>
-        <w:t xml:space="preserve">of</w:t>
-      </w:r>
-      <w:r>
-        <w:t xml:space="preserve"> </w:t>
-      </w:r>
+      <w:del w:id="141" w:author="PR Preview" w:date="2026-01-01T00:00:00Z">
+        <w:r>
+          <w:delText xml:space="preserve">.</w:delText>
+        </w:r>
+      </w:del>
+      <w:del w:id="142" w:author="PR Preview" w:date="2026-01-01T00:00:00Z">
+        <w:r>
+          <w:delText xml:space="preserve"> </w:delText>
+        </w:r>
+      </w:del>
+      <w:del w:id="143" w:author="PR Preview" w:date="2026-01-01T00:00:00Z">
+        <w:r>
+          <w:delText xml:space="preserve">A</w:delText>
+        </w:r>
+      </w:del>
+      <w:del w:id="144" w:author="PR Preview" w:date="2026-01-01T00:00:00Z">
+        <w:r>
+          <w:delText xml:space="preserve"> </w:delText>
+        </w:r>
+      </w:del>
+      <w:del w:id="145" w:author="PR Preview" w:date="2026-01-01T00:00:00Z">
+        <w:r>
+          <w:rPr>
+            <w:b/>
+            <w:bCs/>
+          </w:rPr>
+          <w:delText xml:space="preserve">least squares solution</w:delText>
+        </w:r>
+      </w:del>
+      <w:del w:id="146" w:author="PR Preview" w:date="2026-01-01T00:00:00Z">
+        <w:r>
+          <w:delText xml:space="preserve"> </w:delText>
+        </w:r>
+      </w:del>
+      <w:del w:id="147" w:author="PR Preview" w:date="2026-01-01T00:00:00Z">
+        <w:r>
+          <w:delText xml:space="preserve">of</w:delText>
+        </w:r>
+      </w:del>
+      <w:del w:id="148" w:author="PR Preview" w:date="2026-01-01T00:00:00Z">
+        <w:r>
+          <w:delText xml:space="preserve"> </w:delText>
+        </w:r>
+      </w:del>
       <m:oMath>
         <m:r>
           <m:rPr>
@@ -62249,15 +63057,21 @@
           </m:e>
         </m:acc>
       </m:oMath>
-      <w:r>
-        <w:t xml:space="preserve"> </w:t>
-      </w:r>
-      <w:r>
-        <w:t xml:space="preserve">is a vector</w:t>
-      </w:r>
-      <w:r>
-        <w:t xml:space="preserve"> </w:t>
-      </w:r>
+      <w:del w:id="149" w:author="PR Preview" w:date="2026-01-01T00:00:00Z">
+        <w:r>
+          <w:delText xml:space="preserve"> </w:delText>
+        </w:r>
+      </w:del>
+      <w:del w:id="150" w:author="PR Preview" w:date="2026-01-01T00:00:00Z">
+        <w:r>
+          <w:delText xml:space="preserve">is a vector</w:delText>
+        </w:r>
+      </w:del>
+      <w:del w:id="151" w:author="PR Preview" w:date="2026-01-01T00:00:00Z">
+        <w:r>
+          <w:delText xml:space="preserve"> </w:delText>
+        </w:r>
+      </w:del>
       <m:oMath>
         <m:acc>
           <m:accPr>
@@ -62299,12 +63113,275 @@
           </m:sup>
         </m:sSup>
       </m:oMath>
-      <w:r>
-        <w:t xml:space="preserve"> </w:t>
-      </w:r>
-      <w:r>
-        <w:t xml:space="preserve">such that</w:t>
-      </w:r>
+      <w:del w:id="152" w:author="PR Preview" w:date="2026-01-01T00:00:00Z">
+        <w:r>
+          <w:delText xml:space="preserve"> </w:delText>
+        </w:r>
+      </w:del>
+      <w:del w:id="153" w:author="PR Preview" w:date="2026-01-01T00:00:00Z">
+        <w:r>
+          <w:delText xml:space="preserve">such that</w:delText>
+        </w:r>
+      </w:del>
+    </w:p>
+    <w:p>
+      <w:pPr>
+        <w:pStyle w:val="FirstParagraph"/>
+      </w:pPr>
+      <w:ins w:id="154" w:author="PR Preview" w:date="2026-01-01T00:00:00Z">
+        <w:r>
+          <w:rPr>
+            <w:b/>
+            <w:bCs/>
+          </w:rPr>
+          <w:t xml:space="preserve">Definition 10 (Least squares solution)</w:t>
+        </w:r>
+      </w:ins>
+      <w:ins w:id="155" w:author="PR Preview" w:date="2026-01-01T00:00:00Z">
+        <w:r>
+          <w:t xml:space="preserve"> </w:t>
+        </w:r>
+      </w:ins>
+      <w:ins w:id="156" w:author="PR Preview" w:date="2026-01-01T00:00:00Z">
+        <w:r>
+          <w:t xml:space="preserve">Let</w:t>
+        </w:r>
+      </w:ins>
+      <w:ins w:id="157" w:author="PR Preview" w:date="2026-01-01T00:00:00Z">
+        <w:r>
+          <w:t xml:space="preserve"> </w:t>
+        </w:r>
+      </w:ins>
+      <m:oMath>
+        <m:r>
+          <m:rPr>
+            <m:sty m:val="bi"/>
+          </m:rPr>
+          <m:t>A</m:t>
+        </m:r>
+      </m:oMath>
+      <w:ins w:id="158" w:author="PR Preview" w:date="2026-01-01T00:00:00Z">
+        <w:r>
+          <w:t xml:space="preserve"> </w:t>
+        </w:r>
+      </w:ins>
+      <w:ins w:id="159" w:author="PR Preview" w:date="2026-01-01T00:00:00Z">
+        <w:r>
+          <w:t xml:space="preserve">be</w:t>
+        </w:r>
+      </w:ins>
+      <w:ins w:id="160" w:author="PR Preview" w:date="2026-01-01T00:00:00Z">
+        <w:r>
+          <w:t xml:space="preserve"> </w:t>
+        </w:r>
+      </w:ins>
+      <m:oMath>
+        <m:r>
+          <m:t>m</m:t>
+        </m:r>
+        <m:r>
+          <m:rPr>
+            <m:sty m:val="p"/>
+          </m:rPr>
+          <m:t>×</m:t>
+        </m:r>
+        <m:r>
+          <m:t>n</m:t>
+        </m:r>
+      </m:oMath>
+      <w:ins w:id="161" w:author="PR Preview" w:date="2026-01-01T00:00:00Z">
+        <w:r>
+          <w:t xml:space="preserve"> </w:t>
+        </w:r>
+      </w:ins>
+      <w:ins w:id="162" w:author="PR Preview" w:date="2026-01-01T00:00:00Z">
+        <w:r>
+          <w:t xml:space="preserve">and</w:t>
+        </w:r>
+      </w:ins>
+      <w:ins w:id="163" w:author="PR Preview" w:date="2026-01-01T00:00:00Z">
+        <w:r>
+          <w:t xml:space="preserve"> </w:t>
+        </w:r>
+      </w:ins>
+      <m:oMath>
+        <m:acc>
+          <m:accPr>
+            <m:chr m:val="̃"/>
+          </m:accPr>
+          <m:e>
+            <m:r>
+              <m:t>b</m:t>
+            </m:r>
+          </m:e>
+        </m:acc>
+        <m:r>
+          <m:rPr>
+            <m:sty m:val="p"/>
+          </m:rPr>
+          <m:t>∈</m:t>
+        </m:r>
+        <m:sSup>
+          <m:e>
+            <m:r>
+              <m:rPr>
+                <m:scr m:val="double-struck"/>
+                <m:sty m:val="p"/>
+              </m:rPr>
+              <m:t>R</m:t>
+            </m:r>
+          </m:e>
+          <m:sup>
+            <m:r>
+              <m:t>m</m:t>
+            </m:r>
+          </m:sup>
+        </m:sSup>
+      </m:oMath>
+      <w:ins w:id="164" w:author="PR Preview" w:date="2026-01-01T00:00:00Z">
+        <w:r>
+          <w:t xml:space="preserve">.</w:t>
+        </w:r>
+      </w:ins>
+      <w:ins w:id="165" w:author="PR Preview" w:date="2026-01-01T00:00:00Z">
+        <w:r>
+          <w:t xml:space="preserve"> </w:t>
+        </w:r>
+      </w:ins>
+      <w:ins w:id="166" w:author="PR Preview" w:date="2026-01-01T00:00:00Z">
+        <w:r>
+          <w:t xml:space="preserve">A</w:t>
+        </w:r>
+      </w:ins>
+      <w:ins w:id="167" w:author="PR Preview" w:date="2026-01-01T00:00:00Z">
+        <w:r>
+          <w:t xml:space="preserve"> </w:t>
+        </w:r>
+      </w:ins>
+      <w:ins w:id="168" w:author="PR Preview" w:date="2026-01-01T00:00:00Z">
+        <w:r>
+          <w:rPr>
+            <w:b/>
+            <w:bCs/>
+          </w:rPr>
+          <w:t xml:space="preserve">least squares solution</w:t>
+        </w:r>
+      </w:ins>
+      <w:ins w:id="169" w:author="PR Preview" w:date="2026-01-01T00:00:00Z">
+        <w:r>
+          <w:t xml:space="preserve"> </w:t>
+        </w:r>
+      </w:ins>
+      <w:ins w:id="170" w:author="PR Preview" w:date="2026-01-01T00:00:00Z">
+        <w:r>
+          <w:t xml:space="preserve">of</w:t>
+        </w:r>
+      </w:ins>
+      <w:ins w:id="171" w:author="PR Preview" w:date="2026-01-01T00:00:00Z">
+        <w:r>
+          <w:t xml:space="preserve"> </w:t>
+        </w:r>
+      </w:ins>
+      <m:oMath>
+        <m:r>
+          <m:rPr>
+            <m:sty m:val="bi"/>
+          </m:rPr>
+          <m:t>A</m:t>
+        </m:r>
+        <m:acc>
+          <m:accPr>
+            <m:chr m:val="̃"/>
+          </m:accPr>
+          <m:e>
+            <m:r>
+              <m:t>x</m:t>
+            </m:r>
+          </m:e>
+        </m:acc>
+        <m:r>
+          <m:rPr>
+            <m:sty m:val="p"/>
+          </m:rPr>
+          <m:t>=</m:t>
+        </m:r>
+        <m:acc>
+          <m:accPr>
+            <m:chr m:val="̃"/>
+          </m:accPr>
+          <m:e>
+            <m:r>
+              <m:t>b</m:t>
+            </m:r>
+          </m:e>
+        </m:acc>
+      </m:oMath>
+      <w:ins w:id="172" w:author="PR Preview" w:date="2026-01-01T00:00:00Z">
+        <w:r>
+          <w:t xml:space="preserve"> </w:t>
+        </w:r>
+      </w:ins>
+      <w:ins w:id="173" w:author="PR Preview" w:date="2026-01-01T00:00:00Z">
+        <w:r>
+          <w:t xml:space="preserve">is a vector</w:t>
+        </w:r>
+      </w:ins>
+      <w:ins w:id="174" w:author="PR Preview" w:date="2026-01-01T00:00:00Z">
+        <w:r>
+          <w:t xml:space="preserve"> </w:t>
+        </w:r>
+      </w:ins>
+      <m:oMath>
+        <m:acc>
+          <m:accPr>
+            <m:chr m:val="̂"/>
+          </m:accPr>
+          <m:e>
+            <m:acc>
+              <m:accPr>
+                <m:chr m:val="̃"/>
+              </m:accPr>
+              <m:e>
+                <m:r>
+                  <m:t>x</m:t>
+                </m:r>
+              </m:e>
+            </m:acc>
+          </m:e>
+        </m:acc>
+        <m:r>
+          <m:rPr>
+            <m:sty m:val="p"/>
+          </m:rPr>
+          <m:t>∈</m:t>
+        </m:r>
+        <m:sSup>
+          <m:e>
+            <m:r>
+              <m:rPr>
+                <m:scr m:val="double-struck"/>
+                <m:sty m:val="p"/>
+              </m:rPr>
+              <m:t>R</m:t>
+            </m:r>
+          </m:e>
+          <m:sup>
+            <m:r>
+              <m:t>n</m:t>
+            </m:r>
+          </m:sup>
+        </m:sSup>
+      </m:oMath>
+      <w:ins w:id="175" w:author="PR Preview" w:date="2026-01-01T00:00:00Z">
+        <w:r>
+          <w:t xml:space="preserve"> </w:t>
+        </w:r>
+      </w:ins>
+      <w:ins w:id="176" w:author="PR Preview" w:date="2026-01-01T00:00:00Z">
+        <w:r>
+          <w:t xml:space="preserve">such that</w:t>
+        </w:r>
+      </w:ins>
     </w:p>
     <w:p>
       <w:pPr>
@@ -62475,8 +63552,8 @@
         </m:oMath>
       </m:oMathPara>
     </w:p>
-    <w:bookmarkEnd w:id="126"/>
-    <w:bookmarkStart w:id="127" w:name="exm-least-squares"/>
+    <w:bookmarkEnd w:id="128"/>
+    <w:bookmarkStart w:id="129" w:name="exm-least-squares"/>
     <w:p>
       <w:pPr>
         <w:pStyle w:val="FirstParagraph"/>
@@ -63147,28 +64224,36 @@
         <w:t xml:space="preserve">too.</w:t>
       </w:r>
     </w:p>
-    <w:bookmarkEnd w:id="127"/>
-    <w:bookmarkStart w:id="128" w:name="def-normal-equations"/>
+    <w:bookmarkEnd w:id="129"/>
+    <w:bookmarkStart w:id="130" w:name="def-normal-equations"/>
     <w:p>
       <w:pPr>
         <w:pStyle w:val="BodyText"/>
       </w:pPr>
-      <w:r>
-        <w:rPr>
-          <w:b/>
-          <w:bCs/>
-        </w:rPr>
-        <w:t xml:space="preserve">Definition 9 (Normal equations)</w:t>
-      </w:r>
-      <w:r>
-        <w:t xml:space="preserve"> </w:t>
-      </w:r>
-      <w:r>
-        <w:t xml:space="preserve">For</w:t>
-      </w:r>
-      <w:r>
-        <w:t xml:space="preserve"> </w:t>
-      </w:r>
+      <w:del w:id="177" w:author="PR Preview" w:date="2026-01-01T00:00:00Z">
+        <w:r>
+          <w:rPr>
+            <w:b/>
+            <w:bCs/>
+          </w:rPr>
+          <w:delText xml:space="preserve">Definition 9 (Normal equations)</w:delText>
+        </w:r>
+      </w:del>
+      <w:del w:id="178" w:author="PR Preview" w:date="2026-01-01T00:00:00Z">
+        <w:r>
+          <w:delText xml:space="preserve"> </w:delText>
+        </w:r>
+      </w:del>
+      <w:del w:id="179" w:author="PR Preview" w:date="2026-01-01T00:00:00Z">
+        <w:r>
+          <w:delText xml:space="preserve">For</w:delText>
+        </w:r>
+      </w:del>
+      <w:del w:id="180" w:author="PR Preview" w:date="2026-01-01T00:00:00Z">
+        <w:r>
+          <w:delText xml:space="preserve"> </w:delText>
+        </w:r>
+      </w:del>
       <m:oMath>
         <m:r>
           <m:rPr>
@@ -63177,15 +64262,21 @@
           <m:t>A</m:t>
         </m:r>
       </m:oMath>
-      <w:r>
-        <w:t xml:space="preserve"> </w:t>
-      </w:r>
-      <w:r>
-        <w:t xml:space="preserve">and</w:t>
-      </w:r>
-      <w:r>
-        <w:t xml:space="preserve"> </w:t>
-      </w:r>
+      <w:del w:id="181" w:author="PR Preview" w:date="2026-01-01T00:00:00Z">
+        <w:r>
+          <w:delText xml:space="preserve"> </w:delText>
+        </w:r>
+      </w:del>
+      <w:del w:id="182" w:author="PR Preview" w:date="2026-01-01T00:00:00Z">
+        <w:r>
+          <w:delText xml:space="preserve">and</w:delText>
+        </w:r>
+      </w:del>
+      <w:del w:id="183" w:author="PR Preview" w:date="2026-01-01T00:00:00Z">
+        <w:r>
+          <w:delText xml:space="preserve"> </w:delText>
+        </w:r>
+      </w:del>
       <m:oMath>
         <m:acc>
           <m:accPr>
@@ -63198,35 +64289,51 @@
           </m:e>
         </m:acc>
       </m:oMath>
-      <w:r>
-        <w:t xml:space="preserve"> </w:t>
-      </w:r>
-      <w:r>
-        <w:t xml:space="preserve">as in</w:t>
-      </w:r>
-      <w:r>
-        <w:t xml:space="preserve"> </w:t>
-      </w:r>
+      <w:del w:id="184" w:author="PR Preview" w:date="2026-01-01T00:00:00Z">
+        <w:r>
+          <w:delText xml:space="preserve"> </w:delText>
+        </w:r>
+      </w:del>
+      <w:del w:id="185" w:author="PR Preview" w:date="2026-01-01T00:00:00Z">
+        <w:r>
+          <w:delText xml:space="preserve">as in</w:delText>
+        </w:r>
+      </w:del>
+      <w:del w:id="186" w:author="PR Preview" w:date="2026-01-01T00:00:00Z">
+        <w:r>
+          <w:delText xml:space="preserve"> </w:delText>
+        </w:r>
+      </w:del>
       <w:hyperlink w:anchor="def-least-squares">
+        <w:del w:id="187" w:author="PR Preview" w:date="2026-01-01T00:00:00Z">
+          <w:r>
+            <w:rPr>
+              <w:rStyle w:val="Hyperlink"/>
+            </w:rPr>
+            <w:delText xml:space="preserve">Definition 8</w:delText>
+          </w:r>
+        </w:del>
+      </w:hyperlink>
+      <w:del w:id="188" w:author="PR Preview" w:date="2026-01-01T00:00:00Z">
         <w:r>
-          <w:rPr>
-            <w:rStyle w:val="Hyperlink"/>
-          </w:rPr>
-          <w:t xml:space="preserve">Definition 8</w:t>
+          <w:delText xml:space="preserve">,</w:delText>
         </w:r>
-      </w:hyperlink>
-      <w:r>
-        <w:t xml:space="preserve">,</w:t>
-      </w:r>
-      <w:r>
-        <w:t xml:space="preserve"> </w:t>
-      </w:r>
-      <w:r>
-        <w:t xml:space="preserve">the equations</w:t>
-      </w:r>
-      <w:r>
-        <w:t xml:space="preserve"> </w:t>
-      </w:r>
+      </w:del>
+      <w:del w:id="189" w:author="PR Preview" w:date="2026-01-01T00:00:00Z">
+        <w:r>
+          <w:delText xml:space="preserve"> </w:delText>
+        </w:r>
+      </w:del>
+      <w:del w:id="190" w:author="PR Preview" w:date="2026-01-01T00:00:00Z">
+        <w:r>
+          <w:delText xml:space="preserve">the equations</w:delText>
+        </w:r>
+      </w:del>
+      <w:del w:id="191" w:author="PR Preview" w:date="2026-01-01T00:00:00Z">
+        <w:r>
+          <w:delText xml:space="preserve"> </w:delText>
+        </w:r>
+      </w:del>
       <m:oMath>
         <m:sSup>
           <m:e>
@@ -63297,28 +64404,246 @@
           </m:e>
         </m:acc>
       </m:oMath>
-      <w:r>
-        <w:t xml:space="preserve"> </w:t>
-      </w:r>
-      <w:r>
-        <w:t xml:space="preserve">are the</w:t>
-      </w:r>
-      <w:r>
-        <w:t xml:space="preserve"> </w:t>
-      </w:r>
-      <w:r>
-        <w:rPr>
-          <w:b/>
-          <w:bCs/>
-        </w:rPr>
-        <w:t xml:space="preserve">normal equations</w:t>
-      </w:r>
-      <w:r>
-        <w:t xml:space="preserve">.</w:t>
-      </w:r>
+      <w:del w:id="192" w:author="PR Preview" w:date="2026-01-01T00:00:00Z">
+        <w:r>
+          <w:delText xml:space="preserve"> </w:delText>
+        </w:r>
+      </w:del>
+      <w:del w:id="193" w:author="PR Preview" w:date="2026-01-01T00:00:00Z">
+        <w:r>
+          <w:delText xml:space="preserve">are the</w:delText>
+        </w:r>
+      </w:del>
+      <w:del w:id="194" w:author="PR Preview" w:date="2026-01-01T00:00:00Z">
+        <w:r>
+          <w:delText xml:space="preserve"> </w:delText>
+        </w:r>
+      </w:del>
+      <w:del w:id="195" w:author="PR Preview" w:date="2026-01-01T00:00:00Z">
+        <w:r>
+          <w:rPr>
+            <w:b/>
+            <w:bCs/>
+          </w:rPr>
+          <w:delText xml:space="preserve">normal equations</w:delText>
+        </w:r>
+      </w:del>
+      <w:del w:id="196" w:author="PR Preview" w:date="2026-01-01T00:00:00Z">
+        <w:r>
+          <w:delText xml:space="preserve">.</w:delText>
+        </w:r>
+      </w:del>
     </w:p>
-    <w:bookmarkEnd w:id="128"/>
-    <w:bookmarkStart w:id="129" w:name="thm-normal-equations"/>
+    <w:p>
+      <w:pPr>
+        <w:pStyle w:val="BodyText"/>
+      </w:pPr>
+      <w:ins w:id="197" w:author="PR Preview" w:date="2026-01-01T00:00:00Z">
+        <w:r>
+          <w:rPr>
+            <w:b/>
+            <w:bCs/>
+          </w:rPr>
+          <w:t xml:space="preserve">Definition 11 (Normal equations)</w:t>
+        </w:r>
+      </w:ins>
+      <w:ins w:id="198" w:author="PR Preview" w:date="2026-01-01T00:00:00Z">
+        <w:r>
+          <w:t xml:space="preserve"> </w:t>
+        </w:r>
+      </w:ins>
+      <w:ins w:id="199" w:author="PR Preview" w:date="2026-01-01T00:00:00Z">
+        <w:r>
+          <w:t xml:space="preserve">For</w:t>
+        </w:r>
+      </w:ins>
+      <w:ins w:id="200" w:author="PR Preview" w:date="2026-01-01T00:00:00Z">
+        <w:r>
+          <w:t xml:space="preserve"> </w:t>
+        </w:r>
+      </w:ins>
+      <m:oMath>
+        <m:r>
+          <m:rPr>
+            <m:sty m:val="bi"/>
+          </m:rPr>
+          <m:t>A</m:t>
+        </m:r>
+      </m:oMath>
+      <w:ins w:id="201" w:author="PR Preview" w:date="2026-01-01T00:00:00Z">
+        <w:r>
+          <w:t xml:space="preserve"> </w:t>
+        </w:r>
+      </w:ins>
+      <w:ins w:id="202" w:author="PR Preview" w:date="2026-01-01T00:00:00Z">
+        <w:r>
+          <w:t xml:space="preserve">and</w:t>
+        </w:r>
+      </w:ins>
+      <w:ins w:id="203" w:author="PR Preview" w:date="2026-01-01T00:00:00Z">
+        <w:r>
+          <w:t xml:space="preserve"> </w:t>
+        </w:r>
+      </w:ins>
+      <m:oMath>
+        <m:acc>
+          <m:accPr>
+            <m:chr m:val="̃"/>
+          </m:accPr>
+          <m:e>
+            <m:r>
+              <m:t>b</m:t>
+            </m:r>
+          </m:e>
+        </m:acc>
+      </m:oMath>
+      <w:ins w:id="204" w:author="PR Preview" w:date="2026-01-01T00:00:00Z">
+        <w:r>
+          <w:t xml:space="preserve"> </w:t>
+        </w:r>
+      </w:ins>
+      <w:ins w:id="205" w:author="PR Preview" w:date="2026-01-01T00:00:00Z">
+        <w:r>
+          <w:t xml:space="preserve">as in</w:t>
+        </w:r>
+      </w:ins>
+      <w:ins w:id="206" w:author="PR Preview" w:date="2026-01-01T00:00:00Z">
+        <w:r>
+          <w:t xml:space="preserve"> </w:t>
+        </w:r>
+      </w:ins>
+      <w:hyperlink w:anchor="def-least-squares">
+        <w:ins w:id="207" w:author="PR Preview" w:date="2026-01-01T00:00:00Z">
+          <w:r>
+            <w:rPr>
+              <w:rStyle w:val="Hyperlink"/>
+            </w:rPr>
+            <w:t xml:space="preserve">Definition 10</w:t>
+          </w:r>
+        </w:ins>
+      </w:hyperlink>
+      <w:ins w:id="208" w:author="PR Preview" w:date="2026-01-01T00:00:00Z">
+        <w:r>
+          <w:t xml:space="preserve">,</w:t>
+        </w:r>
+      </w:ins>
+      <w:ins w:id="209" w:author="PR Preview" w:date="2026-01-01T00:00:00Z">
+        <w:r>
+          <w:t xml:space="preserve"> </w:t>
+        </w:r>
+      </w:ins>
+      <w:ins w:id="210" w:author="PR Preview" w:date="2026-01-01T00:00:00Z">
+        <w:r>
+          <w:t xml:space="preserve">the equations</w:t>
+        </w:r>
+      </w:ins>
+      <w:ins w:id="211" w:author="PR Preview" w:date="2026-01-01T00:00:00Z">
+        <w:r>
+          <w:t xml:space="preserve"> </w:t>
+        </w:r>
+      </w:ins>
+      <m:oMath>
+        <m:sSup>
+          <m:e>
+            <m:r>
+              <m:rPr>
+                <m:sty m:val="bi"/>
+              </m:rPr>
+              <m:t>A</m:t>
+            </m:r>
+          </m:e>
+          <m:sup>
+            <m:r>
+              <m:rPr>
+                <m:sty m:val="p"/>
+              </m:rPr>
+              <m:t>⊤</m:t>
+            </m:r>
+          </m:sup>
+        </m:sSup>
+        <m:r>
+          <m:rPr>
+            <m:sty m:val="bi"/>
+          </m:rPr>
+          <m:t>A</m:t>
+        </m:r>
+        <m:acc>
+          <m:accPr>
+            <m:chr m:val="̃"/>
+          </m:accPr>
+          <m:e>
+            <m:r>
+              <m:t>x</m:t>
+            </m:r>
+          </m:e>
+        </m:acc>
+        <m:r>
+          <m:rPr>
+            <m:sty m:val="p"/>
+          </m:rPr>
+          <m:t>=</m:t>
+        </m:r>
+        <m:sSup>
+          <m:e>
+            <m:r>
+              <m:rPr>
+                <m:sty m:val="bi"/>
+              </m:rPr>
+              <m:t>A</m:t>
+            </m:r>
+          </m:e>
+          <m:sup>
+            <m:r>
+              <m:rPr>
+                <m:sty m:val="p"/>
+              </m:rPr>
+              <m:t>⊤</m:t>
+            </m:r>
+          </m:sup>
+        </m:sSup>
+        <m:acc>
+          <m:accPr>
+            <m:chr m:val="̃"/>
+          </m:accPr>
+          <m:e>
+            <m:r>
+              <m:t>b</m:t>
+            </m:r>
+          </m:e>
+        </m:acc>
+      </m:oMath>
+      <w:ins w:id="212" w:author="PR Preview" w:date="2026-01-01T00:00:00Z">
+        <w:r>
+          <w:t xml:space="preserve"> </w:t>
+        </w:r>
+      </w:ins>
+      <w:ins w:id="213" w:author="PR Preview" w:date="2026-01-01T00:00:00Z">
+        <w:r>
+          <w:t xml:space="preserve">are the</w:t>
+        </w:r>
+      </w:ins>
+      <w:ins w:id="214" w:author="PR Preview" w:date="2026-01-01T00:00:00Z">
+        <w:r>
+          <w:t xml:space="preserve"> </w:t>
+        </w:r>
+      </w:ins>
+      <w:ins w:id="215" w:author="PR Preview" w:date="2026-01-01T00:00:00Z">
+        <w:r>
+          <w:rPr>
+            <w:b/>
+            <w:bCs/>
+          </w:rPr>
+          <w:t xml:space="preserve">normal equations</w:t>
+        </w:r>
+      </w:ins>
+      <w:ins w:id="216" w:author="PR Preview" w:date="2026-01-01T00:00:00Z">
+        <w:r>
+          <w:t xml:space="preserve">.</w:t>
+        </w:r>
+      </w:ins>
+    </w:p>
+    <w:bookmarkEnd w:id="130"/>
+    <w:bookmarkStart w:id="131" w:name="thm-normal-equations"/>
     <w:p>
       <w:pPr>
         <w:pStyle w:val="BodyText"/>
@@ -63444,32 +64769,46 @@
           </m:e>
         </m:acc>
       </m:oMath>
-      <w:r>
-        <w:t xml:space="preserve"> </w:t>
-      </w:r>
-      <w:r>
-        <w:t xml:space="preserve">is a least squares solution (</w:t>
-      </w:r>
+      <w:del w:id="217" w:author="PR Preview" w:date="2026-01-01T00:00:00Z">
+        <w:r>
+          <w:delText xml:space="preserve"> </w:delText>
+        </w:r>
+      </w:del>
+      <w:del w:id="218" w:author="PR Preview" w:date="2026-01-01T00:00:00Z">
+        <w:r>
+          <w:delText xml:space="preserve">is a least squares solution (</w:delText>
+        </w:r>
+      </w:del>
       <w:hyperlink w:anchor="def-least-squares">
+        <w:del w:id="219" w:author="PR Preview" w:date="2026-01-01T00:00:00Z">
+          <w:r>
+            <w:rPr>
+              <w:rStyle w:val="Hyperlink"/>
+            </w:rPr>
+            <w:delText xml:space="preserve">Definition 8</w:delText>
+          </w:r>
+        </w:del>
+      </w:hyperlink>
+      <w:del w:id="220" w:author="PR Preview" w:date="2026-01-01T00:00:00Z">
         <w:r>
-          <w:rPr>
-            <w:rStyle w:val="Hyperlink"/>
-          </w:rPr>
-          <w:t xml:space="preserve">Definition 8</w:t>
+          <w:delText xml:space="preserve">)</w:delText>
         </w:r>
-      </w:hyperlink>
-      <w:r>
-        <w:t xml:space="preserve">)</w:t>
-      </w:r>
-      <w:r>
-        <w:t xml:space="preserve"> </w:t>
-      </w:r>
-      <w:r>
-        <w:t xml:space="preserve">exactly when it solves the normal equations</w:t>
-      </w:r>
-      <w:r>
-        <w:t xml:space="preserve"> </w:t>
-      </w:r>
+      </w:del>
+      <w:del w:id="221" w:author="PR Preview" w:date="2026-01-01T00:00:00Z">
+        <w:r>
+          <w:delText xml:space="preserve"> </w:delText>
+        </w:r>
+      </w:del>
+      <w:del w:id="222" w:author="PR Preview" w:date="2026-01-01T00:00:00Z">
+        <w:r>
+          <w:delText xml:space="preserve">exactly when it solves the normal equations</w:delText>
+        </w:r>
+      </w:del>
+      <w:del w:id="223" w:author="PR Preview" w:date="2026-01-01T00:00:00Z">
+        <w:r>
+          <w:delText xml:space="preserve"> </w:delText>
+        </w:r>
+      </w:del>
       <m:oMath>
         <m:sSup>
           <m:e>
@@ -63547,9 +64886,11 @@
           </m:e>
         </m:acc>
       </m:oMath>
-      <w:r>
-        <w:t xml:space="preserve">.</w:t>
-      </w:r>
+      <w:del w:id="224" w:author="PR Preview" w:date="2026-01-01T00:00:00Z">
+        <w:r>
+          <w:delText xml:space="preserve">.</w:delText>
+        </w:r>
+      </w:del>
     </w:p>
     <w:p>
       <w:pPr>
@@ -63559,42 +64900,7 @@
           <w:numId w:val="1012"/>
         </w:numPr>
       </w:pPr>
-      <w:r>
-        <w:t xml:space="preserve">The normal equations are consistent (</w:t>
-      </w:r>
-      <w:hyperlink w:anchor="def-consistent-system">
-        <w:r>
-          <w:rPr>
-            <w:rStyle w:val="Hyperlink"/>
-          </w:rPr>
-          <w:t xml:space="preserve">Definition 6</w:t>
-        </w:r>
-      </w:hyperlink>
-      <w:r>
-        <w:t xml:space="preserve">).</w:t>
-      </w:r>
-    </w:p>
-    <w:p>
-      <w:pPr>
-        <w:pStyle w:val="Compact"/>
-        <w:numPr>
-          <w:ilvl w:val="0"/>
-          <w:numId w:val="1012"/>
-        </w:numPr>
-      </w:pPr>
-      <w:r>
-        <w:t xml:space="preserve">Every least squares solution gives the same fitted vector</w:t>
-      </w:r>
-      <w:r>
-        <w:t xml:space="preserve"> </w:t>
-      </w:r>
-      <m:oMath>
-        <m:r>
-          <m:rPr>
-            <m:sty m:val="bi"/>
-          </m:rPr>
-          <m:t>A</m:t>
-        </m:r>
+      <m:oMath>
         <m:acc>
           <m:accPr>
             <m:chr m:val="̂"/>
@@ -63613,146 +64919,71 @@
           </m:e>
         </m:acc>
       </m:oMath>
-      <w:r>
-        <w:t xml:space="preserve">:</w:t>
-      </w:r>
-      <w:r>
-        <w:t xml:space="preserve"> </w:t>
-      </w:r>
-      <w:r>
-        <w:t xml:space="preserve">the orthogonal projection of</w:t>
-      </w:r>
-      <w:r>
-        <w:t xml:space="preserve"> </w:t>
-      </w:r>
-      <m:oMath>
-        <m:acc>
-          <m:accPr>
-            <m:chr m:val="̃"/>
-          </m:accPr>
+      <w:ins w:id="225" w:author="PR Preview" w:date="2026-01-01T00:00:00Z">
+        <w:r>
+          <w:t xml:space="preserve"> </w:t>
+        </w:r>
+      </w:ins>
+      <w:ins w:id="226" w:author="PR Preview" w:date="2026-01-01T00:00:00Z">
+        <w:r>
+          <w:t xml:space="preserve">is a least squares solution (</w:t>
+        </w:r>
+      </w:ins>
+      <w:hyperlink w:anchor="def-least-squares">
+        <w:ins w:id="227" w:author="PR Preview" w:date="2026-01-01T00:00:00Z">
+          <w:r>
+            <w:rPr>
+              <w:rStyle w:val="Hyperlink"/>
+            </w:rPr>
+            <w:t xml:space="preserve">Definition 10</w:t>
+          </w:r>
+        </w:ins>
+      </w:hyperlink>
+      <w:ins w:id="228" w:author="PR Preview" w:date="2026-01-01T00:00:00Z">
+        <w:r>
+          <w:t xml:space="preserve">)</w:t>
+        </w:r>
+      </w:ins>
+      <w:ins w:id="229" w:author="PR Preview" w:date="2026-01-01T00:00:00Z">
+        <w:r>
+          <w:t xml:space="preserve"> </w:t>
+        </w:r>
+      </w:ins>
+      <w:ins w:id="230" w:author="PR Preview" w:date="2026-01-01T00:00:00Z">
+        <w:r>
+          <w:t xml:space="preserve">exactly when it solves the normal equations</w:t>
+        </w:r>
+      </w:ins>
+      <w:ins w:id="231" w:author="PR Preview" w:date="2026-01-01T00:00:00Z">
+        <w:r>
+          <w:t xml:space="preserve"> </w:t>
+        </w:r>
+      </w:ins>
+      <m:oMath>
+        <m:sSup>
           <m:e>
             <m:r>
-              <m:t>b</m:t>
+              <m:rPr>
+                <m:sty m:val="bi"/>
+              </m:rPr>
+              <m:t>A</m:t>
             </m:r>
           </m:e>
-        </m:acc>
-      </m:oMath>
-      <w:r>
-        <w:t xml:space="preserve"> </w:t>
-      </w:r>
-      <w:r>
-        <w:t xml:space="preserve">onto</w:t>
-      </w:r>
-      <w:r>
-        <w:t xml:space="preserve"> </w:t>
-      </w:r>
-      <m:oMath>
-        <m:r>
-          <m:rPr>
-            <m:scr m:val="script"/>
-            <m:sty m:val="p"/>
-          </m:rPr>
-          <m:t>C</m:t>
-        </m:r>
-        <m:r>
-          <m:rPr>
-            <m:sty m:val="p"/>
-          </m:rPr>
-          <m:t>(</m:t>
-        </m:r>
+          <m:sup>
+            <m:r>
+              <m:rPr>
+                <m:sty m:val="p"/>
+              </m:rPr>
+              <m:t>⊤</m:t>
+            </m:r>
+          </m:sup>
+        </m:sSup>
         <m:r>
           <m:rPr>
             <m:sty m:val="bi"/>
           </m:rPr>
           <m:t>A</m:t>
         </m:r>
-        <m:r>
-          <m:rPr>
-            <m:sty m:val="p"/>
-          </m:rPr>
-          <m:t>)</m:t>
-        </m:r>
-      </m:oMath>
-      <w:r>
-        <w:t xml:space="preserve"> </w:t>
-      </w:r>
-      <w:r>
-        <w:t xml:space="preserve">(</w:t>
-      </w:r>
-      <w:hyperlink w:anchor="def-orthogonal-projection">
-        <w:r>
-          <w:rPr>
-            <w:rStyle w:val="Hyperlink"/>
-          </w:rPr>
-          <w:t xml:space="preserve">Definition 3</w:t>
-        </w:r>
-      </w:hyperlink>
-      <w:r>
-        <w:t xml:space="preserve">).</w:t>
-      </w:r>
-    </w:p>
-    <w:p>
-      <w:pPr>
-        <w:pStyle w:val="Compact"/>
-        <w:numPr>
-          <w:ilvl w:val="0"/>
-          <w:numId w:val="1012"/>
-        </w:numPr>
-      </w:pPr>
-      <w:r>
-        <w:t xml:space="preserve">The least squares solution is unique exactly when</w:t>
-      </w:r>
-      <w:r>
-        <w:t xml:space="preserve"> </w:t>
-      </w:r>
-      <m:oMath>
-        <m:r>
-          <m:rPr>
-            <m:sty m:val="p"/>
-          </m:rPr>
-          <m:t>rank</m:t>
-        </m:r>
-        <m:r>
-          <m:rPr>
-            <m:sty m:val="p"/>
-          </m:rPr>
-          <m:t>(</m:t>
-        </m:r>
-        <m:r>
-          <m:rPr>
-            <m:sty m:val="bi"/>
-          </m:rPr>
-          <m:t>A</m:t>
-        </m:r>
-        <m:r>
-          <m:rPr>
-            <m:sty m:val="p"/>
-          </m:rPr>
-          <m:t>)</m:t>
-        </m:r>
-        <m:r>
-          <m:rPr>
-            <m:sty m:val="p"/>
-          </m:rPr>
-          <m:t>=</m:t>
-        </m:r>
-        <m:r>
-          <m:t>n</m:t>
-        </m:r>
-      </m:oMath>
-      <w:r>
-        <w:t xml:space="preserve">,</w:t>
-      </w:r>
-      <w:r>
-        <w:t xml:space="preserve"> </w:t>
-      </w:r>
-      <w:r>
-        <w:t xml:space="preserve">and then</w:t>
-      </w:r>
-      <w:r>
-        <w:t xml:space="preserve"> </w:t>
-      </w:r>
-      <m:oMath>
         <m:acc>
           <m:accPr>
             <m:chr m:val="̂"/>
@@ -63776,57 +65007,6 @@
           </m:rPr>
           <m:t>=</m:t>
         </m:r>
-        <m:r>
-          <m:rPr>
-            <m:sty m:val="p"/>
-          </m:rPr>
-          <m:t>(</m:t>
-        </m:r>
-        <m:sSup>
-          <m:e>
-            <m:r>
-              <m:rPr>
-                <m:sty m:val="bi"/>
-              </m:rPr>
-              <m:t>A</m:t>
-            </m:r>
-          </m:e>
-          <m:sup>
-            <m:r>
-              <m:rPr>
-                <m:sty m:val="p"/>
-              </m:rPr>
-              <m:t>⊤</m:t>
-            </m:r>
-          </m:sup>
-        </m:sSup>
-        <m:r>
-          <m:rPr>
-            <m:sty m:val="bi"/>
-          </m:rPr>
-          <m:t>A</m:t>
-        </m:r>
-        <m:sSup>
-          <m:e>
-            <m:r>
-              <m:rPr>
-                <m:sty m:val="p"/>
-              </m:rPr>
-              <m:t>)</m:t>
-            </m:r>
-          </m:e>
-          <m:sup>
-            <m:r>
-              <m:rPr>
-                <m:sty m:val="p"/>
-              </m:rPr>
-              <m:t>−</m:t>
-            </m:r>
-            <m:r>
-              <m:t>1</m:t>
-            </m:r>
-          </m:sup>
-        </m:sSup>
         <m:sSup>
           <m:e>
             <m:r>
@@ -63856,11 +65036,322 @@
           </m:e>
         </m:acc>
       </m:oMath>
+      <w:ins w:id="232" w:author="PR Preview" w:date="2026-01-01T00:00:00Z">
+        <w:r>
+          <w:t xml:space="preserve">.</w:t>
+        </w:r>
+      </w:ins>
+    </w:p>
+    <w:p>
+      <w:pPr>
+        <w:pStyle w:val="Compact"/>
+        <w:numPr>
+          <w:ilvl w:val="0"/>
+          <w:numId w:val="1012"/>
+        </w:numPr>
+      </w:pPr>
+      <w:r>
+        <w:t xml:space="preserve">The normal equations are consistent (</w:t>
+      </w:r>
+      <w:hyperlink w:anchor="def-consistent-system">
+        <w:r>
+          <w:rPr>
+            <w:rStyle w:val="Hyperlink"/>
+          </w:rPr>
+          <w:t xml:space="preserve">Definition 6</w:t>
+        </w:r>
+      </w:hyperlink>
+      <w:r>
+        <w:t xml:space="preserve">).</w:t>
+      </w:r>
+    </w:p>
+    <w:p>
+      <w:pPr>
+        <w:pStyle w:val="Compact"/>
+        <w:numPr>
+          <w:ilvl w:val="0"/>
+          <w:numId w:val="1012"/>
+        </w:numPr>
+      </w:pPr>
+      <w:r>
+        <w:t xml:space="preserve">Every least squares solution gives the same fitted vector</w:t>
+      </w:r>
+      <w:r>
+        <w:t xml:space="preserve"> </w:t>
+      </w:r>
+      <m:oMath>
+        <m:r>
+          <m:rPr>
+            <m:sty m:val="bi"/>
+          </m:rPr>
+          <m:t>A</m:t>
+        </m:r>
+        <m:acc>
+          <m:accPr>
+            <m:chr m:val="̂"/>
+          </m:accPr>
+          <m:e>
+            <m:acc>
+              <m:accPr>
+                <m:chr m:val="̃"/>
+              </m:accPr>
+              <m:e>
+                <m:r>
+                  <m:t>x</m:t>
+                </m:r>
+              </m:e>
+            </m:acc>
+          </m:e>
+        </m:acc>
+      </m:oMath>
+      <w:r>
+        <w:t xml:space="preserve">:</w:t>
+      </w:r>
+      <w:r>
+        <w:t xml:space="preserve"> </w:t>
+      </w:r>
+      <w:r>
+        <w:t xml:space="preserve">the orthogonal projection of</w:t>
+      </w:r>
+      <w:r>
+        <w:t xml:space="preserve"> </w:t>
+      </w:r>
+      <m:oMath>
+        <m:acc>
+          <m:accPr>
+            <m:chr m:val="̃"/>
+          </m:accPr>
+          <m:e>
+            <m:r>
+              <m:t>b</m:t>
+            </m:r>
+          </m:e>
+        </m:acc>
+      </m:oMath>
+      <w:r>
+        <w:t xml:space="preserve"> </w:t>
+      </w:r>
+      <w:r>
+        <w:t xml:space="preserve">onto</w:t>
+      </w:r>
+      <w:r>
+        <w:t xml:space="preserve"> </w:t>
+      </w:r>
+      <m:oMath>
+        <m:r>
+          <m:rPr>
+            <m:scr m:val="script"/>
+            <m:sty m:val="p"/>
+          </m:rPr>
+          <m:t>C</m:t>
+        </m:r>
+        <m:r>
+          <m:rPr>
+            <m:sty m:val="p"/>
+          </m:rPr>
+          <m:t>(</m:t>
+        </m:r>
+        <m:r>
+          <m:rPr>
+            <m:sty m:val="bi"/>
+          </m:rPr>
+          <m:t>A</m:t>
+        </m:r>
+        <m:r>
+          <m:rPr>
+            <m:sty m:val="p"/>
+          </m:rPr>
+          <m:t>)</m:t>
+        </m:r>
+      </m:oMath>
+      <w:r>
+        <w:t xml:space="preserve"> </w:t>
+      </w:r>
+      <w:r>
+        <w:t xml:space="preserve">(</w:t>
+      </w:r>
+      <w:hyperlink w:anchor="def-orthogonal-projection">
+        <w:r>
+          <w:rPr>
+            <w:rStyle w:val="Hyperlink"/>
+          </w:rPr>
+          <w:t xml:space="preserve">Definition 3</w:t>
+        </w:r>
+      </w:hyperlink>
+      <w:r>
+        <w:t xml:space="preserve">).</w:t>
+      </w:r>
+    </w:p>
+    <w:p>
+      <w:pPr>
+        <w:pStyle w:val="Compact"/>
+        <w:numPr>
+          <w:ilvl w:val="0"/>
+          <w:numId w:val="1012"/>
+        </w:numPr>
+      </w:pPr>
+      <w:r>
+        <w:t xml:space="preserve">The least squares solution is unique exactly when</w:t>
+      </w:r>
+      <w:r>
+        <w:t xml:space="preserve"> </w:t>
+      </w:r>
+      <m:oMath>
+        <m:r>
+          <m:rPr>
+            <m:sty m:val="p"/>
+          </m:rPr>
+          <m:t>rank</m:t>
+        </m:r>
+        <m:r>
+          <m:rPr>
+            <m:sty m:val="p"/>
+          </m:rPr>
+          <m:t>(</m:t>
+        </m:r>
+        <m:r>
+          <m:rPr>
+            <m:sty m:val="bi"/>
+          </m:rPr>
+          <m:t>A</m:t>
+        </m:r>
+        <m:r>
+          <m:rPr>
+            <m:sty m:val="p"/>
+          </m:rPr>
+          <m:t>)</m:t>
+        </m:r>
+        <m:r>
+          <m:rPr>
+            <m:sty m:val="p"/>
+          </m:rPr>
+          <m:t>=</m:t>
+        </m:r>
+        <m:r>
+          <m:t>n</m:t>
+        </m:r>
+      </m:oMath>
+      <w:r>
+        <w:t xml:space="preserve">,</w:t>
+      </w:r>
+      <w:r>
+        <w:t xml:space="preserve"> </w:t>
+      </w:r>
+      <w:r>
+        <w:t xml:space="preserve">and then</w:t>
+      </w:r>
+      <w:r>
+        <w:t xml:space="preserve"> </w:t>
+      </w:r>
+      <m:oMath>
+        <m:acc>
+          <m:accPr>
+            <m:chr m:val="̂"/>
+          </m:accPr>
+          <m:e>
+            <m:acc>
+              <m:accPr>
+                <m:chr m:val="̃"/>
+              </m:accPr>
+              <m:e>
+                <m:r>
+                  <m:t>x</m:t>
+                </m:r>
+              </m:e>
+            </m:acc>
+          </m:e>
+        </m:acc>
+        <m:r>
+          <m:rPr>
+            <m:sty m:val="p"/>
+          </m:rPr>
+          <m:t>=</m:t>
+        </m:r>
+        <m:r>
+          <m:rPr>
+            <m:sty m:val="p"/>
+          </m:rPr>
+          <m:t>(</m:t>
+        </m:r>
+        <m:sSup>
+          <m:e>
+            <m:r>
+              <m:rPr>
+                <m:sty m:val="bi"/>
+              </m:rPr>
+              <m:t>A</m:t>
+            </m:r>
+          </m:e>
+          <m:sup>
+            <m:r>
+              <m:rPr>
+                <m:sty m:val="p"/>
+              </m:rPr>
+              <m:t>⊤</m:t>
+            </m:r>
+          </m:sup>
+        </m:sSup>
+        <m:r>
+          <m:rPr>
+            <m:sty m:val="bi"/>
+          </m:rPr>
+          <m:t>A</m:t>
+        </m:r>
+        <m:sSup>
+          <m:e>
+            <m:r>
+              <m:rPr>
+                <m:sty m:val="p"/>
+              </m:rPr>
+              <m:t>)</m:t>
+            </m:r>
+          </m:e>
+          <m:sup>
+            <m:r>
+              <m:rPr>
+                <m:sty m:val="p"/>
+              </m:rPr>
+              <m:t>−</m:t>
+            </m:r>
+            <m:r>
+              <m:t>1</m:t>
+            </m:r>
+          </m:sup>
+        </m:sSup>
+        <m:sSup>
+          <m:e>
+            <m:r>
+              <m:rPr>
+                <m:sty m:val="bi"/>
+              </m:rPr>
+              <m:t>A</m:t>
+            </m:r>
+          </m:e>
+          <m:sup>
+            <m:r>
+              <m:rPr>
+                <m:sty m:val="p"/>
+              </m:rPr>
+              <m:t>⊤</m:t>
+            </m:r>
+          </m:sup>
+        </m:sSup>
+        <m:acc>
+          <m:accPr>
+            <m:chr m:val="̃"/>
+          </m:accPr>
+          <m:e>
+            <m:r>
+              <m:t>b</m:t>
+            </m:r>
+          </m:e>
+        </m:acc>
+      </m:oMath>
       <w:r>
         <w:t xml:space="preserve">.</w:t>
       </w:r>
     </w:p>
-    <w:bookmarkEnd w:id="129"/>
+    <w:bookmarkEnd w:id="131"/>
     <w:p>
       <w:pPr>
         <w:pStyle w:val="FirstParagraph"/>
@@ -64799,7 +66290,7 @@
                   <m:nor/>
                   <m:sty m:val="p"/>
                 </m:rPr>
-                <m:t>Definition 8</m:t>
+                <m:t>Definition 10</m:t>
               </m:r>
               <m:r>
                 <m:rPr>
@@ -67080,7 +68571,7 @@
         </m:oMath>
       </m:oMathPara>
     </w:p>
-    <w:bookmarkStart w:id="130" w:name="exm-normal-equations"/>
+    <w:bookmarkStart w:id="132" w:name="exm-normal-equations"/>
     <w:p>
       <w:pPr>
         <w:pStyle w:val="FirstParagraph"/>
@@ -68583,8 +70074,8 @@
         <w:t xml:space="preserve">.</w:t>
       </w:r>
     </w:p>
-    <w:bookmarkEnd w:id="130"/>
-    <w:bookmarkStart w:id="131" w:name="exm-normal-equations-rank-deficient"/>
+    <w:bookmarkEnd w:id="132"/>
+    <w:bookmarkStart w:id="133" w:name="exm-normal-equations-rank-deficient"/>
     <w:p>
       <w:pPr>
         <w:pStyle w:val="BodyText"/>
@@ -69423,161 +70914,199 @@
         <w:t xml:space="preserve">as part 3 says.</w:t>
       </w:r>
     </w:p>
-    <w:bookmarkEnd w:id="131"/>
-    <w:bookmarkStart w:id="132" w:name="thm-qr-least-squares"/>
+    <w:bookmarkEnd w:id="133"/>
+    <w:bookmarkStart w:id="134" w:name="thm-qr-least-squares"/>
     <w:p>
       <w:pPr>
         <w:pStyle w:val="BodyText"/>
       </w:pPr>
-      <w:r>
-        <w:rPr>
-          <w:b/>
-          <w:bCs/>
-        </w:rPr>
-        <w:t xml:space="preserve">Theorem 19 (Solving least squares by QR)</w:t>
-      </w:r>
-      <w:r>
-        <w:t xml:space="preserve"> </w:t>
-      </w:r>
-      <w:r>
-        <w:t xml:space="preserve">Let</w:t>
-      </w:r>
-      <w:r>
-        <w:t xml:space="preserve"> </w:t>
-      </w:r>
-      <m:oMath>
-        <m:r>
-          <m:rPr>
-            <m:sty m:val="bi"/>
-          </m:rPr>
-          <m:t>A</m:t>
-        </m:r>
-      </m:oMath>
-      <w:r>
-        <w:t xml:space="preserve"> </w:t>
-      </w:r>
-      <w:r>
-        <w:t xml:space="preserve">be</w:t>
-      </w:r>
-      <w:r>
-        <w:t xml:space="preserve"> </w:t>
-      </w:r>
-      <m:oMath>
-        <m:r>
-          <m:t>m</m:t>
-        </m:r>
-        <m:r>
-          <m:rPr>
-            <m:sty m:val="p"/>
-          </m:rPr>
-          <m:t>×</m:t>
-        </m:r>
-        <m:r>
-          <m:t>n</m:t>
-        </m:r>
-      </m:oMath>
-      <w:r>
-        <w:t xml:space="preserve"> </w:t>
-      </w:r>
-      <w:r>
-        <w:t xml:space="preserve">with</w:t>
-      </w:r>
-      <w:r>
-        <w:t xml:space="preserve"> </w:t>
-      </w:r>
-      <m:oMath>
-        <m:r>
-          <m:rPr>
-            <m:sty m:val="p"/>
-          </m:rPr>
-          <m:t>rank</m:t>
-        </m:r>
-        <m:r>
-          <m:rPr>
-            <m:sty m:val="p"/>
-          </m:rPr>
-          <m:t>(</m:t>
-        </m:r>
-        <m:r>
-          <m:rPr>
-            <m:sty m:val="bi"/>
-          </m:rPr>
-          <m:t>A</m:t>
-        </m:r>
-        <m:r>
-          <m:rPr>
-            <m:sty m:val="p"/>
-          </m:rPr>
-          <m:t>)</m:t>
-        </m:r>
-        <m:r>
-          <m:rPr>
-            <m:sty m:val="p"/>
-          </m:rPr>
-          <m:t>=</m:t>
-        </m:r>
-        <m:r>
-          <m:t>n</m:t>
-        </m:r>
-      </m:oMath>
-      <w:r>
-        <w:t xml:space="preserve">,</w:t>
-      </w:r>
-      <w:r>
-        <w:t xml:space="preserve"> </w:t>
-      </w:r>
-      <w:r>
-        <w:t xml:space="preserve">with QR factorization</w:t>
-      </w:r>
-      <w:r>
-        <w:t xml:space="preserve"> </w:t>
-      </w:r>
-      <m:oMath>
-        <m:r>
-          <m:rPr>
-            <m:sty m:val="bi"/>
-          </m:rPr>
-          <m:t>A</m:t>
-        </m:r>
-        <m:r>
-          <m:rPr>
-            <m:sty m:val="p"/>
-          </m:rPr>
-          <m:t>=</m:t>
-        </m:r>
-        <m:r>
-          <m:rPr>
-            <m:sty m:val="bi"/>
-          </m:rPr>
-          <m:t>Q</m:t>
-        </m:r>
-        <m:r>
-          <m:rPr>
-            <m:sty m:val="bi"/>
-          </m:rPr>
-          <m:t>R</m:t>
-        </m:r>
-      </m:oMath>
-      <w:r>
-        <w:t xml:space="preserve"> </w:t>
-      </w:r>
-      <w:r>
-        <w:t xml:space="preserve">(</w:t>
-      </w:r>
-      <w:hyperlink w:anchor="thm-qr">
+      <w:del w:id="233" w:author="PR Preview" w:date="2026-01-01T00:00:00Z">
         <w:r>
           <w:rPr>
-            <w:rStyle w:val="Hyperlink"/>
+            <w:b/>
+            <w:bCs/>
           </w:rPr>
-          <w:t xml:space="preserve">Theorem 17</w:t>
+          <w:delText xml:space="preserve">Theorem 19 (Solving least squares by QR)</w:delText>
         </w:r>
+      </w:del>
+      <w:del w:id="234" w:author="PR Preview" w:date="2026-01-01T00:00:00Z">
+        <w:r>
+          <w:delText xml:space="preserve"> </w:delText>
+        </w:r>
+      </w:del>
+      <w:del w:id="235" w:author="PR Preview" w:date="2026-01-01T00:00:00Z">
+        <w:r>
+          <w:delText xml:space="preserve">Let</w:delText>
+        </w:r>
+      </w:del>
+      <w:del w:id="236" w:author="PR Preview" w:date="2026-01-01T00:00:00Z">
+        <w:r>
+          <w:delText xml:space="preserve"> </w:delText>
+        </w:r>
+      </w:del>
+      <m:oMath>
+        <m:r>
+          <m:rPr>
+            <m:sty m:val="bi"/>
+          </m:rPr>
+          <m:t>A</m:t>
+        </m:r>
+      </m:oMath>
+      <w:del w:id="237" w:author="PR Preview" w:date="2026-01-01T00:00:00Z">
+        <w:r>
+          <w:delText xml:space="preserve"> </w:delText>
+        </w:r>
+      </w:del>
+      <w:del w:id="238" w:author="PR Preview" w:date="2026-01-01T00:00:00Z">
+        <w:r>
+          <w:delText xml:space="preserve">be</w:delText>
+        </w:r>
+      </w:del>
+      <w:del w:id="239" w:author="PR Preview" w:date="2026-01-01T00:00:00Z">
+        <w:r>
+          <w:delText xml:space="preserve"> </w:delText>
+        </w:r>
+      </w:del>
+      <m:oMath>
+        <m:r>
+          <m:t>m</m:t>
+        </m:r>
+        <m:r>
+          <m:rPr>
+            <m:sty m:val="p"/>
+          </m:rPr>
+          <m:t>×</m:t>
+        </m:r>
+        <m:r>
+          <m:t>n</m:t>
+        </m:r>
+      </m:oMath>
+      <w:del w:id="240" w:author="PR Preview" w:date="2026-01-01T00:00:00Z">
+        <w:r>
+          <w:delText xml:space="preserve"> </w:delText>
+        </w:r>
+      </w:del>
+      <w:del w:id="241" w:author="PR Preview" w:date="2026-01-01T00:00:00Z">
+        <w:r>
+          <w:delText xml:space="preserve">with</w:delText>
+        </w:r>
+      </w:del>
+      <w:del w:id="242" w:author="PR Preview" w:date="2026-01-01T00:00:00Z">
+        <w:r>
+          <w:delText xml:space="preserve"> </w:delText>
+        </w:r>
+      </w:del>
+      <m:oMath>
+        <m:r>
+          <m:rPr>
+            <m:sty m:val="p"/>
+          </m:rPr>
+          <m:t>rank</m:t>
+        </m:r>
+        <m:r>
+          <m:rPr>
+            <m:sty m:val="p"/>
+          </m:rPr>
+          <m:t>(</m:t>
+        </m:r>
+        <m:r>
+          <m:rPr>
+            <m:sty m:val="bi"/>
+          </m:rPr>
+          <m:t>A</m:t>
+        </m:r>
+        <m:r>
+          <m:rPr>
+            <m:sty m:val="p"/>
+          </m:rPr>
+          <m:t>)</m:t>
+        </m:r>
+        <m:r>
+          <m:rPr>
+            <m:sty m:val="p"/>
+          </m:rPr>
+          <m:t>=</m:t>
+        </m:r>
+        <m:r>
+          <m:t>n</m:t>
+        </m:r>
+      </m:oMath>
+      <w:del w:id="243" w:author="PR Preview" w:date="2026-01-01T00:00:00Z">
+        <w:r>
+          <w:delText xml:space="preserve">,</w:delText>
+        </w:r>
+      </w:del>
+      <w:del w:id="244" w:author="PR Preview" w:date="2026-01-01T00:00:00Z">
+        <w:r>
+          <w:delText xml:space="preserve"> </w:delText>
+        </w:r>
+      </w:del>
+      <w:del w:id="245" w:author="PR Preview" w:date="2026-01-01T00:00:00Z">
+        <w:r>
+          <w:delText xml:space="preserve">with QR factorization</w:delText>
+        </w:r>
+      </w:del>
+      <w:del w:id="246" w:author="PR Preview" w:date="2026-01-01T00:00:00Z">
+        <w:r>
+          <w:delText xml:space="preserve"> </w:delText>
+        </w:r>
+      </w:del>
+      <m:oMath>
+        <m:r>
+          <m:rPr>
+            <m:sty m:val="bi"/>
+          </m:rPr>
+          <m:t>A</m:t>
+        </m:r>
+        <m:r>
+          <m:rPr>
+            <m:sty m:val="p"/>
+          </m:rPr>
+          <m:t>=</m:t>
+        </m:r>
+        <m:r>
+          <m:rPr>
+            <m:sty m:val="bi"/>
+          </m:rPr>
+          <m:t>Q</m:t>
+        </m:r>
+        <m:r>
+          <m:rPr>
+            <m:sty m:val="bi"/>
+          </m:rPr>
+          <m:t>R</m:t>
+        </m:r>
+      </m:oMath>
+      <w:del w:id="247" w:author="PR Preview" w:date="2026-01-01T00:00:00Z">
+        <w:r>
+          <w:delText xml:space="preserve"> </w:delText>
+        </w:r>
+      </w:del>
+      <w:del w:id="248" w:author="PR Preview" w:date="2026-01-01T00:00:00Z">
+        <w:r>
+          <w:delText xml:space="preserve">(</w:delText>
+        </w:r>
+      </w:del>
+      <w:hyperlink w:anchor="thm-qr">
+        <w:del w:id="249" w:author="PR Preview" w:date="2026-01-01T00:00:00Z">
+          <w:r>
+            <w:rPr>
+              <w:rStyle w:val="Hyperlink"/>
+            </w:rPr>
+            <w:delText xml:space="preserve">Theorem 17</w:delText>
+          </w:r>
+        </w:del>
       </w:hyperlink>
-      <w:r>
-        <w:t xml:space="preserve">), and let</w:t>
-      </w:r>
-      <w:r>
-        <w:t xml:space="preserve"> </w:t>
-      </w:r>
+      <w:del w:id="250" w:author="PR Preview" w:date="2026-01-01T00:00:00Z">
+        <w:r>
+          <w:delText xml:space="preserve">), and let</w:delText>
+        </w:r>
+      </w:del>
+      <w:del w:id="251" w:author="PR Preview" w:date="2026-01-01T00:00:00Z">
+        <w:r>
+          <w:delText xml:space="preserve"> </w:delText>
+        </w:r>
+      </w:del>
       <m:oMath>
         <m:acc>
           <m:accPr>
@@ -69612,26 +71141,292 @@
           </m:sup>
         </m:sSup>
       </m:oMath>
-      <w:r>
-        <w:t xml:space="preserve">.</w:t>
-      </w:r>
-      <w:r>
-        <w:t xml:space="preserve"> </w:t>
-      </w:r>
-      <w:r>
-        <w:t xml:space="preserve">The least squares solution (</w:t>
-      </w:r>
+      <w:del w:id="252" w:author="PR Preview" w:date="2026-01-01T00:00:00Z">
+        <w:r>
+          <w:delText xml:space="preserve">.</w:delText>
+        </w:r>
+      </w:del>
+      <w:del w:id="253" w:author="PR Preview" w:date="2026-01-01T00:00:00Z">
+        <w:r>
+          <w:delText xml:space="preserve"> </w:delText>
+        </w:r>
+      </w:del>
+      <w:del w:id="254" w:author="PR Preview" w:date="2026-01-01T00:00:00Z">
+        <w:r>
+          <w:delText xml:space="preserve">The least squares solution (</w:delText>
+        </w:r>
+      </w:del>
       <w:hyperlink w:anchor="def-least-squares">
+        <w:del w:id="255" w:author="PR Preview" w:date="2026-01-01T00:00:00Z">
+          <w:r>
+            <w:rPr>
+              <w:rStyle w:val="Hyperlink"/>
+            </w:rPr>
+            <w:delText xml:space="preserve">Definition 8</w:delText>
+          </w:r>
+        </w:del>
+      </w:hyperlink>
+      <w:del w:id="256" w:author="PR Preview" w:date="2026-01-01T00:00:00Z">
+        <w:r>
+          <w:delText xml:space="preserve">) is the unique solution of</w:delText>
+        </w:r>
+      </w:del>
+    </w:p>
+    <w:p>
+      <w:pPr>
+        <w:pStyle w:val="BodyText"/>
+      </w:pPr>
+      <w:ins w:id="257" w:author="PR Preview" w:date="2026-01-01T00:00:00Z">
         <w:r>
           <w:rPr>
-            <w:rStyle w:val="Hyperlink"/>
+            <w:b/>
+            <w:bCs/>
           </w:rPr>
-          <w:t xml:space="preserve">Definition 8</w:t>
+          <w:t xml:space="preserve">Theorem 19 (Solving least squares by QR)</w:t>
         </w:r>
+      </w:ins>
+      <w:ins w:id="258" w:author="PR Preview" w:date="2026-01-01T00:00:00Z">
+        <w:r>
+          <w:t xml:space="preserve"> </w:t>
+        </w:r>
+      </w:ins>
+      <w:ins w:id="259" w:author="PR Preview" w:date="2026-01-01T00:00:00Z">
+        <w:r>
+          <w:t xml:space="preserve">Let</w:t>
+        </w:r>
+      </w:ins>
+      <w:ins w:id="260" w:author="PR Preview" w:date="2026-01-01T00:00:00Z">
+        <w:r>
+          <w:t xml:space="preserve"> </w:t>
+        </w:r>
+      </w:ins>
+      <m:oMath>
+        <m:r>
+          <m:rPr>
+            <m:sty m:val="bi"/>
+          </m:rPr>
+          <m:t>A</m:t>
+        </m:r>
+      </m:oMath>
+      <w:ins w:id="261" w:author="PR Preview" w:date="2026-01-01T00:00:00Z">
+        <w:r>
+          <w:t xml:space="preserve"> </w:t>
+        </w:r>
+      </w:ins>
+      <w:ins w:id="262" w:author="PR Preview" w:date="2026-01-01T00:00:00Z">
+        <w:r>
+          <w:t xml:space="preserve">be</w:t>
+        </w:r>
+      </w:ins>
+      <w:ins w:id="263" w:author="PR Preview" w:date="2026-01-01T00:00:00Z">
+        <w:r>
+          <w:t xml:space="preserve"> </w:t>
+        </w:r>
+      </w:ins>
+      <m:oMath>
+        <m:r>
+          <m:t>m</m:t>
+        </m:r>
+        <m:r>
+          <m:rPr>
+            <m:sty m:val="p"/>
+          </m:rPr>
+          <m:t>×</m:t>
+        </m:r>
+        <m:r>
+          <m:t>n</m:t>
+        </m:r>
+      </m:oMath>
+      <w:ins w:id="264" w:author="PR Preview" w:date="2026-01-01T00:00:00Z">
+        <w:r>
+          <w:t xml:space="preserve"> </w:t>
+        </w:r>
+      </w:ins>
+      <w:ins w:id="265" w:author="PR Preview" w:date="2026-01-01T00:00:00Z">
+        <w:r>
+          <w:t xml:space="preserve">with</w:t>
+        </w:r>
+      </w:ins>
+      <w:ins w:id="266" w:author="PR Preview" w:date="2026-01-01T00:00:00Z">
+        <w:r>
+          <w:t xml:space="preserve"> </w:t>
+        </w:r>
+      </w:ins>
+      <m:oMath>
+        <m:r>
+          <m:rPr>
+            <m:sty m:val="p"/>
+          </m:rPr>
+          <m:t>rank</m:t>
+        </m:r>
+        <m:r>
+          <m:rPr>
+            <m:sty m:val="p"/>
+          </m:rPr>
+          <m:t>(</m:t>
+        </m:r>
+        <m:r>
+          <m:rPr>
+            <m:sty m:val="bi"/>
+          </m:rPr>
+          <m:t>A</m:t>
+        </m:r>
+        <m:r>
+          <m:rPr>
+            <m:sty m:val="p"/>
+          </m:rPr>
+          <m:t>)</m:t>
+        </m:r>
+        <m:r>
+          <m:rPr>
+            <m:sty m:val="p"/>
+          </m:rPr>
+          <m:t>=</m:t>
+        </m:r>
+        <m:r>
+          <m:t>n</m:t>
+        </m:r>
+      </m:oMath>
+      <w:ins w:id="267" w:author="PR Preview" w:date="2026-01-01T00:00:00Z">
+        <w:r>
+          <w:t xml:space="preserve">,</w:t>
+        </w:r>
+      </w:ins>
+      <w:ins w:id="268" w:author="PR Preview" w:date="2026-01-01T00:00:00Z">
+        <w:r>
+          <w:t xml:space="preserve"> </w:t>
+        </w:r>
+      </w:ins>
+      <w:ins w:id="269" w:author="PR Preview" w:date="2026-01-01T00:00:00Z">
+        <w:r>
+          <w:t xml:space="preserve">with QR factorization</w:t>
+        </w:r>
+      </w:ins>
+      <w:ins w:id="270" w:author="PR Preview" w:date="2026-01-01T00:00:00Z">
+        <w:r>
+          <w:t xml:space="preserve"> </w:t>
+        </w:r>
+      </w:ins>
+      <m:oMath>
+        <m:r>
+          <m:rPr>
+            <m:sty m:val="bi"/>
+          </m:rPr>
+          <m:t>A</m:t>
+        </m:r>
+        <m:r>
+          <m:rPr>
+            <m:sty m:val="p"/>
+          </m:rPr>
+          <m:t>=</m:t>
+        </m:r>
+        <m:r>
+          <m:rPr>
+            <m:sty m:val="bi"/>
+          </m:rPr>
+          <m:t>Q</m:t>
+        </m:r>
+        <m:r>
+          <m:rPr>
+            <m:sty m:val="bi"/>
+          </m:rPr>
+          <m:t>R</m:t>
+        </m:r>
+      </m:oMath>
+      <w:ins w:id="271" w:author="PR Preview" w:date="2026-01-01T00:00:00Z">
+        <w:r>
+          <w:t xml:space="preserve"> </w:t>
+        </w:r>
+      </w:ins>
+      <w:ins w:id="272" w:author="PR Preview" w:date="2026-01-01T00:00:00Z">
+        <w:r>
+          <w:t xml:space="preserve">(</w:t>
+        </w:r>
+      </w:ins>
+      <w:hyperlink w:anchor="thm-qr">
+        <w:ins w:id="273" w:author="PR Preview" w:date="2026-01-01T00:00:00Z">
+          <w:r>
+            <w:rPr>
+              <w:rStyle w:val="Hyperlink"/>
+            </w:rPr>
+            <w:t xml:space="preserve">Theorem 17</w:t>
+          </w:r>
+        </w:ins>
       </w:hyperlink>
-      <w:r>
-        <w:t xml:space="preserve">) is the unique solution of</w:t>
-      </w:r>
+      <w:ins w:id="274" w:author="PR Preview" w:date="2026-01-01T00:00:00Z">
+        <w:r>
+          <w:t xml:space="preserve">), and let</w:t>
+        </w:r>
+      </w:ins>
+      <w:ins w:id="275" w:author="PR Preview" w:date="2026-01-01T00:00:00Z">
+        <w:r>
+          <w:t xml:space="preserve"> </w:t>
+        </w:r>
+      </w:ins>
+      <m:oMath>
+        <m:acc>
+          <m:accPr>
+            <m:chr m:val="̃"/>
+          </m:accPr>
+          <m:e>
+            <m:r>
+              <m:t>b</m:t>
+            </m:r>
+          </m:e>
+        </m:acc>
+        <m:r>
+          <m:rPr>
+            <m:sty m:val="p"/>
+          </m:rPr>
+          <m:t>∈</m:t>
+        </m:r>
+        <m:sSup>
+          <m:e>
+            <m:r>
+              <m:rPr>
+                <m:scr m:val="double-struck"/>
+                <m:sty m:val="p"/>
+              </m:rPr>
+              <m:t>R</m:t>
+            </m:r>
+          </m:e>
+          <m:sup>
+            <m:r>
+              <m:t>m</m:t>
+            </m:r>
+          </m:sup>
+        </m:sSup>
+      </m:oMath>
+      <w:ins w:id="276" w:author="PR Preview" w:date="2026-01-01T00:00:00Z">
+        <w:r>
+          <w:t xml:space="preserve">.</w:t>
+        </w:r>
+      </w:ins>
+      <w:ins w:id="277" w:author="PR Preview" w:date="2026-01-01T00:00:00Z">
+        <w:r>
+          <w:t xml:space="preserve"> </w:t>
+        </w:r>
+      </w:ins>
+      <w:ins w:id="278" w:author="PR Preview" w:date="2026-01-01T00:00:00Z">
+        <w:r>
+          <w:t xml:space="preserve">The least squares solution (</w:t>
+        </w:r>
+      </w:ins>
+      <w:hyperlink w:anchor="def-least-squares">
+        <w:ins w:id="279" w:author="PR Preview" w:date="2026-01-01T00:00:00Z">
+          <w:r>
+            <w:rPr>
+              <w:rStyle w:val="Hyperlink"/>
+            </w:rPr>
+            <w:t xml:space="preserve">Definition 10</w:t>
+          </w:r>
+        </w:ins>
+      </w:hyperlink>
+      <w:ins w:id="280" w:author="PR Preview" w:date="2026-01-01T00:00:00Z">
+        <w:r>
+          <w:t xml:space="preserve">) is the unique solution of</w:t>
+        </w:r>
+      </w:ins>
     </w:p>
     <w:p>
       <w:pPr>
@@ -69859,7 +71654,7 @@
         <w:t xml:space="preserve">.</w:t>
       </w:r>
     </w:p>
-    <w:bookmarkEnd w:id="132"/>
+    <w:bookmarkEnd w:id="134"/>
     <w:p>
       <w:pPr>
         <w:pStyle w:val="BodyText"/>
@@ -71519,7 +73314,7 @@
         <w:t xml:space="preserve">.</w:t>
       </w:r>
     </w:p>
-    <w:bookmarkStart w:id="133" w:name="exm-qr-least-squares"/>
+    <w:bookmarkStart w:id="135" w:name="exm-qr-least-squares"/>
     <w:p>
       <w:pPr>
         <w:pStyle w:val="BodyText"/>
@@ -72856,164 +74651,429 @@
         <w:t xml:space="preserve">.</w:t>
       </w:r>
     </w:p>
-    <w:bookmarkEnd w:id="133"/>
-    <w:bookmarkStart w:id="134" w:name="def-lu"/>
+    <w:bookmarkEnd w:id="135"/>
+    <w:bookmarkStart w:id="136" w:name="def-lu"/>
     <w:p>
       <w:pPr>
         <w:pStyle w:val="BodyText"/>
       </w:pPr>
-      <w:r>
-        <w:rPr>
-          <w:b/>
-          <w:bCs/>
-        </w:rPr>
-        <w:t xml:space="preserve">Definition 10 (LU factorization)</w:t>
-      </w:r>
-      <w:r>
-        <w:t xml:space="preserve"> </w:t>
-      </w:r>
-      <w:r>
-        <w:t xml:space="preserve">An</w:t>
-      </w:r>
-      <w:r>
-        <w:t xml:space="preserve"> </w:t>
-      </w:r>
-      <w:r>
-        <w:rPr>
-          <w:b/>
-          <w:bCs/>
-        </w:rPr>
-        <w:t xml:space="preserve">LU factorization</w:t>
-      </w:r>
-      <w:r>
-        <w:t xml:space="preserve"> </w:t>
-      </w:r>
-      <w:r>
-        <w:t xml:space="preserve">of an</w:t>
-      </w:r>
-      <w:r>
-        <w:t xml:space="preserve"> </w:t>
-      </w:r>
-      <m:oMath>
-        <m:r>
-          <m:t>n</m:t>
-        </m:r>
-        <m:r>
-          <m:rPr>
-            <m:sty m:val="p"/>
-          </m:rPr>
-          <m:t>×</m:t>
-        </m:r>
-        <m:r>
-          <m:t>n</m:t>
-        </m:r>
-      </m:oMath>
-      <w:r>
-        <w:t xml:space="preserve"> </w:t>
-      </w:r>
-      <w:r>
-        <w:t xml:space="preserve">matrix</w:t>
-      </w:r>
-      <w:r>
-        <w:t xml:space="preserve"> </w:t>
-      </w:r>
-      <m:oMath>
-        <m:r>
-          <m:rPr>
-            <m:sty m:val="bi"/>
-          </m:rPr>
-          <m:t>A</m:t>
-        </m:r>
-      </m:oMath>
-      <w:r>
-        <w:t xml:space="preserve"> </w:t>
-      </w:r>
-      <w:r>
-        <w:t xml:space="preserve">is a product</w:t>
-      </w:r>
-      <w:r>
-        <w:t xml:space="preserve"> </w:t>
-      </w:r>
-      <m:oMath>
-        <m:r>
-          <m:rPr>
-            <m:sty m:val="bi"/>
-          </m:rPr>
-          <m:t>A</m:t>
-        </m:r>
-        <m:r>
-          <m:rPr>
-            <m:sty m:val="p"/>
-          </m:rPr>
-          <m:t>=</m:t>
-        </m:r>
-        <m:r>
-          <m:rPr>
-            <m:sty m:val="bi"/>
-          </m:rPr>
-          <m:t>L</m:t>
-        </m:r>
-        <m:r>
-          <m:rPr>
-            <m:sty m:val="bi"/>
-          </m:rPr>
-          <m:t>U</m:t>
-        </m:r>
-      </m:oMath>
-      <w:r>
-        <w:t xml:space="preserve"> </w:t>
-      </w:r>
-      <w:r>
-        <w:t xml:space="preserve">with</w:t>
-      </w:r>
-      <w:r>
-        <w:t xml:space="preserve"> </w:t>
-      </w:r>
-      <m:oMath>
-        <m:r>
-          <m:rPr>
-            <m:sty m:val="bi"/>
-          </m:rPr>
-          <m:t>L</m:t>
-        </m:r>
-      </m:oMath>
-      <w:r>
-        <w:t xml:space="preserve"> </w:t>
-      </w:r>
-      <w:r>
-        <w:t xml:space="preserve">unit lower triangular and</w:t>
-      </w:r>
-      <w:r>
-        <w:t xml:space="preserve"> </w:t>
-      </w:r>
-      <m:oMath>
-        <m:r>
-          <m:rPr>
-            <m:sty m:val="bi"/>
-          </m:rPr>
-          <m:t>U</m:t>
-        </m:r>
-      </m:oMath>
-      <w:r>
-        <w:t xml:space="preserve"> </w:t>
-      </w:r>
-      <w:r>
-        <w:t xml:space="preserve">upper triangular (</w:t>
-      </w:r>
-      <w:hyperlink w:anchor="def-triangular-matrix">
+      <w:del w:id="281" w:author="PR Preview" w:date="2026-01-01T00:00:00Z">
         <w:r>
           <w:rPr>
-            <w:rStyle w:val="Hyperlink"/>
+            <w:b/>
+            <w:bCs/>
           </w:rPr>
-          <w:t xml:space="preserve">Definition 7</w:t>
+          <w:delText xml:space="preserve">Definition 10 (LU factorization)</w:delText>
         </w:r>
+      </w:del>
+      <w:del w:id="282" w:author="PR Preview" w:date="2026-01-01T00:00:00Z">
+        <w:r>
+          <w:delText xml:space="preserve"> </w:delText>
+        </w:r>
+      </w:del>
+      <w:del w:id="283" w:author="PR Preview" w:date="2026-01-01T00:00:00Z">
+        <w:r>
+          <w:delText xml:space="preserve">An</w:delText>
+        </w:r>
+      </w:del>
+      <w:del w:id="284" w:author="PR Preview" w:date="2026-01-01T00:00:00Z">
+        <w:r>
+          <w:delText xml:space="preserve"> </w:delText>
+        </w:r>
+      </w:del>
+      <w:del w:id="285" w:author="PR Preview" w:date="2026-01-01T00:00:00Z">
+        <w:r>
+          <w:rPr>
+            <w:b/>
+            <w:bCs/>
+          </w:rPr>
+          <w:delText xml:space="preserve">LU factorization</w:delText>
+        </w:r>
+      </w:del>
+      <w:del w:id="286" w:author="PR Preview" w:date="2026-01-01T00:00:00Z">
+        <w:r>
+          <w:delText xml:space="preserve"> </w:delText>
+        </w:r>
+      </w:del>
+      <w:del w:id="287" w:author="PR Preview" w:date="2026-01-01T00:00:00Z">
+        <w:r>
+          <w:delText xml:space="preserve">of an</w:delText>
+        </w:r>
+      </w:del>
+      <w:del w:id="288" w:author="PR Preview" w:date="2026-01-01T00:00:00Z">
+        <w:r>
+          <w:delText xml:space="preserve"> </w:delText>
+        </w:r>
+      </w:del>
+      <m:oMath>
+        <m:r>
+          <m:t>n</m:t>
+        </m:r>
+        <m:r>
+          <m:rPr>
+            <m:sty m:val="p"/>
+          </m:rPr>
+          <m:t>×</m:t>
+        </m:r>
+        <m:r>
+          <m:t>n</m:t>
+        </m:r>
+      </m:oMath>
+      <w:del w:id="289" w:author="PR Preview" w:date="2026-01-01T00:00:00Z">
+        <w:r>
+          <w:delText xml:space="preserve"> </w:delText>
+        </w:r>
+      </w:del>
+      <w:del w:id="290" w:author="PR Preview" w:date="2026-01-01T00:00:00Z">
+        <w:r>
+          <w:delText xml:space="preserve">matrix</w:delText>
+        </w:r>
+      </w:del>
+      <w:del w:id="291" w:author="PR Preview" w:date="2026-01-01T00:00:00Z">
+        <w:r>
+          <w:delText xml:space="preserve"> </w:delText>
+        </w:r>
+      </w:del>
+      <m:oMath>
+        <m:r>
+          <m:rPr>
+            <m:sty m:val="bi"/>
+          </m:rPr>
+          <m:t>A</m:t>
+        </m:r>
+      </m:oMath>
+      <w:del w:id="292" w:author="PR Preview" w:date="2026-01-01T00:00:00Z">
+        <w:r>
+          <w:delText xml:space="preserve"> </w:delText>
+        </w:r>
+      </w:del>
+      <w:del w:id="293" w:author="PR Preview" w:date="2026-01-01T00:00:00Z">
+        <w:r>
+          <w:delText xml:space="preserve">is a product</w:delText>
+        </w:r>
+      </w:del>
+      <w:del w:id="294" w:author="PR Preview" w:date="2026-01-01T00:00:00Z">
+        <w:r>
+          <w:delText xml:space="preserve"> </w:delText>
+        </w:r>
+      </w:del>
+      <m:oMath>
+        <m:r>
+          <m:rPr>
+            <m:sty m:val="bi"/>
+          </m:rPr>
+          <m:t>A</m:t>
+        </m:r>
+        <m:r>
+          <m:rPr>
+            <m:sty m:val="p"/>
+          </m:rPr>
+          <m:t>=</m:t>
+        </m:r>
+        <m:r>
+          <m:rPr>
+            <m:sty m:val="bi"/>
+          </m:rPr>
+          <m:t>L</m:t>
+        </m:r>
+        <m:r>
+          <m:rPr>
+            <m:sty m:val="bi"/>
+          </m:rPr>
+          <m:t>U</m:t>
+        </m:r>
+      </m:oMath>
+      <w:del w:id="295" w:author="PR Preview" w:date="2026-01-01T00:00:00Z">
+        <w:r>
+          <w:delText xml:space="preserve"> </w:delText>
+        </w:r>
+      </w:del>
+      <w:del w:id="296" w:author="PR Preview" w:date="2026-01-01T00:00:00Z">
+        <w:r>
+          <w:delText xml:space="preserve">with</w:delText>
+        </w:r>
+      </w:del>
+      <w:del w:id="297" w:author="PR Preview" w:date="2026-01-01T00:00:00Z">
+        <w:r>
+          <w:delText xml:space="preserve"> </w:delText>
+        </w:r>
+      </w:del>
+      <m:oMath>
+        <m:r>
+          <m:rPr>
+            <m:sty m:val="bi"/>
+          </m:rPr>
+          <m:t>L</m:t>
+        </m:r>
+      </m:oMath>
+      <w:del w:id="298" w:author="PR Preview" w:date="2026-01-01T00:00:00Z">
+        <w:r>
+          <w:delText xml:space="preserve"> </w:delText>
+        </w:r>
+      </w:del>
+      <w:del w:id="299" w:author="PR Preview" w:date="2026-01-01T00:00:00Z">
+        <w:r>
+          <w:delText xml:space="preserve">unit lower triangular and</w:delText>
+        </w:r>
+      </w:del>
+      <w:del w:id="300" w:author="PR Preview" w:date="2026-01-01T00:00:00Z">
+        <w:r>
+          <w:delText xml:space="preserve"> </w:delText>
+        </w:r>
+      </w:del>
+      <m:oMath>
+        <m:r>
+          <m:rPr>
+            <m:sty m:val="bi"/>
+          </m:rPr>
+          <m:t>U</m:t>
+        </m:r>
+      </m:oMath>
+      <w:del w:id="301" w:author="PR Preview" w:date="2026-01-01T00:00:00Z">
+        <w:r>
+          <w:delText xml:space="preserve"> </w:delText>
+        </w:r>
+      </w:del>
+      <w:del w:id="302" w:author="PR Preview" w:date="2026-01-01T00:00:00Z">
+        <w:r>
+          <w:delText xml:space="preserve">upper triangular (</w:delText>
+        </w:r>
+      </w:del>
+      <w:hyperlink w:anchor="def-triangular-matrix">
+        <w:del w:id="303" w:author="PR Preview" w:date="2026-01-01T00:00:00Z">
+          <w:r>
+            <w:rPr>
+              <w:rStyle w:val="Hyperlink"/>
+            </w:rPr>
+            <w:delText xml:space="preserve">Definition 7</w:delText>
+          </w:r>
+        </w:del>
       </w:hyperlink>
-      <w:r>
-        <w:t xml:space="preserve">).</w:t>
-      </w:r>
+      <w:del w:id="304" w:author="PR Preview" w:date="2026-01-01T00:00:00Z">
+        <w:r>
+          <w:delText xml:space="preserve">).</w:delText>
+        </w:r>
+      </w:del>
     </w:p>
-    <w:bookmarkEnd w:id="134"/>
-    <w:bookmarkStart w:id="135" w:name="exm-lu"/>
+    <w:p>
+      <w:pPr>
+        <w:pStyle w:val="BodyText"/>
+      </w:pPr>
+      <w:ins w:id="305" w:author="PR Preview" w:date="2026-01-01T00:00:00Z">
+        <w:r>
+          <w:rPr>
+            <w:b/>
+            <w:bCs/>
+          </w:rPr>
+          <w:t xml:space="preserve">Definition 12 (LU factorization)</w:t>
+        </w:r>
+      </w:ins>
+      <w:ins w:id="306" w:author="PR Preview" w:date="2026-01-01T00:00:00Z">
+        <w:r>
+          <w:t xml:space="preserve"> </w:t>
+        </w:r>
+      </w:ins>
+      <w:ins w:id="307" w:author="PR Preview" w:date="2026-01-01T00:00:00Z">
+        <w:r>
+          <w:t xml:space="preserve">An</w:t>
+        </w:r>
+      </w:ins>
+      <w:ins w:id="308" w:author="PR Preview" w:date="2026-01-01T00:00:00Z">
+        <w:r>
+          <w:t xml:space="preserve"> </w:t>
+        </w:r>
+      </w:ins>
+      <w:ins w:id="309" w:author="PR Preview" w:date="2026-01-01T00:00:00Z">
+        <w:r>
+          <w:rPr>
+            <w:b/>
+            <w:bCs/>
+          </w:rPr>
+          <w:t xml:space="preserve">LU factorization</w:t>
+        </w:r>
+      </w:ins>
+      <w:ins w:id="310" w:author="PR Preview" w:date="2026-01-01T00:00:00Z">
+        <w:r>
+          <w:t xml:space="preserve"> </w:t>
+        </w:r>
+      </w:ins>
+      <w:ins w:id="311" w:author="PR Preview" w:date="2026-01-01T00:00:00Z">
+        <w:r>
+          <w:t xml:space="preserve">of an</w:t>
+        </w:r>
+      </w:ins>
+      <w:ins w:id="312" w:author="PR Preview" w:date="2026-01-01T00:00:00Z">
+        <w:r>
+          <w:t xml:space="preserve"> </w:t>
+        </w:r>
+      </w:ins>
+      <m:oMath>
+        <m:r>
+          <m:t>n</m:t>
+        </m:r>
+        <m:r>
+          <m:rPr>
+            <m:sty m:val="p"/>
+          </m:rPr>
+          <m:t>×</m:t>
+        </m:r>
+        <m:r>
+          <m:t>n</m:t>
+        </m:r>
+      </m:oMath>
+      <w:ins w:id="313" w:author="PR Preview" w:date="2026-01-01T00:00:00Z">
+        <w:r>
+          <w:t xml:space="preserve"> </w:t>
+        </w:r>
+      </w:ins>
+      <w:ins w:id="314" w:author="PR Preview" w:date="2026-01-01T00:00:00Z">
+        <w:r>
+          <w:t xml:space="preserve">matrix</w:t>
+        </w:r>
+      </w:ins>
+      <w:ins w:id="315" w:author="PR Preview" w:date="2026-01-01T00:00:00Z">
+        <w:r>
+          <w:t xml:space="preserve"> </w:t>
+        </w:r>
+      </w:ins>
+      <m:oMath>
+        <m:r>
+          <m:rPr>
+            <m:sty m:val="bi"/>
+          </m:rPr>
+          <m:t>A</m:t>
+        </m:r>
+      </m:oMath>
+      <w:ins w:id="316" w:author="PR Preview" w:date="2026-01-01T00:00:00Z">
+        <w:r>
+          <w:t xml:space="preserve"> </w:t>
+        </w:r>
+      </w:ins>
+      <w:ins w:id="317" w:author="PR Preview" w:date="2026-01-01T00:00:00Z">
+        <w:r>
+          <w:t xml:space="preserve">is a product</w:t>
+        </w:r>
+      </w:ins>
+      <w:ins w:id="318" w:author="PR Preview" w:date="2026-01-01T00:00:00Z">
+        <w:r>
+          <w:t xml:space="preserve"> </w:t>
+        </w:r>
+      </w:ins>
+      <m:oMath>
+        <m:r>
+          <m:rPr>
+            <m:sty m:val="bi"/>
+          </m:rPr>
+          <m:t>A</m:t>
+        </m:r>
+        <m:r>
+          <m:rPr>
+            <m:sty m:val="p"/>
+          </m:rPr>
+          <m:t>=</m:t>
+        </m:r>
+        <m:r>
+          <m:rPr>
+            <m:sty m:val="bi"/>
+          </m:rPr>
+          <m:t>L</m:t>
+        </m:r>
+        <m:r>
+          <m:rPr>
+            <m:sty m:val="bi"/>
+          </m:rPr>
+          <m:t>U</m:t>
+        </m:r>
+      </m:oMath>
+      <w:ins w:id="319" w:author="PR Preview" w:date="2026-01-01T00:00:00Z">
+        <w:r>
+          <w:t xml:space="preserve"> </w:t>
+        </w:r>
+      </w:ins>
+      <w:ins w:id="320" w:author="PR Preview" w:date="2026-01-01T00:00:00Z">
+        <w:r>
+          <w:t xml:space="preserve">with</w:t>
+        </w:r>
+      </w:ins>
+      <w:ins w:id="321" w:author="PR Preview" w:date="2026-01-01T00:00:00Z">
+        <w:r>
+          <w:t xml:space="preserve"> </w:t>
+        </w:r>
+      </w:ins>
+      <m:oMath>
+        <m:r>
+          <m:rPr>
+            <m:sty m:val="bi"/>
+          </m:rPr>
+          <m:t>L</m:t>
+        </m:r>
+      </m:oMath>
+      <w:ins w:id="322" w:author="PR Preview" w:date="2026-01-01T00:00:00Z">
+        <w:r>
+          <w:t xml:space="preserve"> </w:t>
+        </w:r>
+      </w:ins>
+      <w:ins w:id="323" w:author="PR Preview" w:date="2026-01-01T00:00:00Z">
+        <w:r>
+          <w:t xml:space="preserve">unit lower triangular (</w:t>
+        </w:r>
+      </w:ins>
+      <w:hyperlink w:anchor="def-unit-lower-triangular-matrix">
+        <w:ins w:id="324" w:author="PR Preview" w:date="2026-01-01T00:00:00Z">
+          <w:r>
+            <w:rPr>
+              <w:rStyle w:val="Hyperlink"/>
+            </w:rPr>
+            <w:t xml:space="preserve">Definition 9</w:t>
+          </w:r>
+        </w:ins>
+      </w:hyperlink>
+      <w:ins w:id="325" w:author="PR Preview" w:date="2026-01-01T00:00:00Z">
+        <w:r>
+          <w:t xml:space="preserve">) and</w:t>
+        </w:r>
+      </w:ins>
+      <w:ins w:id="326" w:author="PR Preview" w:date="2026-01-01T00:00:00Z">
+        <w:r>
+          <w:t xml:space="preserve"> </w:t>
+        </w:r>
+      </w:ins>
+      <m:oMath>
+        <m:r>
+          <m:rPr>
+            <m:sty m:val="bi"/>
+          </m:rPr>
+          <m:t>U</m:t>
+        </m:r>
+      </m:oMath>
+      <w:ins w:id="327" w:author="PR Preview" w:date="2026-01-01T00:00:00Z">
+        <w:r>
+          <w:t xml:space="preserve"> </w:t>
+        </w:r>
+      </w:ins>
+      <w:ins w:id="328" w:author="PR Preview" w:date="2026-01-01T00:00:00Z">
+        <w:r>
+          <w:t xml:space="preserve">upper triangular (</w:t>
+        </w:r>
+      </w:ins>
+      <w:hyperlink w:anchor="def-triangular-matrix">
+        <w:ins w:id="329" w:author="PR Preview" w:date="2026-01-01T00:00:00Z">
+          <w:r>
+            <w:rPr>
+              <w:rStyle w:val="Hyperlink"/>
+            </w:rPr>
+            <w:t xml:space="preserve">Definition 7</w:t>
+          </w:r>
+        </w:ins>
+      </w:hyperlink>
+      <w:ins w:id="330" w:author="PR Preview" w:date="2026-01-01T00:00:00Z">
+        <w:r>
+          <w:t xml:space="preserve">).</w:t>
+        </w:r>
+      </w:ins>
+    </w:p>
+    <w:bookmarkEnd w:id="136"/>
+    <w:bookmarkStart w:id="137" w:name="exm-lu"/>
     <w:p>
       <w:pPr>
         <w:pStyle w:val="BodyText"/>
@@ -73486,7 +75546,7 @@
       <w:r>
         <w:t xml:space="preserve"> </w:t>
       </w:r>
-      <w:hyperlink r:id="rId122">
+      <w:hyperlink r:id="rId124">
         <w:r>
           <w:rPr>
             <w:rStyle w:val="Hyperlink"/>
@@ -74365,8 +76425,8 @@
         <w:t xml:space="preserve">.</w:t>
       </w:r>
     </w:p>
-    <w:bookmarkEnd w:id="135"/>
-    <w:bookmarkStart w:id="136" w:name="exm-not-lu"/>
+    <w:bookmarkEnd w:id="137"/>
+    <w:bookmarkStart w:id="138" w:name="exm-not-lu"/>
     <w:p>
       <w:pPr>
         <w:pStyle w:val="BodyText"/>
@@ -74899,80 +76959,102 @@
         <w:t xml:space="preserve">.</w:t>
       </w:r>
     </w:p>
-    <w:bookmarkEnd w:id="136"/>
-    <w:bookmarkStart w:id="137" w:name="thm-lu-solve"/>
+    <w:bookmarkEnd w:id="138"/>
+    <w:bookmarkStart w:id="139" w:name="thm-lu-solve"/>
     <w:p>
       <w:pPr>
         <w:pStyle w:val="BodyText"/>
       </w:pPr>
-      <w:r>
-        <w:rPr>
-          <w:b/>
-          <w:bCs/>
-        </w:rPr>
-        <w:t xml:space="preserve">Theorem 20 (Solving a system with an LU factorization)</w:t>
-      </w:r>
-      <w:r>
-        <w:t xml:space="preserve"> </w:t>
-      </w:r>
-      <w:r>
-        <w:t xml:space="preserve">If</w:t>
-      </w:r>
-      <w:r>
-        <w:t xml:space="preserve"> </w:t>
-      </w:r>
-      <m:oMath>
-        <m:r>
-          <m:rPr>
-            <m:sty m:val="bi"/>
-          </m:rPr>
-          <m:t>A</m:t>
-        </m:r>
-        <m:r>
-          <m:rPr>
-            <m:sty m:val="p"/>
-          </m:rPr>
-          <m:t>=</m:t>
-        </m:r>
-        <m:r>
-          <m:rPr>
-            <m:sty m:val="bi"/>
-          </m:rPr>
-          <m:t>L</m:t>
-        </m:r>
-        <m:r>
-          <m:rPr>
-            <m:sty m:val="bi"/>
-          </m:rPr>
-          <m:t>U</m:t>
-        </m:r>
-      </m:oMath>
-      <w:r>
-        <w:t xml:space="preserve"> </w:t>
-      </w:r>
-      <w:r>
-        <w:t xml:space="preserve">is an LU factorization (</w:t>
-      </w:r>
-      <w:hyperlink w:anchor="def-lu">
+      <w:del w:id="331" w:author="PR Preview" w:date="2026-01-01T00:00:00Z">
         <w:r>
           <w:rPr>
-            <w:rStyle w:val="Hyperlink"/>
+            <w:b/>
+            <w:bCs/>
           </w:rPr>
-          <w:t xml:space="preserve">Definition 10</w:t>
+          <w:delText xml:space="preserve">Theorem 20 (Solving a system with an LU factorization)</w:delText>
         </w:r>
+      </w:del>
+      <w:del w:id="332" w:author="PR Preview" w:date="2026-01-01T00:00:00Z">
+        <w:r>
+          <w:delText xml:space="preserve"> </w:delText>
+        </w:r>
+      </w:del>
+      <w:del w:id="333" w:author="PR Preview" w:date="2026-01-01T00:00:00Z">
+        <w:r>
+          <w:delText xml:space="preserve">If</w:delText>
+        </w:r>
+      </w:del>
+      <w:del w:id="334" w:author="PR Preview" w:date="2026-01-01T00:00:00Z">
+        <w:r>
+          <w:delText xml:space="preserve"> </w:delText>
+        </w:r>
+      </w:del>
+      <m:oMath>
+        <m:r>
+          <m:rPr>
+            <m:sty m:val="bi"/>
+          </m:rPr>
+          <m:t>A</m:t>
+        </m:r>
+        <m:r>
+          <m:rPr>
+            <m:sty m:val="p"/>
+          </m:rPr>
+          <m:t>=</m:t>
+        </m:r>
+        <m:r>
+          <m:rPr>
+            <m:sty m:val="bi"/>
+          </m:rPr>
+          <m:t>L</m:t>
+        </m:r>
+        <m:r>
+          <m:rPr>
+            <m:sty m:val="bi"/>
+          </m:rPr>
+          <m:t>U</m:t>
+        </m:r>
+      </m:oMath>
+      <w:del w:id="335" w:author="PR Preview" w:date="2026-01-01T00:00:00Z">
+        <w:r>
+          <w:delText xml:space="preserve"> </w:delText>
+        </w:r>
+      </w:del>
+      <w:del w:id="336" w:author="PR Preview" w:date="2026-01-01T00:00:00Z">
+        <w:r>
+          <w:delText xml:space="preserve">is an LU factorization (</w:delText>
+        </w:r>
+      </w:del>
+      <w:hyperlink w:anchor="def-lu">
+        <w:del w:id="337" w:author="PR Preview" w:date="2026-01-01T00:00:00Z">
+          <w:r>
+            <w:rPr>
+              <w:rStyle w:val="Hyperlink"/>
+            </w:rPr>
+            <w:delText xml:space="preserve">Definition 10</w:delText>
+          </w:r>
+        </w:del>
       </w:hyperlink>
-      <w:r>
-        <w:t xml:space="preserve">)</w:t>
-      </w:r>
-      <w:r>
-        <w:t xml:space="preserve"> </w:t>
-      </w:r>
-      <w:r>
-        <w:t xml:space="preserve">and the diagonal entries of</w:t>
-      </w:r>
-      <w:r>
-        <w:t xml:space="preserve"> </w:t>
-      </w:r>
+      <w:del w:id="338" w:author="PR Preview" w:date="2026-01-01T00:00:00Z">
+        <w:r>
+          <w:delText xml:space="preserve">)</w:delText>
+        </w:r>
+      </w:del>
+      <w:del w:id="339" w:author="PR Preview" w:date="2026-01-01T00:00:00Z">
+        <w:r>
+          <w:delText xml:space="preserve"> </w:delText>
+        </w:r>
+      </w:del>
+      <w:del w:id="340" w:author="PR Preview" w:date="2026-01-01T00:00:00Z">
+        <w:r>
+          <w:delText xml:space="preserve">and the diagonal entries of</w:delText>
+        </w:r>
+      </w:del>
+      <w:del w:id="341" w:author="PR Preview" w:date="2026-01-01T00:00:00Z">
+        <w:r>
+          <w:delText xml:space="preserve"> </w:delText>
+        </w:r>
+      </w:del>
       <m:oMath>
         <m:r>
           <m:rPr>
@@ -74981,21 +77063,31 @@
           <m:t>U</m:t>
         </m:r>
       </m:oMath>
-      <w:r>
-        <w:t xml:space="preserve"> </w:t>
-      </w:r>
-      <w:r>
-        <w:t xml:space="preserve">are all nonzero,</w:t>
-      </w:r>
-      <w:r>
-        <w:t xml:space="preserve"> </w:t>
-      </w:r>
-      <w:r>
-        <w:t xml:space="preserve">then for every</w:t>
-      </w:r>
-      <w:r>
-        <w:t xml:space="preserve"> </w:t>
-      </w:r>
+      <w:del w:id="342" w:author="PR Preview" w:date="2026-01-01T00:00:00Z">
+        <w:r>
+          <w:delText xml:space="preserve"> </w:delText>
+        </w:r>
+      </w:del>
+      <w:del w:id="343" w:author="PR Preview" w:date="2026-01-01T00:00:00Z">
+        <w:r>
+          <w:delText xml:space="preserve">are all nonzero,</w:delText>
+        </w:r>
+      </w:del>
+      <w:del w:id="344" w:author="PR Preview" w:date="2026-01-01T00:00:00Z">
+        <w:r>
+          <w:delText xml:space="preserve"> </w:delText>
+        </w:r>
+      </w:del>
+      <w:del w:id="345" w:author="PR Preview" w:date="2026-01-01T00:00:00Z">
+        <w:r>
+          <w:delText xml:space="preserve">then for every</w:delText>
+        </w:r>
+      </w:del>
+      <w:del w:id="346" w:author="PR Preview" w:date="2026-01-01T00:00:00Z">
+        <w:r>
+          <w:delText xml:space="preserve"> </w:delText>
+        </w:r>
+      </w:del>
       <m:oMath>
         <m:acc>
           <m:accPr>
@@ -75030,15 +77122,21 @@
           </m:sup>
         </m:sSup>
       </m:oMath>
-      <w:r>
-        <w:t xml:space="preserve"> </w:t>
-      </w:r>
-      <w:r>
-        <w:t xml:space="preserve">the system</w:t>
-      </w:r>
-      <w:r>
-        <w:t xml:space="preserve"> </w:t>
-      </w:r>
+      <w:del w:id="347" w:author="PR Preview" w:date="2026-01-01T00:00:00Z">
+        <w:r>
+          <w:delText xml:space="preserve"> </w:delText>
+        </w:r>
+      </w:del>
+      <w:del w:id="348" w:author="PR Preview" w:date="2026-01-01T00:00:00Z">
+        <w:r>
+          <w:delText xml:space="preserve">the system</w:delText>
+        </w:r>
+      </w:del>
+      <w:del w:id="349" w:author="PR Preview" w:date="2026-01-01T00:00:00Z">
+        <w:r>
+          <w:delText xml:space="preserve"> </w:delText>
+        </w:r>
+      </w:del>
       <m:oMath>
         <m:r>
           <m:rPr>
@@ -75073,21 +77171,31 @@
           </m:e>
         </m:acc>
       </m:oMath>
-      <w:r>
-        <w:t xml:space="preserve"> </w:t>
-      </w:r>
-      <w:r>
-        <w:t xml:space="preserve">has exactly one solution:</w:t>
-      </w:r>
-      <w:r>
-        <w:t xml:space="preserve"> </w:t>
-      </w:r>
-      <w:r>
-        <w:t xml:space="preserve">solve</w:t>
-      </w:r>
-      <w:r>
-        <w:t xml:space="preserve"> </w:t>
-      </w:r>
+      <w:del w:id="350" w:author="PR Preview" w:date="2026-01-01T00:00:00Z">
+        <w:r>
+          <w:delText xml:space="preserve"> </w:delText>
+        </w:r>
+      </w:del>
+      <w:del w:id="351" w:author="PR Preview" w:date="2026-01-01T00:00:00Z">
+        <w:r>
+          <w:delText xml:space="preserve">has exactly one solution:</w:delText>
+        </w:r>
+      </w:del>
+      <w:del w:id="352" w:author="PR Preview" w:date="2026-01-01T00:00:00Z">
+        <w:r>
+          <w:delText xml:space="preserve"> </w:delText>
+        </w:r>
+      </w:del>
+      <w:del w:id="353" w:author="PR Preview" w:date="2026-01-01T00:00:00Z">
+        <w:r>
+          <w:delText xml:space="preserve">solve</w:delText>
+        </w:r>
+      </w:del>
+      <w:del w:id="354" w:author="PR Preview" w:date="2026-01-01T00:00:00Z">
+        <w:r>
+          <w:delText xml:space="preserve"> </w:delText>
+        </w:r>
+      </w:del>
       <m:oMath>
         <m:r>
           <m:rPr>
@@ -75122,21 +77230,31 @@
           </m:e>
         </m:acc>
       </m:oMath>
-      <w:r>
-        <w:t xml:space="preserve"> </w:t>
-      </w:r>
-      <w:r>
-        <w:t xml:space="preserve">by forward substitution,</w:t>
-      </w:r>
-      <w:r>
-        <w:t xml:space="preserve"> </w:t>
-      </w:r>
-      <w:r>
-        <w:t xml:space="preserve">then</w:t>
-      </w:r>
-      <w:r>
-        <w:t xml:space="preserve"> </w:t>
-      </w:r>
+      <w:del w:id="355" w:author="PR Preview" w:date="2026-01-01T00:00:00Z">
+        <w:r>
+          <w:delText xml:space="preserve"> </w:delText>
+        </w:r>
+      </w:del>
+      <w:del w:id="356" w:author="PR Preview" w:date="2026-01-01T00:00:00Z">
+        <w:r>
+          <w:delText xml:space="preserve">by forward substitution,</w:delText>
+        </w:r>
+      </w:del>
+      <w:del w:id="357" w:author="PR Preview" w:date="2026-01-01T00:00:00Z">
+        <w:r>
+          <w:delText xml:space="preserve"> </w:delText>
+        </w:r>
+      </w:del>
+      <w:del w:id="358" w:author="PR Preview" w:date="2026-01-01T00:00:00Z">
+        <w:r>
+          <w:delText xml:space="preserve">then</w:delText>
+        </w:r>
+      </w:del>
+      <w:del w:id="359" w:author="PR Preview" w:date="2026-01-01T00:00:00Z">
+        <w:r>
+          <w:delText xml:space="preserve"> </w:delText>
+        </w:r>
+      </w:del>
       <m:oMath>
         <m:r>
           <m:rPr>
@@ -75171,25 +77289,387 @@
           </m:e>
         </m:acc>
       </m:oMath>
-      <w:r>
-        <w:t xml:space="preserve"> </w:t>
-      </w:r>
-      <w:r>
-        <w:t xml:space="preserve">by back substitution (</w:t>
-      </w:r>
+      <w:del w:id="360" w:author="PR Preview" w:date="2026-01-01T00:00:00Z">
+        <w:r>
+          <w:delText xml:space="preserve"> </w:delText>
+        </w:r>
+      </w:del>
+      <w:del w:id="361" w:author="PR Preview" w:date="2026-01-01T00:00:00Z">
+        <w:r>
+          <w:delText xml:space="preserve">by back substitution (</w:delText>
+        </w:r>
+      </w:del>
       <w:hyperlink w:anchor="thm-back-substitution">
+        <w:del w:id="362" w:author="PR Preview" w:date="2026-01-01T00:00:00Z">
+          <w:r>
+            <w:rPr>
+              <w:rStyle w:val="Hyperlink"/>
+            </w:rPr>
+            <w:delText xml:space="preserve">Theorem 16</w:delText>
+          </w:r>
+        </w:del>
+      </w:hyperlink>
+      <w:del w:id="363" w:author="PR Preview" w:date="2026-01-01T00:00:00Z">
+        <w:r>
+          <w:delText xml:space="preserve">).</w:delText>
+        </w:r>
+      </w:del>
+    </w:p>
+    <w:p>
+      <w:pPr>
+        <w:pStyle w:val="BodyText"/>
+      </w:pPr>
+      <w:ins w:id="364" w:author="PR Preview" w:date="2026-01-01T00:00:00Z">
         <w:r>
           <w:rPr>
-            <w:rStyle w:val="Hyperlink"/>
+            <w:b/>
+            <w:bCs/>
           </w:rPr>
-          <w:t xml:space="preserve">Theorem 16</w:t>
+          <w:t xml:space="preserve">Theorem 20 (Solving a system with an LU factorization)</w:t>
         </w:r>
+      </w:ins>
+      <w:ins w:id="365" w:author="PR Preview" w:date="2026-01-01T00:00:00Z">
+        <w:r>
+          <w:t xml:space="preserve"> </w:t>
+        </w:r>
+      </w:ins>
+      <w:ins w:id="366" w:author="PR Preview" w:date="2026-01-01T00:00:00Z">
+        <w:r>
+          <w:t xml:space="preserve">If</w:t>
+        </w:r>
+      </w:ins>
+      <w:ins w:id="367" w:author="PR Preview" w:date="2026-01-01T00:00:00Z">
+        <w:r>
+          <w:t xml:space="preserve"> </w:t>
+        </w:r>
+      </w:ins>
+      <m:oMath>
+        <m:r>
+          <m:rPr>
+            <m:sty m:val="bi"/>
+          </m:rPr>
+          <m:t>A</m:t>
+        </m:r>
+        <m:r>
+          <m:rPr>
+            <m:sty m:val="p"/>
+          </m:rPr>
+          <m:t>=</m:t>
+        </m:r>
+        <m:r>
+          <m:rPr>
+            <m:sty m:val="bi"/>
+          </m:rPr>
+          <m:t>L</m:t>
+        </m:r>
+        <m:r>
+          <m:rPr>
+            <m:sty m:val="bi"/>
+          </m:rPr>
+          <m:t>U</m:t>
+        </m:r>
+      </m:oMath>
+      <w:ins w:id="368" w:author="PR Preview" w:date="2026-01-01T00:00:00Z">
+        <w:r>
+          <w:t xml:space="preserve"> </w:t>
+        </w:r>
+      </w:ins>
+      <w:ins w:id="369" w:author="PR Preview" w:date="2026-01-01T00:00:00Z">
+        <w:r>
+          <w:t xml:space="preserve">is an LU factorization (</w:t>
+        </w:r>
+      </w:ins>
+      <w:hyperlink w:anchor="def-lu">
+        <w:ins w:id="370" w:author="PR Preview" w:date="2026-01-01T00:00:00Z">
+          <w:r>
+            <w:rPr>
+              <w:rStyle w:val="Hyperlink"/>
+            </w:rPr>
+            <w:t xml:space="preserve">Definition 12</w:t>
+          </w:r>
+        </w:ins>
       </w:hyperlink>
-      <w:r>
-        <w:t xml:space="preserve">).</w:t>
-      </w:r>
+      <w:ins w:id="371" w:author="PR Preview" w:date="2026-01-01T00:00:00Z">
+        <w:r>
+          <w:t xml:space="preserve">)</w:t>
+        </w:r>
+      </w:ins>
+      <w:ins w:id="372" w:author="PR Preview" w:date="2026-01-01T00:00:00Z">
+        <w:r>
+          <w:t xml:space="preserve"> </w:t>
+        </w:r>
+      </w:ins>
+      <w:ins w:id="373" w:author="PR Preview" w:date="2026-01-01T00:00:00Z">
+        <w:r>
+          <w:t xml:space="preserve">and the diagonal entries of</w:t>
+        </w:r>
+      </w:ins>
+      <w:ins w:id="374" w:author="PR Preview" w:date="2026-01-01T00:00:00Z">
+        <w:r>
+          <w:t xml:space="preserve"> </w:t>
+        </w:r>
+      </w:ins>
+      <m:oMath>
+        <m:r>
+          <m:rPr>
+            <m:sty m:val="bi"/>
+          </m:rPr>
+          <m:t>U</m:t>
+        </m:r>
+      </m:oMath>
+      <w:ins w:id="375" w:author="PR Preview" w:date="2026-01-01T00:00:00Z">
+        <w:r>
+          <w:t xml:space="preserve"> </w:t>
+        </w:r>
+      </w:ins>
+      <w:ins w:id="376" w:author="PR Preview" w:date="2026-01-01T00:00:00Z">
+        <w:r>
+          <w:t xml:space="preserve">are all nonzero,</w:t>
+        </w:r>
+      </w:ins>
+      <w:ins w:id="377" w:author="PR Preview" w:date="2026-01-01T00:00:00Z">
+        <w:r>
+          <w:t xml:space="preserve"> </w:t>
+        </w:r>
+      </w:ins>
+      <w:ins w:id="378" w:author="PR Preview" w:date="2026-01-01T00:00:00Z">
+        <w:r>
+          <w:t xml:space="preserve">then for every</w:t>
+        </w:r>
+      </w:ins>
+      <w:ins w:id="379" w:author="PR Preview" w:date="2026-01-01T00:00:00Z">
+        <w:r>
+          <w:t xml:space="preserve"> </w:t>
+        </w:r>
+      </w:ins>
+      <m:oMath>
+        <m:acc>
+          <m:accPr>
+            <m:chr m:val="̃"/>
+          </m:accPr>
+          <m:e>
+            <m:r>
+              <m:t>b</m:t>
+            </m:r>
+          </m:e>
+        </m:acc>
+        <m:r>
+          <m:rPr>
+            <m:sty m:val="p"/>
+          </m:rPr>
+          <m:t>∈</m:t>
+        </m:r>
+        <m:sSup>
+          <m:e>
+            <m:r>
+              <m:rPr>
+                <m:scr m:val="double-struck"/>
+                <m:sty m:val="p"/>
+              </m:rPr>
+              <m:t>R</m:t>
+            </m:r>
+          </m:e>
+          <m:sup>
+            <m:r>
+              <m:t>n</m:t>
+            </m:r>
+          </m:sup>
+        </m:sSup>
+      </m:oMath>
+      <w:ins w:id="380" w:author="PR Preview" w:date="2026-01-01T00:00:00Z">
+        <w:r>
+          <w:t xml:space="preserve"> </w:t>
+        </w:r>
+      </w:ins>
+      <w:ins w:id="381" w:author="PR Preview" w:date="2026-01-01T00:00:00Z">
+        <w:r>
+          <w:t xml:space="preserve">the system</w:t>
+        </w:r>
+      </w:ins>
+      <w:ins w:id="382" w:author="PR Preview" w:date="2026-01-01T00:00:00Z">
+        <w:r>
+          <w:t xml:space="preserve"> </w:t>
+        </w:r>
+      </w:ins>
+      <m:oMath>
+        <m:r>
+          <m:rPr>
+            <m:sty m:val="bi"/>
+          </m:rPr>
+          <m:t>A</m:t>
+        </m:r>
+        <m:acc>
+          <m:accPr>
+            <m:chr m:val="̃"/>
+          </m:accPr>
+          <m:e>
+            <m:r>
+              <m:t>x</m:t>
+            </m:r>
+          </m:e>
+        </m:acc>
+        <m:r>
+          <m:rPr>
+            <m:sty m:val="p"/>
+          </m:rPr>
+          <m:t>=</m:t>
+        </m:r>
+        <m:acc>
+          <m:accPr>
+            <m:chr m:val="̃"/>
+          </m:accPr>
+          <m:e>
+            <m:r>
+              <m:t>b</m:t>
+            </m:r>
+          </m:e>
+        </m:acc>
+      </m:oMath>
+      <w:ins w:id="383" w:author="PR Preview" w:date="2026-01-01T00:00:00Z">
+        <w:r>
+          <w:t xml:space="preserve"> </w:t>
+        </w:r>
+      </w:ins>
+      <w:ins w:id="384" w:author="PR Preview" w:date="2026-01-01T00:00:00Z">
+        <w:r>
+          <w:t xml:space="preserve">has exactly one solution:</w:t>
+        </w:r>
+      </w:ins>
+      <w:ins w:id="385" w:author="PR Preview" w:date="2026-01-01T00:00:00Z">
+        <w:r>
+          <w:t xml:space="preserve"> </w:t>
+        </w:r>
+      </w:ins>
+      <w:ins w:id="386" w:author="PR Preview" w:date="2026-01-01T00:00:00Z">
+        <w:r>
+          <w:t xml:space="preserve">solve</w:t>
+        </w:r>
+      </w:ins>
+      <w:ins w:id="387" w:author="PR Preview" w:date="2026-01-01T00:00:00Z">
+        <w:r>
+          <w:t xml:space="preserve"> </w:t>
+        </w:r>
+      </w:ins>
+      <m:oMath>
+        <m:r>
+          <m:rPr>
+            <m:sty m:val="bi"/>
+          </m:rPr>
+          <m:t>L</m:t>
+        </m:r>
+        <m:acc>
+          <m:accPr>
+            <m:chr m:val="̃"/>
+          </m:accPr>
+          <m:e>
+            <m:r>
+              <m:t>y</m:t>
+            </m:r>
+          </m:e>
+        </m:acc>
+        <m:r>
+          <m:rPr>
+            <m:sty m:val="p"/>
+          </m:rPr>
+          <m:t>=</m:t>
+        </m:r>
+        <m:acc>
+          <m:accPr>
+            <m:chr m:val="̃"/>
+          </m:accPr>
+          <m:e>
+            <m:r>
+              <m:t>b</m:t>
+            </m:r>
+          </m:e>
+        </m:acc>
+      </m:oMath>
+      <w:ins w:id="388" w:author="PR Preview" w:date="2026-01-01T00:00:00Z">
+        <w:r>
+          <w:t xml:space="preserve"> </w:t>
+        </w:r>
+      </w:ins>
+      <w:ins w:id="389" w:author="PR Preview" w:date="2026-01-01T00:00:00Z">
+        <w:r>
+          <w:t xml:space="preserve">by forward substitution,</w:t>
+        </w:r>
+      </w:ins>
+      <w:ins w:id="390" w:author="PR Preview" w:date="2026-01-01T00:00:00Z">
+        <w:r>
+          <w:t xml:space="preserve"> </w:t>
+        </w:r>
+      </w:ins>
+      <w:ins w:id="391" w:author="PR Preview" w:date="2026-01-01T00:00:00Z">
+        <w:r>
+          <w:t xml:space="preserve">then</w:t>
+        </w:r>
+      </w:ins>
+      <w:ins w:id="392" w:author="PR Preview" w:date="2026-01-01T00:00:00Z">
+        <w:r>
+          <w:t xml:space="preserve"> </w:t>
+        </w:r>
+      </w:ins>
+      <m:oMath>
+        <m:r>
+          <m:rPr>
+            <m:sty m:val="bi"/>
+          </m:rPr>
+          <m:t>U</m:t>
+        </m:r>
+        <m:acc>
+          <m:accPr>
+            <m:chr m:val="̃"/>
+          </m:accPr>
+          <m:e>
+            <m:r>
+              <m:t>x</m:t>
+            </m:r>
+          </m:e>
+        </m:acc>
+        <m:r>
+          <m:rPr>
+            <m:sty m:val="p"/>
+          </m:rPr>
+          <m:t>=</m:t>
+        </m:r>
+        <m:acc>
+          <m:accPr>
+            <m:chr m:val="̃"/>
+          </m:accPr>
+          <m:e>
+            <m:r>
+              <m:t>y</m:t>
+            </m:r>
+          </m:e>
+        </m:acc>
+      </m:oMath>
+      <w:ins w:id="393" w:author="PR Preview" w:date="2026-01-01T00:00:00Z">
+        <w:r>
+          <w:t xml:space="preserve"> </w:t>
+        </w:r>
+      </w:ins>
+      <w:ins w:id="394" w:author="PR Preview" w:date="2026-01-01T00:00:00Z">
+        <w:r>
+          <w:t xml:space="preserve">by back substitution (</w:t>
+        </w:r>
+      </w:ins>
+      <w:hyperlink w:anchor="thm-back-substitution">
+        <w:ins w:id="395" w:author="PR Preview" w:date="2026-01-01T00:00:00Z">
+          <w:r>
+            <w:rPr>
+              <w:rStyle w:val="Hyperlink"/>
+            </w:rPr>
+            <w:t xml:space="preserve">Theorem 16</w:t>
+          </w:r>
+        </w:ins>
+      </w:hyperlink>
+      <w:ins w:id="396" w:author="PR Preview" w:date="2026-01-01T00:00:00Z">
+        <w:r>
+          <w:t xml:space="preserve">).</w:t>
+        </w:r>
+      </w:ins>
     </w:p>
-    <w:bookmarkEnd w:id="137"/>
+    <w:bookmarkEnd w:id="139"/>
     <w:p>
       <w:pPr>
         <w:pStyle w:val="BodyText"/>
@@ -75876,7 +78356,7 @@
         <w:t xml:space="preserve">.</w:t>
       </w:r>
     </w:p>
-    <w:bookmarkStart w:id="138" w:name="exm-lu-solve"/>
+    <w:bookmarkStart w:id="140" w:name="exm-lu-solve"/>
     <w:p>
       <w:pPr>
         <w:pStyle w:val="BodyText"/>
@@ -76723,9 +79203,9 @@
         </m:oMath>
       </m:oMathPara>
     </w:p>
-    <w:bookmarkEnd w:id="138"/>
-    <w:bookmarkStart w:id="147" w:name="refs"/>
-    <w:bookmarkStart w:id="140" w:name="ref-banerjee2014linear"/>
+    <w:bookmarkEnd w:id="140"/>
+    <w:bookmarkStart w:id="149" w:name="refs"/>
+    <w:bookmarkStart w:id="142" w:name="ref-banerjee2014linear"/>
     <w:p>
       <w:pPr>
         <w:pStyle w:val="Bibliography"/>
@@ -76749,7 +79229,7 @@
       <w:r>
         <w:t xml:space="preserve"> </w:t>
       </w:r>
-      <w:hyperlink r:id="rId139">
+      <w:hyperlink r:id="rId141">
         <w:r>
           <w:rPr>
             <w:rStyle w:val="Hyperlink"/>
@@ -76761,8 +79241,8 @@
         <w:t xml:space="preserve">.</w:t>
       </w:r>
     </w:p>
-    <w:bookmarkEnd w:id="140"/>
-    <w:bookmarkStart w:id="142" w:name="ref-zhou2024ls"/>
+    <w:bookmarkEnd w:id="142"/>
+    <w:bookmarkStart w:id="144" w:name="ref-zhou2024ls"/>
     <w:p>
       <w:pPr>
         <w:pStyle w:val="Bibliography"/>
@@ -76786,7 +79266,7 @@
       <w:r>
         <w:t xml:space="preserve"> </w:t>
       </w:r>
-      <w:hyperlink r:id="rId141">
+      <w:hyperlink r:id="rId143">
         <w:r>
           <w:rPr>
             <w:rStyle w:val="Hyperlink"/>
@@ -76798,8 +79278,8 @@
         <w:t xml:space="preserve">.</w:t>
       </w:r>
     </w:p>
-    <w:bookmarkEnd w:id="142"/>
-    <w:bookmarkStart w:id="144" w:name="ref-zhou2024matinv"/>
+    <w:bookmarkEnd w:id="144"/>
+    <w:bookmarkStart w:id="146" w:name="ref-zhou2024matinv"/>
     <w:p>
       <w:pPr>
         <w:pStyle w:val="Bibliography"/>
@@ -76823,7 +79303,7 @@
       <w:r>
         <w:t xml:space="preserve"> </w:t>
       </w:r>
-      <w:hyperlink r:id="rId143">
+      <w:hyperlink r:id="rId145">
         <w:r>
           <w:rPr>
             <w:rStyle w:val="Hyperlink"/>
@@ -76835,8 +79315,8 @@
         <w:t xml:space="preserve">.</w:t>
       </w:r>
     </w:p>
-    <w:bookmarkEnd w:id="144"/>
-    <w:bookmarkStart w:id="146" w:name="ref-zhou2024orthproj"/>
+    <w:bookmarkEnd w:id="146"/>
+    <w:bookmarkStart w:id="148" w:name="ref-zhou2024orthproj"/>
     <w:p>
       <w:pPr>
         <w:pStyle w:val="Bibliography"/>
@@ -76860,7 +79340,7 @@
       <w:r>
         <w:t xml:space="preserve"> </w:t>
       </w:r>
-      <w:hyperlink r:id="rId145">
+      <w:hyperlink r:id="rId147">
         <w:r>
           <w:rPr>
             <w:rStyle w:val="Hyperlink"/>
@@ -76872,10 +79352,10 @@
         <w:t xml:space="preserve">.</w:t>
       </w:r>
     </w:p>
-    <w:bookmarkEnd w:id="146"/>
-    <w:bookmarkEnd w:id="147"/>
     <w:bookmarkEnd w:id="148"/>
     <w:bookmarkEnd w:id="149"/>
+    <w:bookmarkEnd w:id="150"/>
+    <w:bookmarkEnd w:id="151"/>
     <w:sectPr>
       <w:footnotePr>
         <w:numRestart w:val="eachSect"/>

--- a/pr-preview/pr-311/linear-algebra-projections-tracked-changes.docx
+++ b/pr-preview/pr-311/linear-algebra-projections-tracked-changes.docx
@@ -16,7 +16,7 @@
       </w:pPr>
       <w:del w:id="1" w:author="PR Preview" w:date="2026-01-01T00:00:00Z">
         <w:r>
-          <w:delText xml:space="preserve">Last modified: 2026-10-15 14:23:59 (PDT)</w:delText>
+          <w:delText xml:space="preserve">Last modified: 2026-10-15 18:37:38 (PDT)</w:delText>
         </w:r>
       </w:del>
     </w:p>
@@ -26,7 +26,7 @@
       </w:pPr>
       <w:ins w:id="2" w:author="PR Preview" w:date="2026-01-01T00:00:00Z">
         <w:r>
-          <w:t xml:space="preserve">Last modified: 2026-10-15 15:23:10 (PDT)</w:t>
+          <w:t xml:space="preserve">Last modified: 2026-10-15 18:40:39 (PDT)</w:t>
         </w:r>
       </w:ins>
     </w:p>
@@ -1563,41 +1563,29 @@
       <w:pPr>
         <w:pStyle w:val="FirstParagraph"/>
       </w:pPr>
-      <w:del w:id="3" w:author="PR Preview" w:date="2026-01-01T00:00:00Z">
+      <w:r>
+        <w:t xml:space="preserve">(</w:t>
+      </w:r>
+      <w:hyperlink r:id="rId11">
         <w:r>
-          <w:delText xml:space="preserve">(</w:delText>
+          <w:rPr>
+            <w:rStyle w:val="Hyperlink"/>
+          </w:rPr>
+          <w:t xml:space="preserve">Theorem 16 in Matrices</w:t>
         </w:r>
-      </w:del>
-      <w:hyperlink r:id="rId11">
-        <w:del w:id="4" w:author="PR Preview" w:date="2026-01-01T00:00:00Z">
-          <w:r>
-            <w:rPr>
-              <w:rStyle w:val="Hyperlink"/>
-            </w:rPr>
-            <w:delText xml:space="preserve">Theorem 16 in Matrices</w:delText>
-          </w:r>
-        </w:del>
       </w:hyperlink>
-      <w:del w:id="5" w:author="PR Preview" w:date="2026-01-01T00:00:00Z">
-        <w:r>
-          <w:delText xml:space="preserve">).</w:delText>
-        </w:r>
-      </w:del>
-      <w:del w:id="6" w:author="PR Preview" w:date="2026-01-01T00:00:00Z">
-        <w:r>
-          <w:delText xml:space="preserve"> </w:delText>
-        </w:r>
-      </w:del>
-      <w:del w:id="7" w:author="PR Preview" w:date="2026-01-01T00:00:00Z">
-        <w:r>
-          <w:delText xml:space="preserve">When</w:delText>
-        </w:r>
-      </w:del>
-      <w:del w:id="8" w:author="PR Preview" w:date="2026-01-01T00:00:00Z">
-        <w:r>
-          <w:delText xml:space="preserve"> </w:delText>
-        </w:r>
-      </w:del>
+      <w:r>
+        <w:t xml:space="preserve">).</w:t>
+      </w:r>
+      <w:r>
+        <w:t xml:space="preserve"> </w:t>
+      </w:r>
+      <w:r>
+        <w:t xml:space="preserve">When</w:t>
+      </w:r>
+      <w:r>
+        <w:t xml:space="preserve"> </w:t>
+      </w:r>
       <m:oMath>
         <m:sSup>
           <m:e>
@@ -1624,46 +1612,32 @@
           <m:t>X</m:t>
         </m:r>
       </m:oMath>
-      <w:del w:id="9" w:author="PR Preview" w:date="2026-01-01T00:00:00Z">
+      <w:r>
+        <w:t xml:space="preserve"> </w:t>
+      </w:r>
+      <w:r>
+        <w:t xml:space="preserve">is invertible,</w:t>
+      </w:r>
+      <w:r>
+        <w:t xml:space="preserve"> </w:t>
+      </w:r>
+      <w:r>
+        <w:t xml:space="preserve">it appears in the least squares solution (</w:t>
+      </w:r>
+      <w:hyperlink w:anchor="def-least-squares">
         <w:r>
-          <w:delText xml:space="preserve"> </w:delText>
+          <w:rPr>
+            <w:rStyle w:val="Hyperlink"/>
+          </w:rPr>
+          <w:t xml:space="preserve">Definition 10</w:t>
         </w:r>
-      </w:del>
-      <w:del w:id="10" w:author="PR Preview" w:date="2026-01-01T00:00:00Z">
-        <w:r>
-          <w:delText xml:space="preserve">is invertible,</w:delText>
-        </w:r>
-      </w:del>
-      <w:del w:id="11" w:author="PR Preview" w:date="2026-01-01T00:00:00Z">
-        <w:r>
-          <w:delText xml:space="preserve"> </w:delText>
-        </w:r>
-      </w:del>
-      <w:del w:id="12" w:author="PR Preview" w:date="2026-01-01T00:00:00Z">
-        <w:r>
-          <w:delText xml:space="preserve">it appears in the least squares solution (</w:delText>
-        </w:r>
-      </w:del>
-      <w:hyperlink w:anchor="def-least-squares">
-        <w:del w:id="13" w:author="PR Preview" w:date="2026-01-01T00:00:00Z">
-          <w:r>
-            <w:rPr>
-              <w:rStyle w:val="Hyperlink"/>
-            </w:rPr>
-            <w:delText xml:space="preserve">Definition 8</w:delText>
-          </w:r>
-        </w:del>
       </w:hyperlink>
-      <w:del w:id="14" w:author="PR Preview" w:date="2026-01-01T00:00:00Z">
-        <w:r>
-          <w:delText xml:space="preserve">, defined later in this chapter)</w:delText>
-        </w:r>
-      </w:del>
-      <w:del w:id="15" w:author="PR Preview" w:date="2026-01-01T00:00:00Z">
-        <w:r>
-          <w:delText xml:space="preserve"> </w:delText>
-        </w:r>
-      </w:del>
+      <w:r>
+        <w:t xml:space="preserve">, defined later in this chapter)</w:t>
+      </w:r>
+      <w:r>
+        <w:t xml:space="preserve"> </w:t>
+      </w:r>
       <m:oMath>
         <m:acc>
           <m:accPr>
@@ -1768,226 +1742,9 @@
           </m:e>
         </m:acc>
       </m:oMath>
-      <w:del w:id="16" w:author="PR Preview" w:date="2026-01-01T00:00:00Z">
-        <w:r>
-          <w:delText xml:space="preserve">.</w:delText>
-        </w:r>
-      </w:del>
-    </w:p>
-    <w:p>
-      <w:pPr>
-        <w:pStyle w:val="FirstParagraph"/>
-      </w:pPr>
-      <w:ins w:id="17" w:author="PR Preview" w:date="2026-01-01T00:00:00Z">
-        <w:r>
-          <w:t xml:space="preserve">(</w:t>
-        </w:r>
-      </w:ins>
-      <w:hyperlink r:id="rId11">
-        <w:ins w:id="18" w:author="PR Preview" w:date="2026-01-01T00:00:00Z">
-          <w:r>
-            <w:rPr>
-              <w:rStyle w:val="Hyperlink"/>
-            </w:rPr>
-            <w:t xml:space="preserve">Theorem 16 in Matrices</w:t>
-          </w:r>
-        </w:ins>
-      </w:hyperlink>
-      <w:ins w:id="19" w:author="PR Preview" w:date="2026-01-01T00:00:00Z">
-        <w:r>
-          <w:t xml:space="preserve">).</w:t>
-        </w:r>
-      </w:ins>
-      <w:ins w:id="20" w:author="PR Preview" w:date="2026-01-01T00:00:00Z">
-        <w:r>
-          <w:t xml:space="preserve"> </w:t>
-        </w:r>
-      </w:ins>
-      <w:ins w:id="21" w:author="PR Preview" w:date="2026-01-01T00:00:00Z">
-        <w:r>
-          <w:t xml:space="preserve">When</w:t>
-        </w:r>
-      </w:ins>
-      <w:ins w:id="22" w:author="PR Preview" w:date="2026-01-01T00:00:00Z">
-        <w:r>
-          <w:t xml:space="preserve"> </w:t>
-        </w:r>
-      </w:ins>
-      <m:oMath>
-        <m:sSup>
-          <m:e>
-            <m:r>
-              <m:rPr>
-                <m:sty m:val="bi"/>
-              </m:rPr>
-              <m:t>X</m:t>
-            </m:r>
-          </m:e>
-          <m:sup>
-            <m:r>
-              <m:rPr>
-                <m:sty m:val="p"/>
-              </m:rPr>
-              <m:t>⊤</m:t>
-            </m:r>
-          </m:sup>
-        </m:sSup>
-        <m:r>
-          <m:rPr>
-            <m:sty m:val="bi"/>
-          </m:rPr>
-          <m:t>X</m:t>
-        </m:r>
-      </m:oMath>
-      <w:ins w:id="23" w:author="PR Preview" w:date="2026-01-01T00:00:00Z">
-        <w:r>
-          <w:t xml:space="preserve"> </w:t>
-        </w:r>
-      </w:ins>
-      <w:ins w:id="24" w:author="PR Preview" w:date="2026-01-01T00:00:00Z">
-        <w:r>
-          <w:t xml:space="preserve">is invertible,</w:t>
-        </w:r>
-      </w:ins>
-      <w:ins w:id="25" w:author="PR Preview" w:date="2026-01-01T00:00:00Z">
-        <w:r>
-          <w:t xml:space="preserve"> </w:t>
-        </w:r>
-      </w:ins>
-      <w:ins w:id="26" w:author="PR Preview" w:date="2026-01-01T00:00:00Z">
-        <w:r>
-          <w:t xml:space="preserve">it appears in the least squares solution (</w:t>
-        </w:r>
-      </w:ins>
-      <w:hyperlink w:anchor="def-least-squares">
-        <w:ins w:id="27" w:author="PR Preview" w:date="2026-01-01T00:00:00Z">
-          <w:r>
-            <w:rPr>
-              <w:rStyle w:val="Hyperlink"/>
-            </w:rPr>
-            <w:t xml:space="preserve">Definition 10</w:t>
-          </w:r>
-        </w:ins>
-      </w:hyperlink>
-      <w:ins w:id="28" w:author="PR Preview" w:date="2026-01-01T00:00:00Z">
-        <w:r>
-          <w:t xml:space="preserve">, defined later in this chapter)</w:t>
-        </w:r>
-      </w:ins>
-      <w:ins w:id="29" w:author="PR Preview" w:date="2026-01-01T00:00:00Z">
-        <w:r>
-          <w:t xml:space="preserve"> </w:t>
-        </w:r>
-      </w:ins>
-      <m:oMath>
-        <m:acc>
-          <m:accPr>
-            <m:chr m:val="̂"/>
-          </m:accPr>
-          <m:e>
-            <m:acc>
-              <m:accPr>
-                <m:chr m:val="̃"/>
-              </m:accPr>
-              <m:e>
-                <m:r>
-                  <m:t>β</m:t>
-                </m:r>
-              </m:e>
-            </m:acc>
-          </m:e>
-        </m:acc>
-        <m:r>
-          <m:rPr>
-            <m:sty m:val="p"/>
-          </m:rPr>
-          <m:t>=</m:t>
-        </m:r>
-        <m:r>
-          <m:rPr>
-            <m:sty m:val="p"/>
-          </m:rPr>
-          <m:t>(</m:t>
-        </m:r>
-        <m:sSup>
-          <m:e>
-            <m:r>
-              <m:rPr>
-                <m:sty m:val="bi"/>
-              </m:rPr>
-              <m:t>X</m:t>
-            </m:r>
-          </m:e>
-          <m:sup>
-            <m:r>
-              <m:rPr>
-                <m:sty m:val="p"/>
-              </m:rPr>
-              <m:t>⊤</m:t>
-            </m:r>
-          </m:sup>
-        </m:sSup>
-        <m:r>
-          <m:rPr>
-            <m:sty m:val="bi"/>
-          </m:rPr>
-          <m:t>X</m:t>
-        </m:r>
-        <m:sSup>
-          <m:e>
-            <m:r>
-              <m:rPr>
-                <m:sty m:val="p"/>
-              </m:rPr>
-              <m:t>)</m:t>
-            </m:r>
-          </m:e>
-          <m:sup>
-            <m:r>
-              <m:rPr>
-                <m:sty m:val="p"/>
-              </m:rPr>
-              <m:t>−</m:t>
-            </m:r>
-            <m:r>
-              <m:t>1</m:t>
-            </m:r>
-          </m:sup>
-        </m:sSup>
-        <m:sSup>
-          <m:e>
-            <m:r>
-              <m:rPr>
-                <m:sty m:val="bi"/>
-              </m:rPr>
-              <m:t>X</m:t>
-            </m:r>
-          </m:e>
-          <m:sup>
-            <m:r>
-              <m:rPr>
-                <m:sty m:val="p"/>
-              </m:rPr>
-              <m:t>⊤</m:t>
-            </m:r>
-          </m:sup>
-        </m:sSup>
-        <m:acc>
-          <m:accPr>
-            <m:chr m:val="̃"/>
-          </m:accPr>
-          <m:e>
-            <m:r>
-              <m:t>y</m:t>
-            </m:r>
-          </m:e>
-        </m:acc>
-      </m:oMath>
-      <w:ins w:id="30" w:author="PR Preview" w:date="2026-01-01T00:00:00Z">
-        <w:r>
-          <w:t xml:space="preserve">.</w:t>
-        </w:r>
-      </w:ins>
+      <w:r>
+        <w:t xml:space="preserve">.</w:t>
+      </w:r>
     </w:p>
     <w:bookmarkEnd w:id="12"/>
     <w:bookmarkStart w:id="14" w:name="thm-gram-invertible"/>
@@ -6753,99 +6510,36 @@
       <w:pPr>
         <w:pStyle w:val="BodyText"/>
       </w:pPr>
-      <w:del w:id="31" w:author="PR Preview" w:date="2026-01-01T00:00:00Z">
+      <w:r>
+        <w:rPr>
+          <w:i/>
+          <w:iCs/>
+        </w:rPr>
+        <w:t xml:space="preserve">Remark 2</w:t>
+      </w:r>
+      <w:r>
+        <w:t xml:space="preserve"> (Why it is called the hat matrix). </w:t>
+      </w:r>
+      <w:r>
+        <w:t xml:space="preserve">The hat matrix gives the fitted values of the least squares solution</w:t>
+      </w:r>
+      <w:r>
+        <w:t xml:space="preserve"> </w:t>
+      </w:r>
+      <w:r>
+        <w:t xml:space="preserve">(</w:t>
+      </w:r>
+      <w:hyperlink w:anchor="def-least-squares">
         <w:r>
           <w:rPr>
-            <w:i/>
-            <w:iCs/>
+            <w:rStyle w:val="Hyperlink"/>
           </w:rPr>
-          <w:delText xml:space="preserve">Remark 2</w:delText>
+          <w:t xml:space="preserve">Definition 10</w:t>
         </w:r>
-      </w:del>
-      <w:del w:id="32" w:author="PR Preview" w:date="2026-01-01T00:00:00Z">
-        <w:r>
-          <w:delText xml:space="preserve"> (Why it is called the hat matrix). </w:delText>
-        </w:r>
-      </w:del>
-      <w:del w:id="33" w:author="PR Preview" w:date="2026-01-01T00:00:00Z">
-        <w:r>
-          <w:delText xml:space="preserve">The hat matrix gives the fitted values of the least squares solution</w:delText>
-        </w:r>
-      </w:del>
-      <w:del w:id="34" w:author="PR Preview" w:date="2026-01-01T00:00:00Z">
-        <w:r>
-          <w:delText xml:space="preserve"> </w:delText>
-        </w:r>
-      </w:del>
-      <w:del w:id="35" w:author="PR Preview" w:date="2026-01-01T00:00:00Z">
-        <w:r>
-          <w:delText xml:space="preserve">(</w:delText>
-        </w:r>
-      </w:del>
-      <w:hyperlink w:anchor="def-least-squares">
-        <w:del w:id="36" w:author="PR Preview" w:date="2026-01-01T00:00:00Z">
-          <w:r>
-            <w:rPr>
-              <w:rStyle w:val="Hyperlink"/>
-            </w:rPr>
-            <w:delText xml:space="preserve">Definition 8</w:delText>
-          </w:r>
-        </w:del>
       </w:hyperlink>
-      <w:del w:id="37" w:author="PR Preview" w:date="2026-01-01T00:00:00Z">
-        <w:r>
-          <w:delText xml:space="preserve">, defined later in this chapter):</w:delText>
-        </w:r>
-      </w:del>
-    </w:p>
-    <w:p>
-      <w:pPr>
-        <w:pStyle w:val="BodyText"/>
-      </w:pPr>
-      <w:ins w:id="38" w:author="PR Preview" w:date="2026-01-01T00:00:00Z">
-        <w:r>
-          <w:rPr>
-            <w:i/>
-            <w:iCs/>
-          </w:rPr>
-          <w:t xml:space="preserve">Remark 2</w:t>
-        </w:r>
-      </w:ins>
-      <w:ins w:id="39" w:author="PR Preview" w:date="2026-01-01T00:00:00Z">
-        <w:r>
-          <w:t xml:space="preserve"> (Why it is called the hat matrix). </w:t>
-        </w:r>
-      </w:ins>
-      <w:ins w:id="40" w:author="PR Preview" w:date="2026-01-01T00:00:00Z">
-        <w:r>
-          <w:t xml:space="preserve">The hat matrix gives the fitted values of the least squares solution</w:t>
-        </w:r>
-      </w:ins>
-      <w:ins w:id="41" w:author="PR Preview" w:date="2026-01-01T00:00:00Z">
-        <w:r>
-          <w:t xml:space="preserve"> </w:t>
-        </w:r>
-      </w:ins>
-      <w:ins w:id="42" w:author="PR Preview" w:date="2026-01-01T00:00:00Z">
-        <w:r>
-          <w:t xml:space="preserve">(</w:t>
-        </w:r>
-      </w:ins>
-      <w:hyperlink w:anchor="def-least-squares">
-        <w:ins w:id="43" w:author="PR Preview" w:date="2026-01-01T00:00:00Z">
-          <w:r>
-            <w:rPr>
-              <w:rStyle w:val="Hyperlink"/>
-            </w:rPr>
-            <w:t xml:space="preserve">Definition 10</w:t>
-          </w:r>
-        </w:ins>
-      </w:hyperlink>
-      <w:ins w:id="44" w:author="PR Preview" w:date="2026-01-01T00:00:00Z">
-        <w:r>
-          <w:t xml:space="preserve">, defined later in this chapter):</w:t>
-        </w:r>
-      </w:ins>
+      <w:r>
+        <w:t xml:space="preserve">, defined later in this chapter):</w:t>
+      </w:r>
     </w:p>
     <w:p>
       <w:pPr>
@@ -54820,30 +54514,22 @@
       <w:pPr>
         <w:pStyle w:val="BodyText"/>
       </w:pPr>
-      <w:del w:id="45" w:author="PR Preview" w:date="2026-01-01T00:00:00Z">
-        <w:r>
-          <w:rPr>
-            <w:b/>
-            <w:bCs/>
-          </w:rPr>
-          <w:delText xml:space="preserve">Definition 7 (Triangular matrix)</w:delText>
-        </w:r>
-      </w:del>
-      <w:del w:id="46" w:author="PR Preview" w:date="2026-01-01T00:00:00Z">
-        <w:r>
-          <w:delText xml:space="preserve"> </w:delText>
-        </w:r>
-      </w:del>
-      <w:del w:id="47" w:author="PR Preview" w:date="2026-01-01T00:00:00Z">
-        <w:r>
-          <w:delText xml:space="preserve">A square matrix</w:delText>
-        </w:r>
-      </w:del>
-      <w:del w:id="48" w:author="PR Preview" w:date="2026-01-01T00:00:00Z">
-        <w:r>
-          <w:delText xml:space="preserve"> </w:delText>
-        </w:r>
-      </w:del>
+      <w:r>
+        <w:rPr>
+          <w:b/>
+          <w:bCs/>
+        </w:rPr>
+        <w:t xml:space="preserve">Definition 7 (Upper triangular matrix)</w:t>
+      </w:r>
+      <w:r>
+        <w:t xml:space="preserve"> </w:t>
+      </w:r>
+      <w:r>
+        <w:t xml:space="preserve">A square matrix</w:t>
+      </w:r>
+      <w:r>
+        <w:t xml:space="preserve"> </w:t>
+      </w:r>
       <m:oMath>
         <m:r>
           <m:rPr>
@@ -54852,60 +54538,42 @@
           <m:t>U</m:t>
         </m:r>
       </m:oMath>
-      <w:del w:id="49" w:author="PR Preview" w:date="2026-01-01T00:00:00Z">
-        <w:r>
-          <w:delText xml:space="preserve"> </w:delText>
-        </w:r>
-      </w:del>
-      <w:del w:id="50" w:author="PR Preview" w:date="2026-01-01T00:00:00Z">
-        <w:r>
-          <w:delText xml:space="preserve">is</w:delText>
-        </w:r>
-      </w:del>
-      <w:del w:id="51" w:author="PR Preview" w:date="2026-01-01T00:00:00Z">
-        <w:r>
-          <w:delText xml:space="preserve"> </w:delText>
-        </w:r>
-      </w:del>
-      <w:del w:id="52" w:author="PR Preview" w:date="2026-01-01T00:00:00Z">
-        <w:r>
-          <w:rPr>
-            <w:b/>
-            <w:bCs/>
-          </w:rPr>
-          <w:delText xml:space="preserve">upper triangular</w:delText>
-        </w:r>
-      </w:del>
-      <w:del w:id="53" w:author="PR Preview" w:date="2026-01-01T00:00:00Z">
-        <w:r>
-          <w:delText xml:space="preserve"> </w:delText>
-        </w:r>
-      </w:del>
-      <w:del w:id="54" w:author="PR Preview" w:date="2026-01-01T00:00:00Z">
-        <w:r>
-          <w:delText xml:space="preserve">if every entry below the diagonal is</w:delText>
-        </w:r>
-      </w:del>
-      <w:del w:id="55" w:author="PR Preview" w:date="2026-01-01T00:00:00Z">
-        <w:r>
-          <w:delText xml:space="preserve"> </w:delText>
-        </w:r>
-      </w:del>
+      <w:r>
+        <w:t xml:space="preserve"> </w:t>
+      </w:r>
+      <w:r>
+        <w:t xml:space="preserve">is</w:t>
+      </w:r>
+      <w:r>
+        <w:t xml:space="preserve"> </w:t>
+      </w:r>
+      <w:r>
+        <w:rPr>
+          <w:b/>
+          <w:bCs/>
+        </w:rPr>
+        <w:t xml:space="preserve">upper triangular</w:t>
+      </w:r>
+      <w:r>
+        <w:t xml:space="preserve"> </w:t>
+      </w:r>
+      <w:r>
+        <w:t xml:space="preserve">if every entry below the diagonal is</w:t>
+      </w:r>
+      <w:r>
+        <w:t xml:space="preserve"> </w:t>
+      </w:r>
       <m:oMath>
         <m:r>
           <m:t>0</m:t>
         </m:r>
       </m:oMath>
-      <w:del w:id="56" w:author="PR Preview" w:date="2026-01-01T00:00:00Z">
-        <w:r>
-          <w:delText xml:space="preserve">:</w:delText>
-        </w:r>
-      </w:del>
-      <w:del w:id="57" w:author="PR Preview" w:date="2026-01-01T00:00:00Z">
-        <w:r>
-          <w:delText xml:space="preserve"> </w:delText>
-        </w:r>
-      </w:del>
+      <w:r>
+        <w:t xml:space="preserve">:</w:t>
+      </w:r>
+      <w:r>
+        <w:t xml:space="preserve"> </w:t>
+      </w:r>
       <m:oMath>
         <m:sSub>
           <m:e>
@@ -54932,21 +54600,15 @@
           <m:t>0</m:t>
         </m:r>
       </m:oMath>
-      <w:del w:id="58" w:author="PR Preview" w:date="2026-01-01T00:00:00Z">
-        <w:r>
-          <w:delText xml:space="preserve"> </w:delText>
-        </w:r>
-      </w:del>
-      <w:del w:id="59" w:author="PR Preview" w:date="2026-01-01T00:00:00Z">
-        <w:r>
-          <w:delText xml:space="preserve">whenever</w:delText>
-        </w:r>
-      </w:del>
-      <w:del w:id="60" w:author="PR Preview" w:date="2026-01-01T00:00:00Z">
-        <w:r>
-          <w:delText xml:space="preserve"> </w:delText>
-        </w:r>
-      </w:del>
+      <w:r>
+        <w:t xml:space="preserve"> </w:t>
+      </w:r>
+      <w:r>
+        <w:t xml:space="preserve">whenever</w:t>
+      </w:r>
+      <w:r>
+        <w:t xml:space="preserve"> </w:t>
+      </w:r>
       <m:oMath>
         <m:r>
           <m:t>i</m:t>
@@ -54961,348 +54623,9 @@
           <m:t>j</m:t>
         </m:r>
       </m:oMath>
-      <w:del w:id="61" w:author="PR Preview" w:date="2026-01-01T00:00:00Z">
-        <w:r>
-          <w:delText xml:space="preserve">.</w:delText>
-        </w:r>
-      </w:del>
-      <w:del w:id="62" w:author="PR Preview" w:date="2026-01-01T00:00:00Z">
-        <w:r>
-          <w:delText xml:space="preserve"> </w:delText>
-        </w:r>
-      </w:del>
-      <w:del w:id="63" w:author="PR Preview" w:date="2026-01-01T00:00:00Z">
-        <w:r>
-          <w:delText xml:space="preserve">A square matrix</w:delText>
-        </w:r>
-      </w:del>
-      <w:del w:id="64" w:author="PR Preview" w:date="2026-01-01T00:00:00Z">
-        <w:r>
-          <w:delText xml:space="preserve"> </w:delText>
-        </w:r>
-      </w:del>
-      <m:oMath>
-        <m:r>
-          <m:rPr>
-            <m:sty m:val="bi"/>
-          </m:rPr>
-          <m:t>L</m:t>
-        </m:r>
-      </m:oMath>
-      <w:del w:id="65" w:author="PR Preview" w:date="2026-01-01T00:00:00Z">
-        <w:r>
-          <w:delText xml:space="preserve"> </w:delText>
-        </w:r>
-      </w:del>
-      <w:del w:id="66" w:author="PR Preview" w:date="2026-01-01T00:00:00Z">
-        <w:r>
-          <w:delText xml:space="preserve">is</w:delText>
-        </w:r>
-      </w:del>
-      <w:del w:id="67" w:author="PR Preview" w:date="2026-01-01T00:00:00Z">
-        <w:r>
-          <w:delText xml:space="preserve"> </w:delText>
-        </w:r>
-      </w:del>
-      <w:del w:id="68" w:author="PR Preview" w:date="2026-01-01T00:00:00Z">
-        <w:r>
-          <w:rPr>
-            <w:b/>
-            <w:bCs/>
-          </w:rPr>
-          <w:delText xml:space="preserve">lower triangular</w:delText>
-        </w:r>
-      </w:del>
-      <w:del w:id="69" w:author="PR Preview" w:date="2026-01-01T00:00:00Z">
-        <w:r>
-          <w:delText xml:space="preserve"> </w:delText>
-        </w:r>
-      </w:del>
-      <w:del w:id="70" w:author="PR Preview" w:date="2026-01-01T00:00:00Z">
-        <w:r>
-          <w:delText xml:space="preserve">if every entry above the diagonal is</w:delText>
-        </w:r>
-      </w:del>
-      <w:del w:id="71" w:author="PR Preview" w:date="2026-01-01T00:00:00Z">
-        <w:r>
-          <w:delText xml:space="preserve"> </w:delText>
-        </w:r>
-      </w:del>
-      <m:oMath>
-        <m:r>
-          <m:t>0</m:t>
-        </m:r>
-      </m:oMath>
-      <w:del w:id="72" w:author="PR Preview" w:date="2026-01-01T00:00:00Z">
-        <w:r>
-          <w:delText xml:space="preserve">:</w:delText>
-        </w:r>
-      </w:del>
-      <w:del w:id="73" w:author="PR Preview" w:date="2026-01-01T00:00:00Z">
-        <w:r>
-          <w:delText xml:space="preserve"> </w:delText>
-        </w:r>
-      </w:del>
-      <m:oMath>
-        <m:sSub>
-          <m:e>
-            <m:r>
-              <m:t>ℓ</m:t>
-            </m:r>
-          </m:e>
-          <m:sub>
-            <m:r>
-              <m:t>i</m:t>
-            </m:r>
-            <m:r>
-              <m:t>j</m:t>
-            </m:r>
-          </m:sub>
-        </m:sSub>
-        <m:r>
-          <m:rPr>
-            <m:sty m:val="p"/>
-          </m:rPr>
-          <m:t>=</m:t>
-        </m:r>
-        <m:r>
-          <m:t>0</m:t>
-        </m:r>
-      </m:oMath>
-      <w:del w:id="74" w:author="PR Preview" w:date="2026-01-01T00:00:00Z">
-        <w:r>
-          <w:delText xml:space="preserve"> </w:delText>
-        </w:r>
-      </w:del>
-      <w:del w:id="75" w:author="PR Preview" w:date="2026-01-01T00:00:00Z">
-        <w:r>
-          <w:delText xml:space="preserve">whenever</w:delText>
-        </w:r>
-      </w:del>
-      <w:del w:id="76" w:author="PR Preview" w:date="2026-01-01T00:00:00Z">
-        <w:r>
-          <w:delText xml:space="preserve"> </w:delText>
-        </w:r>
-      </w:del>
-      <m:oMath>
-        <m:r>
-          <m:t>i</m:t>
-        </m:r>
-        <m:r>
-          <m:rPr>
-            <m:sty m:val="p"/>
-          </m:rPr>
-          <m:t>&lt;</m:t>
-        </m:r>
-        <m:r>
-          <m:t>j</m:t>
-        </m:r>
-      </m:oMath>
-      <w:del w:id="77" w:author="PR Preview" w:date="2026-01-01T00:00:00Z">
-        <w:r>
-          <w:delText xml:space="preserve">.</w:delText>
-        </w:r>
-      </w:del>
-      <w:del w:id="78" w:author="PR Preview" w:date="2026-01-01T00:00:00Z">
-        <w:r>
-          <w:delText xml:space="preserve"> </w:delText>
-        </w:r>
-      </w:del>
-      <w:del w:id="79" w:author="PR Preview" w:date="2026-01-01T00:00:00Z">
-        <w:r>
-          <w:delText xml:space="preserve">A lower triangular matrix whose diagonal entries are all</w:delText>
-        </w:r>
-      </w:del>
-      <w:del w:id="80" w:author="PR Preview" w:date="2026-01-01T00:00:00Z">
-        <w:r>
-          <w:delText xml:space="preserve"> </w:delText>
-        </w:r>
-      </w:del>
-      <m:oMath>
-        <m:r>
-          <m:t>1</m:t>
-        </m:r>
-      </m:oMath>
-      <w:del w:id="81" w:author="PR Preview" w:date="2026-01-01T00:00:00Z">
-        <w:r>
-          <w:delText xml:space="preserve"> </w:delText>
-        </w:r>
-      </w:del>
-      <w:del w:id="82" w:author="PR Preview" w:date="2026-01-01T00:00:00Z">
-        <w:r>
-          <w:delText xml:space="preserve">is</w:delText>
-        </w:r>
-      </w:del>
-      <w:del w:id="83" w:author="PR Preview" w:date="2026-01-01T00:00:00Z">
-        <w:r>
-          <w:delText xml:space="preserve"> </w:delText>
-        </w:r>
-      </w:del>
-      <w:del w:id="84" w:author="PR Preview" w:date="2026-01-01T00:00:00Z">
-        <w:r>
-          <w:rPr>
-            <w:b/>
-            <w:bCs/>
-          </w:rPr>
-          <w:delText xml:space="preserve">unit lower triangular</w:delText>
-        </w:r>
-      </w:del>
-      <w:del w:id="85" w:author="PR Preview" w:date="2026-01-01T00:00:00Z">
-        <w:r>
-          <w:delText xml:space="preserve">.</w:delText>
-        </w:r>
-      </w:del>
-    </w:p>
-    <w:p>
-      <w:pPr>
-        <w:pStyle w:val="BodyText"/>
-      </w:pPr>
-      <w:ins w:id="86" w:author="PR Preview" w:date="2026-01-01T00:00:00Z">
-        <w:r>
-          <w:rPr>
-            <w:b/>
-            <w:bCs/>
-          </w:rPr>
-          <w:t xml:space="preserve">Definition 7 (Upper triangular matrix)</w:t>
-        </w:r>
-      </w:ins>
-      <w:ins w:id="87" w:author="PR Preview" w:date="2026-01-01T00:00:00Z">
-        <w:r>
-          <w:t xml:space="preserve"> </w:t>
-        </w:r>
-      </w:ins>
-      <w:ins w:id="88" w:author="PR Preview" w:date="2026-01-01T00:00:00Z">
-        <w:r>
-          <w:t xml:space="preserve">A square matrix</w:t>
-        </w:r>
-      </w:ins>
-      <w:ins w:id="89" w:author="PR Preview" w:date="2026-01-01T00:00:00Z">
-        <w:r>
-          <w:t xml:space="preserve"> </w:t>
-        </w:r>
-      </w:ins>
-      <m:oMath>
-        <m:r>
-          <m:rPr>
-            <m:sty m:val="bi"/>
-          </m:rPr>
-          <m:t>U</m:t>
-        </m:r>
-      </m:oMath>
-      <w:ins w:id="90" w:author="PR Preview" w:date="2026-01-01T00:00:00Z">
-        <w:r>
-          <w:t xml:space="preserve"> </w:t>
-        </w:r>
-      </w:ins>
-      <w:ins w:id="91" w:author="PR Preview" w:date="2026-01-01T00:00:00Z">
-        <w:r>
-          <w:t xml:space="preserve">is</w:t>
-        </w:r>
-      </w:ins>
-      <w:ins w:id="92" w:author="PR Preview" w:date="2026-01-01T00:00:00Z">
-        <w:r>
-          <w:t xml:space="preserve"> </w:t>
-        </w:r>
-      </w:ins>
-      <w:ins w:id="93" w:author="PR Preview" w:date="2026-01-01T00:00:00Z">
-        <w:r>
-          <w:rPr>
-            <w:b/>
-            <w:bCs/>
-          </w:rPr>
-          <w:t xml:space="preserve">upper triangular</w:t>
-        </w:r>
-      </w:ins>
-      <w:ins w:id="94" w:author="PR Preview" w:date="2026-01-01T00:00:00Z">
-        <w:r>
-          <w:t xml:space="preserve"> </w:t>
-        </w:r>
-      </w:ins>
-      <w:ins w:id="95" w:author="PR Preview" w:date="2026-01-01T00:00:00Z">
-        <w:r>
-          <w:t xml:space="preserve">if every entry below the diagonal is</w:t>
-        </w:r>
-      </w:ins>
-      <w:ins w:id="96" w:author="PR Preview" w:date="2026-01-01T00:00:00Z">
-        <w:r>
-          <w:t xml:space="preserve"> </w:t>
-        </w:r>
-      </w:ins>
-      <m:oMath>
-        <m:r>
-          <m:t>0</m:t>
-        </m:r>
-      </m:oMath>
-      <w:ins w:id="97" w:author="PR Preview" w:date="2026-01-01T00:00:00Z">
-        <w:r>
-          <w:t xml:space="preserve">:</w:t>
-        </w:r>
-      </w:ins>
-      <w:ins w:id="98" w:author="PR Preview" w:date="2026-01-01T00:00:00Z">
-        <w:r>
-          <w:t xml:space="preserve"> </w:t>
-        </w:r>
-      </w:ins>
-      <m:oMath>
-        <m:sSub>
-          <m:e>
-            <m:r>
-              <m:t>u</m:t>
-            </m:r>
-          </m:e>
-          <m:sub>
-            <m:r>
-              <m:t>i</m:t>
-            </m:r>
-            <m:r>
-              <m:t>j</m:t>
-            </m:r>
-          </m:sub>
-        </m:sSub>
-        <m:r>
-          <m:rPr>
-            <m:sty m:val="p"/>
-          </m:rPr>
-          <m:t>=</m:t>
-        </m:r>
-        <m:r>
-          <m:t>0</m:t>
-        </m:r>
-      </m:oMath>
-      <w:ins w:id="99" w:author="PR Preview" w:date="2026-01-01T00:00:00Z">
-        <w:r>
-          <w:t xml:space="preserve"> </w:t>
-        </w:r>
-      </w:ins>
-      <w:ins w:id="100" w:author="PR Preview" w:date="2026-01-01T00:00:00Z">
-        <w:r>
-          <w:t xml:space="preserve">whenever</w:t>
-        </w:r>
-      </w:ins>
-      <w:ins w:id="101" w:author="PR Preview" w:date="2026-01-01T00:00:00Z">
-        <w:r>
-          <w:t xml:space="preserve"> </w:t>
-        </w:r>
-      </w:ins>
-      <m:oMath>
-        <m:r>
-          <m:t>i</m:t>
-        </m:r>
-        <m:r>
-          <m:rPr>
-            <m:sty m:val="p"/>
-          </m:rPr>
-          <m:t>&gt;</m:t>
-        </m:r>
-        <m:r>
-          <m:t>j</m:t>
-        </m:r>
-      </m:oMath>
-      <w:ins w:id="102" w:author="PR Preview" w:date="2026-01-01T00:00:00Z">
-        <w:r>
-          <w:t xml:space="preserve">.</w:t>
-        </w:r>
-      </w:ins>
+      <w:r>
+        <w:t xml:space="preserve">.</w:t>
+      </w:r>
     </w:p>
     <w:bookmarkEnd w:id="114"/>
     <w:bookmarkStart w:id="115" w:name="def-lower-triangular-matrix"/>
@@ -55310,30 +54633,22 @@
       <w:pPr>
         <w:pStyle w:val="BodyText"/>
       </w:pPr>
-      <w:ins w:id="103" w:author="PR Preview" w:date="2026-01-01T00:00:00Z">
-        <w:r>
-          <w:rPr>
-            <w:b/>
-            <w:bCs/>
-          </w:rPr>
-          <w:t xml:space="preserve">Definition 8 (Lower triangular matrix)</w:t>
-        </w:r>
-      </w:ins>
-      <w:ins w:id="104" w:author="PR Preview" w:date="2026-01-01T00:00:00Z">
-        <w:r>
-          <w:t xml:space="preserve"> </w:t>
-        </w:r>
-      </w:ins>
-      <w:ins w:id="105" w:author="PR Preview" w:date="2026-01-01T00:00:00Z">
-        <w:r>
-          <w:t xml:space="preserve">A square matrix</w:t>
-        </w:r>
-      </w:ins>
-      <w:ins w:id="106" w:author="PR Preview" w:date="2026-01-01T00:00:00Z">
-        <w:r>
-          <w:t xml:space="preserve"> </w:t>
-        </w:r>
-      </w:ins>
+      <w:r>
+        <w:rPr>
+          <w:b/>
+          <w:bCs/>
+        </w:rPr>
+        <w:t xml:space="preserve">Definition 8 (Lower triangular matrix)</w:t>
+      </w:r>
+      <w:r>
+        <w:t xml:space="preserve"> </w:t>
+      </w:r>
+      <w:r>
+        <w:t xml:space="preserve">A square matrix</w:t>
+      </w:r>
+      <w:r>
+        <w:t xml:space="preserve"> </w:t>
+      </w:r>
       <m:oMath>
         <m:r>
           <m:rPr>
@@ -55342,60 +54657,42 @@
           <m:t>L</m:t>
         </m:r>
       </m:oMath>
-      <w:ins w:id="107" w:author="PR Preview" w:date="2026-01-01T00:00:00Z">
-        <w:r>
-          <w:t xml:space="preserve"> </w:t>
-        </w:r>
-      </w:ins>
-      <w:ins w:id="108" w:author="PR Preview" w:date="2026-01-01T00:00:00Z">
-        <w:r>
-          <w:t xml:space="preserve">is</w:t>
-        </w:r>
-      </w:ins>
-      <w:ins w:id="109" w:author="PR Preview" w:date="2026-01-01T00:00:00Z">
-        <w:r>
-          <w:t xml:space="preserve"> </w:t>
-        </w:r>
-      </w:ins>
-      <w:ins w:id="110" w:author="PR Preview" w:date="2026-01-01T00:00:00Z">
-        <w:r>
-          <w:rPr>
-            <w:b/>
-            <w:bCs/>
-          </w:rPr>
-          <w:t xml:space="preserve">lower triangular</w:t>
-        </w:r>
-      </w:ins>
-      <w:ins w:id="111" w:author="PR Preview" w:date="2026-01-01T00:00:00Z">
-        <w:r>
-          <w:t xml:space="preserve"> </w:t>
-        </w:r>
-      </w:ins>
-      <w:ins w:id="112" w:author="PR Preview" w:date="2026-01-01T00:00:00Z">
-        <w:r>
-          <w:t xml:space="preserve">if every entry above the diagonal is</w:t>
-        </w:r>
-      </w:ins>
-      <w:ins w:id="113" w:author="PR Preview" w:date="2026-01-01T00:00:00Z">
-        <w:r>
-          <w:t xml:space="preserve"> </w:t>
-        </w:r>
-      </w:ins>
+      <w:r>
+        <w:t xml:space="preserve"> </w:t>
+      </w:r>
+      <w:r>
+        <w:t xml:space="preserve">is</w:t>
+      </w:r>
+      <w:r>
+        <w:t xml:space="preserve"> </w:t>
+      </w:r>
+      <w:r>
+        <w:rPr>
+          <w:b/>
+          <w:bCs/>
+        </w:rPr>
+        <w:t xml:space="preserve">lower triangular</w:t>
+      </w:r>
+      <w:r>
+        <w:t xml:space="preserve"> </w:t>
+      </w:r>
+      <w:r>
+        <w:t xml:space="preserve">if every entry above the diagonal is</w:t>
+      </w:r>
+      <w:r>
+        <w:t xml:space="preserve"> </w:t>
+      </w:r>
       <m:oMath>
         <m:r>
           <m:t>0</m:t>
         </m:r>
       </m:oMath>
-      <w:ins w:id="114" w:author="PR Preview" w:date="2026-01-01T00:00:00Z">
-        <w:r>
-          <w:t xml:space="preserve">:</w:t>
-        </w:r>
-      </w:ins>
-      <w:ins w:id="115" w:author="PR Preview" w:date="2026-01-01T00:00:00Z">
-        <w:r>
-          <w:t xml:space="preserve"> </w:t>
-        </w:r>
-      </w:ins>
+      <w:r>
+        <w:t xml:space="preserve">:</w:t>
+      </w:r>
+      <w:r>
+        <w:t xml:space="preserve"> </w:t>
+      </w:r>
       <m:oMath>
         <m:sSub>
           <m:e>
@@ -55422,21 +54719,15 @@
           <m:t>0</m:t>
         </m:r>
       </m:oMath>
-      <w:ins w:id="116" w:author="PR Preview" w:date="2026-01-01T00:00:00Z">
-        <w:r>
-          <w:t xml:space="preserve"> </w:t>
-        </w:r>
-      </w:ins>
-      <w:ins w:id="117" w:author="PR Preview" w:date="2026-01-01T00:00:00Z">
-        <w:r>
-          <w:t xml:space="preserve">whenever</w:t>
-        </w:r>
-      </w:ins>
-      <w:ins w:id="118" w:author="PR Preview" w:date="2026-01-01T00:00:00Z">
-        <w:r>
-          <w:t xml:space="preserve"> </w:t>
-        </w:r>
-      </w:ins>
+      <w:r>
+        <w:t xml:space="preserve"> </w:t>
+      </w:r>
+      <w:r>
+        <w:t xml:space="preserve">whenever</w:t>
+      </w:r>
+      <w:r>
+        <w:t xml:space="preserve"> </w:t>
+      </w:r>
       <m:oMath>
         <m:r>
           <m:t>i</m:t>
@@ -55451,11 +54742,9 @@
           <m:t>j</m:t>
         </m:r>
       </m:oMath>
-      <w:ins w:id="119" w:author="PR Preview" w:date="2026-01-01T00:00:00Z">
-        <w:r>
-          <w:t xml:space="preserve">.</w:t>
-        </w:r>
-      </w:ins>
+      <w:r>
+        <w:t xml:space="preserve">.</w:t>
+      </w:r>
     </w:p>
     <w:bookmarkEnd w:id="115"/>
     <w:bookmarkStart w:id="116" w:name="def-unit-lower-triangular-matrix"/>
@@ -55463,79 +54752,57 @@
       <w:pPr>
         <w:pStyle w:val="BodyText"/>
       </w:pPr>
-      <w:ins w:id="120" w:author="PR Preview" w:date="2026-01-01T00:00:00Z">
+      <w:r>
+        <w:rPr>
+          <w:b/>
+          <w:bCs/>
+        </w:rPr>
+        <w:t xml:space="preserve">Definition 9 (Unit lower triangular matrix)</w:t>
+      </w:r>
+      <w:r>
+        <w:t xml:space="preserve"> </w:t>
+      </w:r>
+      <w:r>
+        <w:t xml:space="preserve">A lower triangular matrix (</w:t>
+      </w:r>
+      <w:hyperlink w:anchor="def-lower-triangular-matrix">
         <w:r>
           <w:rPr>
-            <w:b/>
-            <w:bCs/>
+            <w:rStyle w:val="Hyperlink"/>
           </w:rPr>
-          <w:t xml:space="preserve">Definition 9 (Unit lower triangular matrix)</w:t>
+          <w:t xml:space="preserve">Definition 8</w:t>
         </w:r>
-      </w:ins>
-      <w:ins w:id="121" w:author="PR Preview" w:date="2026-01-01T00:00:00Z">
-        <w:r>
-          <w:t xml:space="preserve"> </w:t>
-        </w:r>
-      </w:ins>
-      <w:ins w:id="122" w:author="PR Preview" w:date="2026-01-01T00:00:00Z">
-        <w:r>
-          <w:t xml:space="preserve">A lower triangular matrix (</w:t>
-        </w:r>
-      </w:ins>
-      <w:hyperlink w:anchor="def-lower-triangular-matrix">
-        <w:ins w:id="123" w:author="PR Preview" w:date="2026-01-01T00:00:00Z">
-          <w:r>
-            <w:rPr>
-              <w:rStyle w:val="Hyperlink"/>
-            </w:rPr>
-            <w:t xml:space="preserve">Definition 8</w:t>
-          </w:r>
-        </w:ins>
       </w:hyperlink>
-      <w:ins w:id="124" w:author="PR Preview" w:date="2026-01-01T00:00:00Z">
-        <w:r>
-          <w:t xml:space="preserve">) whose diagonal entries are all</w:t>
-        </w:r>
-      </w:ins>
-      <w:ins w:id="125" w:author="PR Preview" w:date="2026-01-01T00:00:00Z">
-        <w:r>
-          <w:t xml:space="preserve"> </w:t>
-        </w:r>
-      </w:ins>
+      <w:r>
+        <w:t xml:space="preserve">) whose diagonal entries are all</w:t>
+      </w:r>
+      <w:r>
+        <w:t xml:space="preserve"> </w:t>
+      </w:r>
       <m:oMath>
         <m:r>
           <m:t>1</m:t>
         </m:r>
       </m:oMath>
-      <w:ins w:id="126" w:author="PR Preview" w:date="2026-01-01T00:00:00Z">
-        <w:r>
-          <w:t xml:space="preserve"> </w:t>
-        </w:r>
-      </w:ins>
-      <w:ins w:id="127" w:author="PR Preview" w:date="2026-01-01T00:00:00Z">
-        <w:r>
-          <w:t xml:space="preserve">is</w:t>
-        </w:r>
-      </w:ins>
-      <w:ins w:id="128" w:author="PR Preview" w:date="2026-01-01T00:00:00Z">
-        <w:r>
-          <w:t xml:space="preserve"> </w:t>
-        </w:r>
-      </w:ins>
-      <w:ins w:id="129" w:author="PR Preview" w:date="2026-01-01T00:00:00Z">
-        <w:r>
-          <w:rPr>
-            <w:b/>
-            <w:bCs/>
-          </w:rPr>
-          <w:t xml:space="preserve">unit lower triangular</w:t>
-        </w:r>
-      </w:ins>
-      <w:ins w:id="130" w:author="PR Preview" w:date="2026-01-01T00:00:00Z">
-        <w:r>
-          <w:t xml:space="preserve">.</w:t>
-        </w:r>
-      </w:ins>
+      <w:r>
+        <w:t xml:space="preserve"> </w:t>
+      </w:r>
+      <w:r>
+        <w:t xml:space="preserve">is</w:t>
+      </w:r>
+      <w:r>
+        <w:t xml:space="preserve"> </w:t>
+      </w:r>
+      <w:r>
+        <w:rPr>
+          <w:b/>
+          <w:bCs/>
+        </w:rPr>
+        <w:t xml:space="preserve">unit lower triangular</w:t>
+      </w:r>
+      <w:r>
+        <w:t xml:space="preserve">.</w:t>
+      </w:r>
     </w:p>
     <w:bookmarkEnd w:id="116"/>
     <w:bookmarkStart w:id="118" w:name="exm-triangular-matrix"/>
@@ -62869,30 +62136,22 @@
       <w:pPr>
         <w:pStyle w:val="FirstParagraph"/>
       </w:pPr>
-      <w:del w:id="131" w:author="PR Preview" w:date="2026-01-01T00:00:00Z">
-        <w:r>
-          <w:rPr>
-            <w:b/>
-            <w:bCs/>
-          </w:rPr>
-          <w:delText xml:space="preserve">Definition 8 (Least squares solution)</w:delText>
-        </w:r>
-      </w:del>
-      <w:del w:id="132" w:author="PR Preview" w:date="2026-01-01T00:00:00Z">
-        <w:r>
-          <w:delText xml:space="preserve"> </w:delText>
-        </w:r>
-      </w:del>
-      <w:del w:id="133" w:author="PR Preview" w:date="2026-01-01T00:00:00Z">
-        <w:r>
-          <w:delText xml:space="preserve">Let</w:delText>
-        </w:r>
-      </w:del>
-      <w:del w:id="134" w:author="PR Preview" w:date="2026-01-01T00:00:00Z">
-        <w:r>
-          <w:delText xml:space="preserve"> </w:delText>
-        </w:r>
-      </w:del>
+      <w:r>
+        <w:rPr>
+          <w:b/>
+          <w:bCs/>
+        </w:rPr>
+        <w:t xml:space="preserve">Definition 10 (Least squares solution)</w:t>
+      </w:r>
+      <w:r>
+        <w:t xml:space="preserve"> </w:t>
+      </w:r>
+      <w:r>
+        <w:t xml:space="preserve">Let</w:t>
+      </w:r>
+      <w:r>
+        <w:t xml:space="preserve"> </w:t>
+      </w:r>
       <m:oMath>
         <m:r>
           <m:rPr>
@@ -62901,21 +62160,15 @@
           <m:t>A</m:t>
         </m:r>
       </m:oMath>
-      <w:del w:id="135" w:author="PR Preview" w:date="2026-01-01T00:00:00Z">
-        <w:r>
-          <w:delText xml:space="preserve"> </w:delText>
-        </w:r>
-      </w:del>
-      <w:del w:id="136" w:author="PR Preview" w:date="2026-01-01T00:00:00Z">
-        <w:r>
-          <w:delText xml:space="preserve">be</w:delText>
-        </w:r>
-      </w:del>
-      <w:del w:id="137" w:author="PR Preview" w:date="2026-01-01T00:00:00Z">
-        <w:r>
-          <w:delText xml:space="preserve"> </w:delText>
-        </w:r>
-      </w:del>
+      <w:r>
+        <w:t xml:space="preserve"> </w:t>
+      </w:r>
+      <w:r>
+        <w:t xml:space="preserve">be</w:t>
+      </w:r>
+      <w:r>
+        <w:t xml:space="preserve"> </w:t>
+      </w:r>
       <m:oMath>
         <m:r>
           <m:t>m</m:t>
@@ -62930,21 +62183,15 @@
           <m:t>n</m:t>
         </m:r>
       </m:oMath>
-      <w:del w:id="138" w:author="PR Preview" w:date="2026-01-01T00:00:00Z">
-        <w:r>
-          <w:delText xml:space="preserve"> </w:delText>
-        </w:r>
-      </w:del>
-      <w:del w:id="139" w:author="PR Preview" w:date="2026-01-01T00:00:00Z">
-        <w:r>
-          <w:delText xml:space="preserve">and</w:delText>
-        </w:r>
-      </w:del>
-      <w:del w:id="140" w:author="PR Preview" w:date="2026-01-01T00:00:00Z">
-        <w:r>
-          <w:delText xml:space="preserve"> </w:delText>
-        </w:r>
-      </w:del>
+      <w:r>
+        <w:t xml:space="preserve"> </w:t>
+      </w:r>
+      <w:r>
+        <w:t xml:space="preserve">and</w:t>
+      </w:r>
+      <w:r>
+        <w:t xml:space="preserve"> </w:t>
+      </w:r>
       <m:oMath>
         <m:acc>
           <m:accPr>
@@ -62979,50 +62226,34 @@
           </m:sup>
         </m:sSup>
       </m:oMath>
-      <w:del w:id="141" w:author="PR Preview" w:date="2026-01-01T00:00:00Z">
-        <w:r>
-          <w:delText xml:space="preserve">.</w:delText>
-        </w:r>
-      </w:del>
-      <w:del w:id="142" w:author="PR Preview" w:date="2026-01-01T00:00:00Z">
-        <w:r>
-          <w:delText xml:space="preserve"> </w:delText>
-        </w:r>
-      </w:del>
-      <w:del w:id="143" w:author="PR Preview" w:date="2026-01-01T00:00:00Z">
-        <w:r>
-          <w:delText xml:space="preserve">A</w:delText>
-        </w:r>
-      </w:del>
-      <w:del w:id="144" w:author="PR Preview" w:date="2026-01-01T00:00:00Z">
-        <w:r>
-          <w:delText xml:space="preserve"> </w:delText>
-        </w:r>
-      </w:del>
-      <w:del w:id="145" w:author="PR Preview" w:date="2026-01-01T00:00:00Z">
-        <w:r>
-          <w:rPr>
-            <w:b/>
-            <w:bCs/>
-          </w:rPr>
-          <w:delText xml:space="preserve">least squares solution</w:delText>
-        </w:r>
-      </w:del>
-      <w:del w:id="146" w:author="PR Preview" w:date="2026-01-01T00:00:00Z">
-        <w:r>
-          <w:delText xml:space="preserve"> </w:delText>
-        </w:r>
-      </w:del>
-      <w:del w:id="147" w:author="PR Preview" w:date="2026-01-01T00:00:00Z">
-        <w:r>
-          <w:delText xml:space="preserve">of</w:delText>
-        </w:r>
-      </w:del>
-      <w:del w:id="148" w:author="PR Preview" w:date="2026-01-01T00:00:00Z">
-        <w:r>
-          <w:delText xml:space="preserve"> </w:delText>
-        </w:r>
-      </w:del>
+      <w:r>
+        <w:t xml:space="preserve">.</w:t>
+      </w:r>
+      <w:r>
+        <w:t xml:space="preserve"> </w:t>
+      </w:r>
+      <w:r>
+        <w:t xml:space="preserve">A</w:t>
+      </w:r>
+      <w:r>
+        <w:t xml:space="preserve"> </w:t>
+      </w:r>
+      <w:r>
+        <w:rPr>
+          <w:b/>
+          <w:bCs/>
+        </w:rPr>
+        <w:t xml:space="preserve">least squares solution</w:t>
+      </w:r>
+      <w:r>
+        <w:t xml:space="preserve"> </w:t>
+      </w:r>
+      <w:r>
+        <w:t xml:space="preserve">of</w:t>
+      </w:r>
+      <w:r>
+        <w:t xml:space="preserve"> </w:t>
+      </w:r>
       <m:oMath>
         <m:r>
           <m:rPr>
@@ -63057,21 +62288,15 @@
           </m:e>
         </m:acc>
       </m:oMath>
-      <w:del w:id="149" w:author="PR Preview" w:date="2026-01-01T00:00:00Z">
-        <w:r>
-          <w:delText xml:space="preserve"> </w:delText>
-        </w:r>
-      </w:del>
-      <w:del w:id="150" w:author="PR Preview" w:date="2026-01-01T00:00:00Z">
-        <w:r>
-          <w:delText xml:space="preserve">is a vector</w:delText>
-        </w:r>
-      </w:del>
-      <w:del w:id="151" w:author="PR Preview" w:date="2026-01-01T00:00:00Z">
-        <w:r>
-          <w:delText xml:space="preserve"> </w:delText>
-        </w:r>
-      </w:del>
+      <w:r>
+        <w:t xml:space="preserve"> </w:t>
+      </w:r>
+      <w:r>
+        <w:t xml:space="preserve">is a vector</w:t>
+      </w:r>
+      <w:r>
+        <w:t xml:space="preserve"> </w:t>
+      </w:r>
       <m:oMath>
         <m:acc>
           <m:accPr>
@@ -63113,275 +62338,12 @@
           </m:sup>
         </m:sSup>
       </m:oMath>
-      <w:del w:id="152" w:author="PR Preview" w:date="2026-01-01T00:00:00Z">
-        <w:r>
-          <w:delText xml:space="preserve"> </w:delText>
-        </w:r>
-      </w:del>
-      <w:del w:id="153" w:author="PR Preview" w:date="2026-01-01T00:00:00Z">
-        <w:r>
-          <w:delText xml:space="preserve">such that</w:delText>
-        </w:r>
-      </w:del>
-    </w:p>
-    <w:p>
-      <w:pPr>
-        <w:pStyle w:val="FirstParagraph"/>
-      </w:pPr>
-      <w:ins w:id="154" w:author="PR Preview" w:date="2026-01-01T00:00:00Z">
-        <w:r>
-          <w:rPr>
-            <w:b/>
-            <w:bCs/>
-          </w:rPr>
-          <w:t xml:space="preserve">Definition 10 (Least squares solution)</w:t>
-        </w:r>
-      </w:ins>
-      <w:ins w:id="155" w:author="PR Preview" w:date="2026-01-01T00:00:00Z">
-        <w:r>
-          <w:t xml:space="preserve"> </w:t>
-        </w:r>
-      </w:ins>
-      <w:ins w:id="156" w:author="PR Preview" w:date="2026-01-01T00:00:00Z">
-        <w:r>
-          <w:t xml:space="preserve">Let</w:t>
-        </w:r>
-      </w:ins>
-      <w:ins w:id="157" w:author="PR Preview" w:date="2026-01-01T00:00:00Z">
-        <w:r>
-          <w:t xml:space="preserve"> </w:t>
-        </w:r>
-      </w:ins>
-      <m:oMath>
-        <m:r>
-          <m:rPr>
-            <m:sty m:val="bi"/>
-          </m:rPr>
-          <m:t>A</m:t>
-        </m:r>
-      </m:oMath>
-      <w:ins w:id="158" w:author="PR Preview" w:date="2026-01-01T00:00:00Z">
-        <w:r>
-          <w:t xml:space="preserve"> </w:t>
-        </w:r>
-      </w:ins>
-      <w:ins w:id="159" w:author="PR Preview" w:date="2026-01-01T00:00:00Z">
-        <w:r>
-          <w:t xml:space="preserve">be</w:t>
-        </w:r>
-      </w:ins>
-      <w:ins w:id="160" w:author="PR Preview" w:date="2026-01-01T00:00:00Z">
-        <w:r>
-          <w:t xml:space="preserve"> </w:t>
-        </w:r>
-      </w:ins>
-      <m:oMath>
-        <m:r>
-          <m:t>m</m:t>
-        </m:r>
-        <m:r>
-          <m:rPr>
-            <m:sty m:val="p"/>
-          </m:rPr>
-          <m:t>×</m:t>
-        </m:r>
-        <m:r>
-          <m:t>n</m:t>
-        </m:r>
-      </m:oMath>
-      <w:ins w:id="161" w:author="PR Preview" w:date="2026-01-01T00:00:00Z">
-        <w:r>
-          <w:t xml:space="preserve"> </w:t>
-        </w:r>
-      </w:ins>
-      <w:ins w:id="162" w:author="PR Preview" w:date="2026-01-01T00:00:00Z">
-        <w:r>
-          <w:t xml:space="preserve">and</w:t>
-        </w:r>
-      </w:ins>
-      <w:ins w:id="163" w:author="PR Preview" w:date="2026-01-01T00:00:00Z">
-        <w:r>
-          <w:t xml:space="preserve"> </w:t>
-        </w:r>
-      </w:ins>
-      <m:oMath>
-        <m:acc>
-          <m:accPr>
-            <m:chr m:val="̃"/>
-          </m:accPr>
-          <m:e>
-            <m:r>
-              <m:t>b</m:t>
-            </m:r>
-          </m:e>
-        </m:acc>
-        <m:r>
-          <m:rPr>
-            <m:sty m:val="p"/>
-          </m:rPr>
-          <m:t>∈</m:t>
-        </m:r>
-        <m:sSup>
-          <m:e>
-            <m:r>
-              <m:rPr>
-                <m:scr m:val="double-struck"/>
-                <m:sty m:val="p"/>
-              </m:rPr>
-              <m:t>R</m:t>
-            </m:r>
-          </m:e>
-          <m:sup>
-            <m:r>
-              <m:t>m</m:t>
-            </m:r>
-          </m:sup>
-        </m:sSup>
-      </m:oMath>
-      <w:ins w:id="164" w:author="PR Preview" w:date="2026-01-01T00:00:00Z">
-        <w:r>
-          <w:t xml:space="preserve">.</w:t>
-        </w:r>
-      </w:ins>
-      <w:ins w:id="165" w:author="PR Preview" w:date="2026-01-01T00:00:00Z">
-        <w:r>
-          <w:t xml:space="preserve"> </w:t>
-        </w:r>
-      </w:ins>
-      <w:ins w:id="166" w:author="PR Preview" w:date="2026-01-01T00:00:00Z">
-        <w:r>
-          <w:t xml:space="preserve">A</w:t>
-        </w:r>
-      </w:ins>
-      <w:ins w:id="167" w:author="PR Preview" w:date="2026-01-01T00:00:00Z">
-        <w:r>
-          <w:t xml:space="preserve"> </w:t>
-        </w:r>
-      </w:ins>
-      <w:ins w:id="168" w:author="PR Preview" w:date="2026-01-01T00:00:00Z">
-        <w:r>
-          <w:rPr>
-            <w:b/>
-            <w:bCs/>
-          </w:rPr>
-          <w:t xml:space="preserve">least squares solution</w:t>
-        </w:r>
-      </w:ins>
-      <w:ins w:id="169" w:author="PR Preview" w:date="2026-01-01T00:00:00Z">
-        <w:r>
-          <w:t xml:space="preserve"> </w:t>
-        </w:r>
-      </w:ins>
-      <w:ins w:id="170" w:author="PR Preview" w:date="2026-01-01T00:00:00Z">
-        <w:r>
-          <w:t xml:space="preserve">of</w:t>
-        </w:r>
-      </w:ins>
-      <w:ins w:id="171" w:author="PR Preview" w:date="2026-01-01T00:00:00Z">
-        <w:r>
-          <w:t xml:space="preserve"> </w:t>
-        </w:r>
-      </w:ins>
-      <m:oMath>
-        <m:r>
-          <m:rPr>
-            <m:sty m:val="bi"/>
-          </m:rPr>
-          <m:t>A</m:t>
-        </m:r>
-        <m:acc>
-          <m:accPr>
-            <m:chr m:val="̃"/>
-          </m:accPr>
-          <m:e>
-            <m:r>
-              <m:t>x</m:t>
-            </m:r>
-          </m:e>
-        </m:acc>
-        <m:r>
-          <m:rPr>
-            <m:sty m:val="p"/>
-          </m:rPr>
-          <m:t>=</m:t>
-        </m:r>
-        <m:acc>
-          <m:accPr>
-            <m:chr m:val="̃"/>
-          </m:accPr>
-          <m:e>
-            <m:r>
-              <m:t>b</m:t>
-            </m:r>
-          </m:e>
-        </m:acc>
-      </m:oMath>
-      <w:ins w:id="172" w:author="PR Preview" w:date="2026-01-01T00:00:00Z">
-        <w:r>
-          <w:t xml:space="preserve"> </w:t>
-        </w:r>
-      </w:ins>
-      <w:ins w:id="173" w:author="PR Preview" w:date="2026-01-01T00:00:00Z">
-        <w:r>
-          <w:t xml:space="preserve">is a vector</w:t>
-        </w:r>
-      </w:ins>
-      <w:ins w:id="174" w:author="PR Preview" w:date="2026-01-01T00:00:00Z">
-        <w:r>
-          <w:t xml:space="preserve"> </w:t>
-        </w:r>
-      </w:ins>
-      <m:oMath>
-        <m:acc>
-          <m:accPr>
-            <m:chr m:val="̂"/>
-          </m:accPr>
-          <m:e>
-            <m:acc>
-              <m:accPr>
-                <m:chr m:val="̃"/>
-              </m:accPr>
-              <m:e>
-                <m:r>
-                  <m:t>x</m:t>
-                </m:r>
-              </m:e>
-            </m:acc>
-          </m:e>
-        </m:acc>
-        <m:r>
-          <m:rPr>
-            <m:sty m:val="p"/>
-          </m:rPr>
-          <m:t>∈</m:t>
-        </m:r>
-        <m:sSup>
-          <m:e>
-            <m:r>
-              <m:rPr>
-                <m:scr m:val="double-struck"/>
-                <m:sty m:val="p"/>
-              </m:rPr>
-              <m:t>R</m:t>
-            </m:r>
-          </m:e>
-          <m:sup>
-            <m:r>
-              <m:t>n</m:t>
-            </m:r>
-          </m:sup>
-        </m:sSup>
-      </m:oMath>
-      <w:ins w:id="175" w:author="PR Preview" w:date="2026-01-01T00:00:00Z">
-        <w:r>
-          <w:t xml:space="preserve"> </w:t>
-        </w:r>
-      </w:ins>
-      <w:ins w:id="176" w:author="PR Preview" w:date="2026-01-01T00:00:00Z">
-        <w:r>
-          <w:t xml:space="preserve">such that</w:t>
-        </w:r>
-      </w:ins>
+      <w:r>
+        <w:t xml:space="preserve"> </w:t>
+      </w:r>
+      <w:r>
+        <w:t xml:space="preserve">such that</w:t>
+      </w:r>
     </w:p>
     <w:p>
       <w:pPr>
@@ -64230,30 +63192,22 @@
       <w:pPr>
         <w:pStyle w:val="BodyText"/>
       </w:pPr>
-      <w:del w:id="177" w:author="PR Preview" w:date="2026-01-01T00:00:00Z">
-        <w:r>
-          <w:rPr>
-            <w:b/>
-            <w:bCs/>
-          </w:rPr>
-          <w:delText xml:space="preserve">Definition 9 (Normal equations)</w:delText>
-        </w:r>
-      </w:del>
-      <w:del w:id="178" w:author="PR Preview" w:date="2026-01-01T00:00:00Z">
-        <w:r>
-          <w:delText xml:space="preserve"> </w:delText>
-        </w:r>
-      </w:del>
-      <w:del w:id="179" w:author="PR Preview" w:date="2026-01-01T00:00:00Z">
-        <w:r>
-          <w:delText xml:space="preserve">For</w:delText>
-        </w:r>
-      </w:del>
-      <w:del w:id="180" w:author="PR Preview" w:date="2026-01-01T00:00:00Z">
-        <w:r>
-          <w:delText xml:space="preserve"> </w:delText>
-        </w:r>
-      </w:del>
+      <w:r>
+        <w:rPr>
+          <w:b/>
+          <w:bCs/>
+        </w:rPr>
+        <w:t xml:space="preserve">Definition 11 (Normal equations)</w:t>
+      </w:r>
+      <w:r>
+        <w:t xml:space="preserve"> </w:t>
+      </w:r>
+      <w:r>
+        <w:t xml:space="preserve">For</w:t>
+      </w:r>
+      <w:r>
+        <w:t xml:space="preserve"> </w:t>
+      </w:r>
       <m:oMath>
         <m:r>
           <m:rPr>
@@ -64262,21 +63216,15 @@
           <m:t>A</m:t>
         </m:r>
       </m:oMath>
-      <w:del w:id="181" w:author="PR Preview" w:date="2026-01-01T00:00:00Z">
-        <w:r>
-          <w:delText xml:space="preserve"> </w:delText>
-        </w:r>
-      </w:del>
-      <w:del w:id="182" w:author="PR Preview" w:date="2026-01-01T00:00:00Z">
-        <w:r>
-          <w:delText xml:space="preserve">and</w:delText>
-        </w:r>
-      </w:del>
-      <w:del w:id="183" w:author="PR Preview" w:date="2026-01-01T00:00:00Z">
-        <w:r>
-          <w:delText xml:space="preserve"> </w:delText>
-        </w:r>
-      </w:del>
+      <w:r>
+        <w:t xml:space="preserve"> </w:t>
+      </w:r>
+      <w:r>
+        <w:t xml:space="preserve">and</w:t>
+      </w:r>
+      <w:r>
+        <w:t xml:space="preserve"> </w:t>
+      </w:r>
       <m:oMath>
         <m:acc>
           <m:accPr>
@@ -64289,51 +63237,35 @@
           </m:e>
         </m:acc>
       </m:oMath>
-      <w:del w:id="184" w:author="PR Preview" w:date="2026-01-01T00:00:00Z">
+      <w:r>
+        <w:t xml:space="preserve"> </w:t>
+      </w:r>
+      <w:r>
+        <w:t xml:space="preserve">as in</w:t>
+      </w:r>
+      <w:r>
+        <w:t xml:space="preserve"> </w:t>
+      </w:r>
+      <w:hyperlink w:anchor="def-least-squares">
         <w:r>
-          <w:delText xml:space="preserve"> </w:delText>
+          <w:rPr>
+            <w:rStyle w:val="Hyperlink"/>
+          </w:rPr>
+          <w:t xml:space="preserve">Definition 10</w:t>
         </w:r>
-      </w:del>
-      <w:del w:id="185" w:author="PR Preview" w:date="2026-01-01T00:00:00Z">
-        <w:r>
-          <w:delText xml:space="preserve">as in</w:delText>
-        </w:r>
-      </w:del>
-      <w:del w:id="186" w:author="PR Preview" w:date="2026-01-01T00:00:00Z">
-        <w:r>
-          <w:delText xml:space="preserve"> </w:delText>
-        </w:r>
-      </w:del>
-      <w:hyperlink w:anchor="def-least-squares">
-        <w:del w:id="187" w:author="PR Preview" w:date="2026-01-01T00:00:00Z">
-          <w:r>
-            <w:rPr>
-              <w:rStyle w:val="Hyperlink"/>
-            </w:rPr>
-            <w:delText xml:space="preserve">Definition 8</w:delText>
-          </w:r>
-        </w:del>
       </w:hyperlink>
-      <w:del w:id="188" w:author="PR Preview" w:date="2026-01-01T00:00:00Z">
-        <w:r>
-          <w:delText xml:space="preserve">,</w:delText>
-        </w:r>
-      </w:del>
-      <w:del w:id="189" w:author="PR Preview" w:date="2026-01-01T00:00:00Z">
-        <w:r>
-          <w:delText xml:space="preserve"> </w:delText>
-        </w:r>
-      </w:del>
-      <w:del w:id="190" w:author="PR Preview" w:date="2026-01-01T00:00:00Z">
-        <w:r>
-          <w:delText xml:space="preserve">the equations</w:delText>
-        </w:r>
-      </w:del>
-      <w:del w:id="191" w:author="PR Preview" w:date="2026-01-01T00:00:00Z">
-        <w:r>
-          <w:delText xml:space="preserve"> </w:delText>
-        </w:r>
-      </w:del>
+      <w:r>
+        <w:t xml:space="preserve">,</w:t>
+      </w:r>
+      <w:r>
+        <w:t xml:space="preserve"> </w:t>
+      </w:r>
+      <w:r>
+        <w:t xml:space="preserve">the equations</w:t>
+      </w:r>
+      <w:r>
+        <w:t xml:space="preserve"> </w:t>
+      </w:r>
       <m:oMath>
         <m:sSup>
           <m:e>
@@ -64404,243 +63336,25 @@
           </m:e>
         </m:acc>
       </m:oMath>
-      <w:del w:id="192" w:author="PR Preview" w:date="2026-01-01T00:00:00Z">
-        <w:r>
-          <w:delText xml:space="preserve"> </w:delText>
-        </w:r>
-      </w:del>
-      <w:del w:id="193" w:author="PR Preview" w:date="2026-01-01T00:00:00Z">
-        <w:r>
-          <w:delText xml:space="preserve">are the</w:delText>
-        </w:r>
-      </w:del>
-      <w:del w:id="194" w:author="PR Preview" w:date="2026-01-01T00:00:00Z">
-        <w:r>
-          <w:delText xml:space="preserve"> </w:delText>
-        </w:r>
-      </w:del>
-      <w:del w:id="195" w:author="PR Preview" w:date="2026-01-01T00:00:00Z">
-        <w:r>
-          <w:rPr>
-            <w:b/>
-            <w:bCs/>
-          </w:rPr>
-          <w:delText xml:space="preserve">normal equations</w:delText>
-        </w:r>
-      </w:del>
-      <w:del w:id="196" w:author="PR Preview" w:date="2026-01-01T00:00:00Z">
-        <w:r>
-          <w:delText xml:space="preserve">.</w:delText>
-        </w:r>
-      </w:del>
-    </w:p>
-    <w:p>
-      <w:pPr>
-        <w:pStyle w:val="BodyText"/>
-      </w:pPr>
-      <w:ins w:id="197" w:author="PR Preview" w:date="2026-01-01T00:00:00Z">
-        <w:r>
-          <w:rPr>
-            <w:b/>
-            <w:bCs/>
-          </w:rPr>
-          <w:t xml:space="preserve">Definition 11 (Normal equations)</w:t>
-        </w:r>
-      </w:ins>
-      <w:ins w:id="198" w:author="PR Preview" w:date="2026-01-01T00:00:00Z">
-        <w:r>
-          <w:t xml:space="preserve"> </w:t>
-        </w:r>
-      </w:ins>
-      <w:ins w:id="199" w:author="PR Preview" w:date="2026-01-01T00:00:00Z">
-        <w:r>
-          <w:t xml:space="preserve">For</w:t>
-        </w:r>
-      </w:ins>
-      <w:ins w:id="200" w:author="PR Preview" w:date="2026-01-01T00:00:00Z">
-        <w:r>
-          <w:t xml:space="preserve"> </w:t>
-        </w:r>
-      </w:ins>
-      <m:oMath>
-        <m:r>
-          <m:rPr>
-            <m:sty m:val="bi"/>
-          </m:rPr>
-          <m:t>A</m:t>
-        </m:r>
-      </m:oMath>
-      <w:ins w:id="201" w:author="PR Preview" w:date="2026-01-01T00:00:00Z">
-        <w:r>
-          <w:t xml:space="preserve"> </w:t>
-        </w:r>
-      </w:ins>
-      <w:ins w:id="202" w:author="PR Preview" w:date="2026-01-01T00:00:00Z">
-        <w:r>
-          <w:t xml:space="preserve">and</w:t>
-        </w:r>
-      </w:ins>
-      <w:ins w:id="203" w:author="PR Preview" w:date="2026-01-01T00:00:00Z">
-        <w:r>
-          <w:t xml:space="preserve"> </w:t>
-        </w:r>
-      </w:ins>
-      <m:oMath>
-        <m:acc>
-          <m:accPr>
-            <m:chr m:val="̃"/>
-          </m:accPr>
-          <m:e>
-            <m:r>
-              <m:t>b</m:t>
-            </m:r>
-          </m:e>
-        </m:acc>
-      </m:oMath>
-      <w:ins w:id="204" w:author="PR Preview" w:date="2026-01-01T00:00:00Z">
-        <w:r>
-          <w:t xml:space="preserve"> </w:t>
-        </w:r>
-      </w:ins>
-      <w:ins w:id="205" w:author="PR Preview" w:date="2026-01-01T00:00:00Z">
-        <w:r>
-          <w:t xml:space="preserve">as in</w:t>
-        </w:r>
-      </w:ins>
-      <w:ins w:id="206" w:author="PR Preview" w:date="2026-01-01T00:00:00Z">
-        <w:r>
-          <w:t xml:space="preserve"> </w:t>
-        </w:r>
-      </w:ins>
-      <w:hyperlink w:anchor="def-least-squares">
-        <w:ins w:id="207" w:author="PR Preview" w:date="2026-01-01T00:00:00Z">
-          <w:r>
-            <w:rPr>
-              <w:rStyle w:val="Hyperlink"/>
-            </w:rPr>
-            <w:t xml:space="preserve">Definition 10</w:t>
-          </w:r>
-        </w:ins>
-      </w:hyperlink>
-      <w:ins w:id="208" w:author="PR Preview" w:date="2026-01-01T00:00:00Z">
-        <w:r>
-          <w:t xml:space="preserve">,</w:t>
-        </w:r>
-      </w:ins>
-      <w:ins w:id="209" w:author="PR Preview" w:date="2026-01-01T00:00:00Z">
-        <w:r>
-          <w:t xml:space="preserve"> </w:t>
-        </w:r>
-      </w:ins>
-      <w:ins w:id="210" w:author="PR Preview" w:date="2026-01-01T00:00:00Z">
-        <w:r>
-          <w:t xml:space="preserve">the equations</w:t>
-        </w:r>
-      </w:ins>
-      <w:ins w:id="211" w:author="PR Preview" w:date="2026-01-01T00:00:00Z">
-        <w:r>
-          <w:t xml:space="preserve"> </w:t>
-        </w:r>
-      </w:ins>
-      <m:oMath>
-        <m:sSup>
-          <m:e>
-            <m:r>
-              <m:rPr>
-                <m:sty m:val="bi"/>
-              </m:rPr>
-              <m:t>A</m:t>
-            </m:r>
-          </m:e>
-          <m:sup>
-            <m:r>
-              <m:rPr>
-                <m:sty m:val="p"/>
-              </m:rPr>
-              <m:t>⊤</m:t>
-            </m:r>
-          </m:sup>
-        </m:sSup>
-        <m:r>
-          <m:rPr>
-            <m:sty m:val="bi"/>
-          </m:rPr>
-          <m:t>A</m:t>
-        </m:r>
-        <m:acc>
-          <m:accPr>
-            <m:chr m:val="̃"/>
-          </m:accPr>
-          <m:e>
-            <m:r>
-              <m:t>x</m:t>
-            </m:r>
-          </m:e>
-        </m:acc>
-        <m:r>
-          <m:rPr>
-            <m:sty m:val="p"/>
-          </m:rPr>
-          <m:t>=</m:t>
-        </m:r>
-        <m:sSup>
-          <m:e>
-            <m:r>
-              <m:rPr>
-                <m:sty m:val="bi"/>
-              </m:rPr>
-              <m:t>A</m:t>
-            </m:r>
-          </m:e>
-          <m:sup>
-            <m:r>
-              <m:rPr>
-                <m:sty m:val="p"/>
-              </m:rPr>
-              <m:t>⊤</m:t>
-            </m:r>
-          </m:sup>
-        </m:sSup>
-        <m:acc>
-          <m:accPr>
-            <m:chr m:val="̃"/>
-          </m:accPr>
-          <m:e>
-            <m:r>
-              <m:t>b</m:t>
-            </m:r>
-          </m:e>
-        </m:acc>
-      </m:oMath>
-      <w:ins w:id="212" w:author="PR Preview" w:date="2026-01-01T00:00:00Z">
-        <w:r>
-          <w:t xml:space="preserve"> </w:t>
-        </w:r>
-      </w:ins>
-      <w:ins w:id="213" w:author="PR Preview" w:date="2026-01-01T00:00:00Z">
-        <w:r>
-          <w:t xml:space="preserve">are the</w:t>
-        </w:r>
-      </w:ins>
-      <w:ins w:id="214" w:author="PR Preview" w:date="2026-01-01T00:00:00Z">
-        <w:r>
-          <w:t xml:space="preserve"> </w:t>
-        </w:r>
-      </w:ins>
-      <w:ins w:id="215" w:author="PR Preview" w:date="2026-01-01T00:00:00Z">
-        <w:r>
-          <w:rPr>
-            <w:b/>
-            <w:bCs/>
-          </w:rPr>
-          <w:t xml:space="preserve">normal equations</w:t>
-        </w:r>
-      </w:ins>
-      <w:ins w:id="216" w:author="PR Preview" w:date="2026-01-01T00:00:00Z">
-        <w:r>
-          <w:t xml:space="preserve">.</w:t>
-        </w:r>
-      </w:ins>
+      <w:r>
+        <w:t xml:space="preserve"> </w:t>
+      </w:r>
+      <w:r>
+        <w:t xml:space="preserve">are the</w:t>
+      </w:r>
+      <w:r>
+        <w:t xml:space="preserve"> </w:t>
+      </w:r>
+      <w:r>
+        <w:rPr>
+          <w:b/>
+          <w:bCs/>
+        </w:rPr>
+        <w:t xml:space="preserve">normal equations</w:t>
+      </w:r>
+      <w:r>
+        <w:t xml:space="preserve">.</w:t>
+      </w:r>
     </w:p>
     <w:bookmarkEnd w:id="130"/>
     <w:bookmarkStart w:id="131" w:name="thm-normal-equations"/>
@@ -64769,46 +63483,32 @@
           </m:e>
         </m:acc>
       </m:oMath>
-      <w:del w:id="217" w:author="PR Preview" w:date="2026-01-01T00:00:00Z">
+      <w:r>
+        <w:t xml:space="preserve"> </w:t>
+      </w:r>
+      <w:r>
+        <w:t xml:space="preserve">is a least squares solution (</w:t>
+      </w:r>
+      <w:hyperlink w:anchor="def-least-squares">
         <w:r>
-          <w:delText xml:space="preserve"> </w:delText>
+          <w:rPr>
+            <w:rStyle w:val="Hyperlink"/>
+          </w:rPr>
+          <w:t xml:space="preserve">Definition 10</w:t>
         </w:r>
-      </w:del>
-      <w:del w:id="218" w:author="PR Preview" w:date="2026-01-01T00:00:00Z">
-        <w:r>
-          <w:delText xml:space="preserve">is a least squares solution (</w:delText>
-        </w:r>
-      </w:del>
-      <w:hyperlink w:anchor="def-least-squares">
-        <w:del w:id="219" w:author="PR Preview" w:date="2026-01-01T00:00:00Z">
-          <w:r>
-            <w:rPr>
-              <w:rStyle w:val="Hyperlink"/>
-            </w:rPr>
-            <w:delText xml:space="preserve">Definition 8</w:delText>
-          </w:r>
-        </w:del>
       </w:hyperlink>
-      <w:del w:id="220" w:author="PR Preview" w:date="2026-01-01T00:00:00Z">
-        <w:r>
-          <w:delText xml:space="preserve">)</w:delText>
-        </w:r>
-      </w:del>
-      <w:del w:id="221" w:author="PR Preview" w:date="2026-01-01T00:00:00Z">
-        <w:r>
-          <w:delText xml:space="preserve"> </w:delText>
-        </w:r>
-      </w:del>
-      <w:del w:id="222" w:author="PR Preview" w:date="2026-01-01T00:00:00Z">
-        <w:r>
-          <w:delText xml:space="preserve">exactly when it solves the normal equations</w:delText>
-        </w:r>
-      </w:del>
-      <w:del w:id="223" w:author="PR Preview" w:date="2026-01-01T00:00:00Z">
-        <w:r>
-          <w:delText xml:space="preserve"> </w:delText>
-        </w:r>
-      </w:del>
+      <w:r>
+        <w:t xml:space="preserve">)</w:t>
+      </w:r>
+      <w:r>
+        <w:t xml:space="preserve"> </w:t>
+      </w:r>
+      <w:r>
+        <w:t xml:space="preserve">exactly when it solves the normal equations</w:t>
+      </w:r>
+      <w:r>
+        <w:t xml:space="preserve"> </w:t>
+      </w:r>
       <m:oMath>
         <m:sSup>
           <m:e>
@@ -64886,161 +63586,9 @@
           </m:e>
         </m:acc>
       </m:oMath>
-      <w:del w:id="224" w:author="PR Preview" w:date="2026-01-01T00:00:00Z">
-        <w:r>
-          <w:delText xml:space="preserve">.</w:delText>
-        </w:r>
-      </w:del>
-    </w:p>
-    <w:p>
-      <w:pPr>
-        <w:pStyle w:val="Compact"/>
-        <w:numPr>
-          <w:ilvl w:val="0"/>
-          <w:numId w:val="1012"/>
-        </w:numPr>
-      </w:pPr>
-      <m:oMath>
-        <m:acc>
-          <m:accPr>
-            <m:chr m:val="̂"/>
-          </m:accPr>
-          <m:e>
-            <m:acc>
-              <m:accPr>
-                <m:chr m:val="̃"/>
-              </m:accPr>
-              <m:e>
-                <m:r>
-                  <m:t>x</m:t>
-                </m:r>
-              </m:e>
-            </m:acc>
-          </m:e>
-        </m:acc>
-      </m:oMath>
-      <w:ins w:id="225" w:author="PR Preview" w:date="2026-01-01T00:00:00Z">
-        <w:r>
-          <w:t xml:space="preserve"> </w:t>
-        </w:r>
-      </w:ins>
-      <w:ins w:id="226" w:author="PR Preview" w:date="2026-01-01T00:00:00Z">
-        <w:r>
-          <w:t xml:space="preserve">is a least squares solution (</w:t>
-        </w:r>
-      </w:ins>
-      <w:hyperlink w:anchor="def-least-squares">
-        <w:ins w:id="227" w:author="PR Preview" w:date="2026-01-01T00:00:00Z">
-          <w:r>
-            <w:rPr>
-              <w:rStyle w:val="Hyperlink"/>
-            </w:rPr>
-            <w:t xml:space="preserve">Definition 10</w:t>
-          </w:r>
-        </w:ins>
-      </w:hyperlink>
-      <w:ins w:id="228" w:author="PR Preview" w:date="2026-01-01T00:00:00Z">
-        <w:r>
-          <w:t xml:space="preserve">)</w:t>
-        </w:r>
-      </w:ins>
-      <w:ins w:id="229" w:author="PR Preview" w:date="2026-01-01T00:00:00Z">
-        <w:r>
-          <w:t xml:space="preserve"> </w:t>
-        </w:r>
-      </w:ins>
-      <w:ins w:id="230" w:author="PR Preview" w:date="2026-01-01T00:00:00Z">
-        <w:r>
-          <w:t xml:space="preserve">exactly when it solves the normal equations</w:t>
-        </w:r>
-      </w:ins>
-      <w:ins w:id="231" w:author="PR Preview" w:date="2026-01-01T00:00:00Z">
-        <w:r>
-          <w:t xml:space="preserve"> </w:t>
-        </w:r>
-      </w:ins>
-      <m:oMath>
-        <m:sSup>
-          <m:e>
-            <m:r>
-              <m:rPr>
-                <m:sty m:val="bi"/>
-              </m:rPr>
-              <m:t>A</m:t>
-            </m:r>
-          </m:e>
-          <m:sup>
-            <m:r>
-              <m:rPr>
-                <m:sty m:val="p"/>
-              </m:rPr>
-              <m:t>⊤</m:t>
-            </m:r>
-          </m:sup>
-        </m:sSup>
-        <m:r>
-          <m:rPr>
-            <m:sty m:val="bi"/>
-          </m:rPr>
-          <m:t>A</m:t>
-        </m:r>
-        <m:acc>
-          <m:accPr>
-            <m:chr m:val="̂"/>
-          </m:accPr>
-          <m:e>
-            <m:acc>
-              <m:accPr>
-                <m:chr m:val="̃"/>
-              </m:accPr>
-              <m:e>
-                <m:r>
-                  <m:t>x</m:t>
-                </m:r>
-              </m:e>
-            </m:acc>
-          </m:e>
-        </m:acc>
-        <m:r>
-          <m:rPr>
-            <m:sty m:val="p"/>
-          </m:rPr>
-          <m:t>=</m:t>
-        </m:r>
-        <m:sSup>
-          <m:e>
-            <m:r>
-              <m:rPr>
-                <m:sty m:val="bi"/>
-              </m:rPr>
-              <m:t>A</m:t>
-            </m:r>
-          </m:e>
-          <m:sup>
-            <m:r>
-              <m:rPr>
-                <m:sty m:val="p"/>
-              </m:rPr>
-              <m:t>⊤</m:t>
-            </m:r>
-          </m:sup>
-        </m:sSup>
-        <m:acc>
-          <m:accPr>
-            <m:chr m:val="̃"/>
-          </m:accPr>
-          <m:e>
-            <m:r>
-              <m:t>b</m:t>
-            </m:r>
-          </m:e>
-        </m:acc>
-      </m:oMath>
-      <w:ins w:id="232" w:author="PR Preview" w:date="2026-01-01T00:00:00Z">
-        <w:r>
-          <w:t xml:space="preserve">.</w:t>
-        </w:r>
-      </w:ins>
+      <w:r>
+        <w:t xml:space="preserve">.</w:t>
+      </w:r>
     </w:p>
     <w:p>
       <w:pPr>
@@ -70920,193 +69468,155 @@
       <w:pPr>
         <w:pStyle w:val="BodyText"/>
       </w:pPr>
-      <w:del w:id="233" w:author="PR Preview" w:date="2026-01-01T00:00:00Z">
+      <w:r>
+        <w:rPr>
+          <w:b/>
+          <w:bCs/>
+        </w:rPr>
+        <w:t xml:space="preserve">Theorem 19 (Solving least squares by QR)</w:t>
+      </w:r>
+      <w:r>
+        <w:t xml:space="preserve"> </w:t>
+      </w:r>
+      <w:r>
+        <w:t xml:space="preserve">Let</w:t>
+      </w:r>
+      <w:r>
+        <w:t xml:space="preserve"> </w:t>
+      </w:r>
+      <m:oMath>
+        <m:r>
+          <m:rPr>
+            <m:sty m:val="bi"/>
+          </m:rPr>
+          <m:t>A</m:t>
+        </m:r>
+      </m:oMath>
+      <w:r>
+        <w:t xml:space="preserve"> </w:t>
+      </w:r>
+      <w:r>
+        <w:t xml:space="preserve">be</w:t>
+      </w:r>
+      <w:r>
+        <w:t xml:space="preserve"> </w:t>
+      </w:r>
+      <m:oMath>
+        <m:r>
+          <m:t>m</m:t>
+        </m:r>
+        <m:r>
+          <m:rPr>
+            <m:sty m:val="p"/>
+          </m:rPr>
+          <m:t>×</m:t>
+        </m:r>
+        <m:r>
+          <m:t>n</m:t>
+        </m:r>
+      </m:oMath>
+      <w:r>
+        <w:t xml:space="preserve"> </w:t>
+      </w:r>
+      <w:r>
+        <w:t xml:space="preserve">with</w:t>
+      </w:r>
+      <w:r>
+        <w:t xml:space="preserve"> </w:t>
+      </w:r>
+      <m:oMath>
+        <m:r>
+          <m:rPr>
+            <m:sty m:val="p"/>
+          </m:rPr>
+          <m:t>rank</m:t>
+        </m:r>
+        <m:r>
+          <m:rPr>
+            <m:sty m:val="p"/>
+          </m:rPr>
+          <m:t>(</m:t>
+        </m:r>
+        <m:r>
+          <m:rPr>
+            <m:sty m:val="bi"/>
+          </m:rPr>
+          <m:t>A</m:t>
+        </m:r>
+        <m:r>
+          <m:rPr>
+            <m:sty m:val="p"/>
+          </m:rPr>
+          <m:t>)</m:t>
+        </m:r>
+        <m:r>
+          <m:rPr>
+            <m:sty m:val="p"/>
+          </m:rPr>
+          <m:t>=</m:t>
+        </m:r>
+        <m:r>
+          <m:t>n</m:t>
+        </m:r>
+      </m:oMath>
+      <w:r>
+        <w:t xml:space="preserve">,</w:t>
+      </w:r>
+      <w:r>
+        <w:t xml:space="preserve"> </w:t>
+      </w:r>
+      <w:r>
+        <w:t xml:space="preserve">with QR factorization</w:t>
+      </w:r>
+      <w:r>
+        <w:t xml:space="preserve"> </w:t>
+      </w:r>
+      <m:oMath>
+        <m:r>
+          <m:rPr>
+            <m:sty m:val="bi"/>
+          </m:rPr>
+          <m:t>A</m:t>
+        </m:r>
+        <m:r>
+          <m:rPr>
+            <m:sty m:val="p"/>
+          </m:rPr>
+          <m:t>=</m:t>
+        </m:r>
+        <m:r>
+          <m:rPr>
+            <m:sty m:val="bi"/>
+          </m:rPr>
+          <m:t>Q</m:t>
+        </m:r>
+        <m:r>
+          <m:rPr>
+            <m:sty m:val="bi"/>
+          </m:rPr>
+          <m:t>R</m:t>
+        </m:r>
+      </m:oMath>
+      <w:r>
+        <w:t xml:space="preserve"> </w:t>
+      </w:r>
+      <w:r>
+        <w:t xml:space="preserve">(</w:t>
+      </w:r>
+      <w:hyperlink w:anchor="thm-qr">
         <w:r>
           <w:rPr>
-            <w:b/>
-            <w:bCs/>
+            <w:rStyle w:val="Hyperlink"/>
           </w:rPr>
-          <w:delText xml:space="preserve">Theorem 19 (Solving least squares by QR)</w:delText>
+          <w:t xml:space="preserve">Theorem 17</w:t>
         </w:r>
-      </w:del>
-      <w:del w:id="234" w:author="PR Preview" w:date="2026-01-01T00:00:00Z">
-        <w:r>
-          <w:delText xml:space="preserve"> </w:delText>
-        </w:r>
-      </w:del>
-      <w:del w:id="235" w:author="PR Preview" w:date="2026-01-01T00:00:00Z">
-        <w:r>
-          <w:delText xml:space="preserve">Let</w:delText>
-        </w:r>
-      </w:del>
-      <w:del w:id="236" w:author="PR Preview" w:date="2026-01-01T00:00:00Z">
-        <w:r>
-          <w:delText xml:space="preserve"> </w:delText>
-        </w:r>
-      </w:del>
-      <m:oMath>
-        <m:r>
-          <m:rPr>
-            <m:sty m:val="bi"/>
-          </m:rPr>
-          <m:t>A</m:t>
-        </m:r>
-      </m:oMath>
-      <w:del w:id="237" w:author="PR Preview" w:date="2026-01-01T00:00:00Z">
-        <w:r>
-          <w:delText xml:space="preserve"> </w:delText>
-        </w:r>
-      </w:del>
-      <w:del w:id="238" w:author="PR Preview" w:date="2026-01-01T00:00:00Z">
-        <w:r>
-          <w:delText xml:space="preserve">be</w:delText>
-        </w:r>
-      </w:del>
-      <w:del w:id="239" w:author="PR Preview" w:date="2026-01-01T00:00:00Z">
-        <w:r>
-          <w:delText xml:space="preserve"> </w:delText>
-        </w:r>
-      </w:del>
-      <m:oMath>
-        <m:r>
-          <m:t>m</m:t>
-        </m:r>
-        <m:r>
-          <m:rPr>
-            <m:sty m:val="p"/>
-          </m:rPr>
-          <m:t>×</m:t>
-        </m:r>
-        <m:r>
-          <m:t>n</m:t>
-        </m:r>
-      </m:oMath>
-      <w:del w:id="240" w:author="PR Preview" w:date="2026-01-01T00:00:00Z">
-        <w:r>
-          <w:delText xml:space="preserve"> </w:delText>
-        </w:r>
-      </w:del>
-      <w:del w:id="241" w:author="PR Preview" w:date="2026-01-01T00:00:00Z">
-        <w:r>
-          <w:delText xml:space="preserve">with</w:delText>
-        </w:r>
-      </w:del>
-      <w:del w:id="242" w:author="PR Preview" w:date="2026-01-01T00:00:00Z">
-        <w:r>
-          <w:delText xml:space="preserve"> </w:delText>
-        </w:r>
-      </w:del>
-      <m:oMath>
-        <m:r>
-          <m:rPr>
-            <m:sty m:val="p"/>
-          </m:rPr>
-          <m:t>rank</m:t>
-        </m:r>
-        <m:r>
-          <m:rPr>
-            <m:sty m:val="p"/>
-          </m:rPr>
-          <m:t>(</m:t>
-        </m:r>
-        <m:r>
-          <m:rPr>
-            <m:sty m:val="bi"/>
-          </m:rPr>
-          <m:t>A</m:t>
-        </m:r>
-        <m:r>
-          <m:rPr>
-            <m:sty m:val="p"/>
-          </m:rPr>
-          <m:t>)</m:t>
-        </m:r>
-        <m:r>
-          <m:rPr>
-            <m:sty m:val="p"/>
-          </m:rPr>
-          <m:t>=</m:t>
-        </m:r>
-        <m:r>
-          <m:t>n</m:t>
-        </m:r>
-      </m:oMath>
-      <w:del w:id="243" w:author="PR Preview" w:date="2026-01-01T00:00:00Z">
-        <w:r>
-          <w:delText xml:space="preserve">,</w:delText>
-        </w:r>
-      </w:del>
-      <w:del w:id="244" w:author="PR Preview" w:date="2026-01-01T00:00:00Z">
-        <w:r>
-          <w:delText xml:space="preserve"> </w:delText>
-        </w:r>
-      </w:del>
-      <w:del w:id="245" w:author="PR Preview" w:date="2026-01-01T00:00:00Z">
-        <w:r>
-          <w:delText xml:space="preserve">with QR factorization</w:delText>
-        </w:r>
-      </w:del>
-      <w:del w:id="246" w:author="PR Preview" w:date="2026-01-01T00:00:00Z">
-        <w:r>
-          <w:delText xml:space="preserve"> </w:delText>
-        </w:r>
-      </w:del>
-      <m:oMath>
-        <m:r>
-          <m:rPr>
-            <m:sty m:val="bi"/>
-          </m:rPr>
-          <m:t>A</m:t>
-        </m:r>
-        <m:r>
-          <m:rPr>
-            <m:sty m:val="p"/>
-          </m:rPr>
-          <m:t>=</m:t>
-        </m:r>
-        <m:r>
-          <m:rPr>
-            <m:sty m:val="bi"/>
-          </m:rPr>
-          <m:t>Q</m:t>
-        </m:r>
-        <m:r>
-          <m:rPr>
-            <m:sty m:val="bi"/>
-          </m:rPr>
-          <m:t>R</m:t>
-        </m:r>
-      </m:oMath>
-      <w:del w:id="247" w:author="PR Preview" w:date="2026-01-01T00:00:00Z">
-        <w:r>
-          <w:delText xml:space="preserve"> </w:delText>
-        </w:r>
-      </w:del>
-      <w:del w:id="248" w:author="PR Preview" w:date="2026-01-01T00:00:00Z">
-        <w:r>
-          <w:delText xml:space="preserve">(</w:delText>
-        </w:r>
-      </w:del>
-      <w:hyperlink w:anchor="thm-qr">
-        <w:del w:id="249" w:author="PR Preview" w:date="2026-01-01T00:00:00Z">
-          <w:r>
-            <w:rPr>
-              <w:rStyle w:val="Hyperlink"/>
-            </w:rPr>
-            <w:delText xml:space="preserve">Theorem 17</w:delText>
-          </w:r>
-        </w:del>
       </w:hyperlink>
-      <w:del w:id="250" w:author="PR Preview" w:date="2026-01-01T00:00:00Z">
-        <w:r>
-          <w:delText xml:space="preserve">), and let</w:delText>
-        </w:r>
-      </w:del>
-      <w:del w:id="251" w:author="PR Preview" w:date="2026-01-01T00:00:00Z">
-        <w:r>
-          <w:delText xml:space="preserve"> </w:delText>
-        </w:r>
-      </w:del>
+      <w:r>
+        <w:t xml:space="preserve">), and let</w:t>
+      </w:r>
+      <w:r>
+        <w:t xml:space="preserve"> </w:t>
+      </w:r>
       <m:oMath>
         <m:acc>
           <m:accPr>
@@ -71141,292 +69651,26 @@
           </m:sup>
         </m:sSup>
       </m:oMath>
-      <w:del w:id="252" w:author="PR Preview" w:date="2026-01-01T00:00:00Z">
-        <w:r>
-          <w:delText xml:space="preserve">.</w:delText>
-        </w:r>
-      </w:del>
-      <w:del w:id="253" w:author="PR Preview" w:date="2026-01-01T00:00:00Z">
-        <w:r>
-          <w:delText xml:space="preserve"> </w:delText>
-        </w:r>
-      </w:del>
-      <w:del w:id="254" w:author="PR Preview" w:date="2026-01-01T00:00:00Z">
-        <w:r>
-          <w:delText xml:space="preserve">The least squares solution (</w:delText>
-        </w:r>
-      </w:del>
+      <w:r>
+        <w:t xml:space="preserve">.</w:t>
+      </w:r>
+      <w:r>
+        <w:t xml:space="preserve"> </w:t>
+      </w:r>
+      <w:r>
+        <w:t xml:space="preserve">The least squares solution (</w:t>
+      </w:r>
       <w:hyperlink w:anchor="def-least-squares">
-        <w:del w:id="255" w:author="PR Preview" w:date="2026-01-01T00:00:00Z">
-          <w:r>
-            <w:rPr>
-              <w:rStyle w:val="Hyperlink"/>
-            </w:rPr>
-            <w:delText xml:space="preserve">Definition 8</w:delText>
-          </w:r>
-        </w:del>
-      </w:hyperlink>
-      <w:del w:id="256" w:author="PR Preview" w:date="2026-01-01T00:00:00Z">
-        <w:r>
-          <w:delText xml:space="preserve">) is the unique solution of</w:delText>
-        </w:r>
-      </w:del>
-    </w:p>
-    <w:p>
-      <w:pPr>
-        <w:pStyle w:val="BodyText"/>
-      </w:pPr>
-      <w:ins w:id="257" w:author="PR Preview" w:date="2026-01-01T00:00:00Z">
         <w:r>
           <w:rPr>
-            <w:b/>
-            <w:bCs/>
+            <w:rStyle w:val="Hyperlink"/>
           </w:rPr>
-          <w:t xml:space="preserve">Theorem 19 (Solving least squares by QR)</w:t>
+          <w:t xml:space="preserve">Definition 10</w:t>
         </w:r>
-      </w:ins>
-      <w:ins w:id="258" w:author="PR Preview" w:date="2026-01-01T00:00:00Z">
-        <w:r>
-          <w:t xml:space="preserve"> </w:t>
-        </w:r>
-      </w:ins>
-      <w:ins w:id="259" w:author="PR Preview" w:date="2026-01-01T00:00:00Z">
-        <w:r>
-          <w:t xml:space="preserve">Let</w:t>
-        </w:r>
-      </w:ins>
-      <w:ins w:id="260" w:author="PR Preview" w:date="2026-01-01T00:00:00Z">
-        <w:r>
-          <w:t xml:space="preserve"> </w:t>
-        </w:r>
-      </w:ins>
-      <m:oMath>
-        <m:r>
-          <m:rPr>
-            <m:sty m:val="bi"/>
-          </m:rPr>
-          <m:t>A</m:t>
-        </m:r>
-      </m:oMath>
-      <w:ins w:id="261" w:author="PR Preview" w:date="2026-01-01T00:00:00Z">
-        <w:r>
-          <w:t xml:space="preserve"> </w:t>
-        </w:r>
-      </w:ins>
-      <w:ins w:id="262" w:author="PR Preview" w:date="2026-01-01T00:00:00Z">
-        <w:r>
-          <w:t xml:space="preserve">be</w:t>
-        </w:r>
-      </w:ins>
-      <w:ins w:id="263" w:author="PR Preview" w:date="2026-01-01T00:00:00Z">
-        <w:r>
-          <w:t xml:space="preserve"> </w:t>
-        </w:r>
-      </w:ins>
-      <m:oMath>
-        <m:r>
-          <m:t>m</m:t>
-        </m:r>
-        <m:r>
-          <m:rPr>
-            <m:sty m:val="p"/>
-          </m:rPr>
-          <m:t>×</m:t>
-        </m:r>
-        <m:r>
-          <m:t>n</m:t>
-        </m:r>
-      </m:oMath>
-      <w:ins w:id="264" w:author="PR Preview" w:date="2026-01-01T00:00:00Z">
-        <w:r>
-          <w:t xml:space="preserve"> </w:t>
-        </w:r>
-      </w:ins>
-      <w:ins w:id="265" w:author="PR Preview" w:date="2026-01-01T00:00:00Z">
-        <w:r>
-          <w:t xml:space="preserve">with</w:t>
-        </w:r>
-      </w:ins>
-      <w:ins w:id="266" w:author="PR Preview" w:date="2026-01-01T00:00:00Z">
-        <w:r>
-          <w:t xml:space="preserve"> </w:t>
-        </w:r>
-      </w:ins>
-      <m:oMath>
-        <m:r>
-          <m:rPr>
-            <m:sty m:val="p"/>
-          </m:rPr>
-          <m:t>rank</m:t>
-        </m:r>
-        <m:r>
-          <m:rPr>
-            <m:sty m:val="p"/>
-          </m:rPr>
-          <m:t>(</m:t>
-        </m:r>
-        <m:r>
-          <m:rPr>
-            <m:sty m:val="bi"/>
-          </m:rPr>
-          <m:t>A</m:t>
-        </m:r>
-        <m:r>
-          <m:rPr>
-            <m:sty m:val="p"/>
-          </m:rPr>
-          <m:t>)</m:t>
-        </m:r>
-        <m:r>
-          <m:rPr>
-            <m:sty m:val="p"/>
-          </m:rPr>
-          <m:t>=</m:t>
-        </m:r>
-        <m:r>
-          <m:t>n</m:t>
-        </m:r>
-      </m:oMath>
-      <w:ins w:id="267" w:author="PR Preview" w:date="2026-01-01T00:00:00Z">
-        <w:r>
-          <w:t xml:space="preserve">,</w:t>
-        </w:r>
-      </w:ins>
-      <w:ins w:id="268" w:author="PR Preview" w:date="2026-01-01T00:00:00Z">
-        <w:r>
-          <w:t xml:space="preserve"> </w:t>
-        </w:r>
-      </w:ins>
-      <w:ins w:id="269" w:author="PR Preview" w:date="2026-01-01T00:00:00Z">
-        <w:r>
-          <w:t xml:space="preserve">with QR factorization</w:t>
-        </w:r>
-      </w:ins>
-      <w:ins w:id="270" w:author="PR Preview" w:date="2026-01-01T00:00:00Z">
-        <w:r>
-          <w:t xml:space="preserve"> </w:t>
-        </w:r>
-      </w:ins>
-      <m:oMath>
-        <m:r>
-          <m:rPr>
-            <m:sty m:val="bi"/>
-          </m:rPr>
-          <m:t>A</m:t>
-        </m:r>
-        <m:r>
-          <m:rPr>
-            <m:sty m:val="p"/>
-          </m:rPr>
-          <m:t>=</m:t>
-        </m:r>
-        <m:r>
-          <m:rPr>
-            <m:sty m:val="bi"/>
-          </m:rPr>
-          <m:t>Q</m:t>
-        </m:r>
-        <m:r>
-          <m:rPr>
-            <m:sty m:val="bi"/>
-          </m:rPr>
-          <m:t>R</m:t>
-        </m:r>
-      </m:oMath>
-      <w:ins w:id="271" w:author="PR Preview" w:date="2026-01-01T00:00:00Z">
-        <w:r>
-          <w:t xml:space="preserve"> </w:t>
-        </w:r>
-      </w:ins>
-      <w:ins w:id="272" w:author="PR Preview" w:date="2026-01-01T00:00:00Z">
-        <w:r>
-          <w:t xml:space="preserve">(</w:t>
-        </w:r>
-      </w:ins>
-      <w:hyperlink w:anchor="thm-qr">
-        <w:ins w:id="273" w:author="PR Preview" w:date="2026-01-01T00:00:00Z">
-          <w:r>
-            <w:rPr>
-              <w:rStyle w:val="Hyperlink"/>
-            </w:rPr>
-            <w:t xml:space="preserve">Theorem 17</w:t>
-          </w:r>
-        </w:ins>
       </w:hyperlink>
-      <w:ins w:id="274" w:author="PR Preview" w:date="2026-01-01T00:00:00Z">
-        <w:r>
-          <w:t xml:space="preserve">), and let</w:t>
-        </w:r>
-      </w:ins>
-      <w:ins w:id="275" w:author="PR Preview" w:date="2026-01-01T00:00:00Z">
-        <w:r>
-          <w:t xml:space="preserve"> </w:t>
-        </w:r>
-      </w:ins>
-      <m:oMath>
-        <m:acc>
-          <m:accPr>
-            <m:chr m:val="̃"/>
-          </m:accPr>
-          <m:e>
-            <m:r>
-              <m:t>b</m:t>
-            </m:r>
-          </m:e>
-        </m:acc>
-        <m:r>
-          <m:rPr>
-            <m:sty m:val="p"/>
-          </m:rPr>
-          <m:t>∈</m:t>
-        </m:r>
-        <m:sSup>
-          <m:e>
-            <m:r>
-              <m:rPr>
-                <m:scr m:val="double-struck"/>
-                <m:sty m:val="p"/>
-              </m:rPr>
-              <m:t>R</m:t>
-            </m:r>
-          </m:e>
-          <m:sup>
-            <m:r>
-              <m:t>m</m:t>
-            </m:r>
-          </m:sup>
-        </m:sSup>
-      </m:oMath>
-      <w:ins w:id="276" w:author="PR Preview" w:date="2026-01-01T00:00:00Z">
-        <w:r>
-          <w:t xml:space="preserve">.</w:t>
-        </w:r>
-      </w:ins>
-      <w:ins w:id="277" w:author="PR Preview" w:date="2026-01-01T00:00:00Z">
-        <w:r>
-          <w:t xml:space="preserve"> </w:t>
-        </w:r>
-      </w:ins>
-      <w:ins w:id="278" w:author="PR Preview" w:date="2026-01-01T00:00:00Z">
-        <w:r>
-          <w:t xml:space="preserve">The least squares solution (</w:t>
-        </w:r>
-      </w:ins>
-      <w:hyperlink w:anchor="def-least-squares">
-        <w:ins w:id="279" w:author="PR Preview" w:date="2026-01-01T00:00:00Z">
-          <w:r>
-            <w:rPr>
-              <w:rStyle w:val="Hyperlink"/>
-            </w:rPr>
-            <w:t xml:space="preserve">Definition 10</w:t>
-          </w:r>
-        </w:ins>
-      </w:hyperlink>
-      <w:ins w:id="280" w:author="PR Preview" w:date="2026-01-01T00:00:00Z">
-        <w:r>
-          <w:t xml:space="preserve">) is the unique solution of</w:t>
-        </w:r>
-      </w:ins>
+      <w:r>
+        <w:t xml:space="preserve">) is the unique solution of</w:t>
+      </w:r>
     </w:p>
     <w:p>
       <w:pPr>
@@ -74657,420 +72901,166 @@
       <w:pPr>
         <w:pStyle w:val="BodyText"/>
       </w:pPr>
-      <w:del w:id="281" w:author="PR Preview" w:date="2026-01-01T00:00:00Z">
+      <w:r>
+        <w:rPr>
+          <w:b/>
+          <w:bCs/>
+        </w:rPr>
+        <w:t xml:space="preserve">Definition 12 (LU factorization)</w:t>
+      </w:r>
+      <w:r>
+        <w:t xml:space="preserve"> </w:t>
+      </w:r>
+      <w:r>
+        <w:t xml:space="preserve">An</w:t>
+      </w:r>
+      <w:r>
+        <w:t xml:space="preserve"> </w:t>
+      </w:r>
+      <w:r>
+        <w:rPr>
+          <w:b/>
+          <w:bCs/>
+        </w:rPr>
+        <w:t xml:space="preserve">LU factorization</w:t>
+      </w:r>
+      <w:r>
+        <w:t xml:space="preserve"> </w:t>
+      </w:r>
+      <w:r>
+        <w:t xml:space="preserve">of an</w:t>
+      </w:r>
+      <w:r>
+        <w:t xml:space="preserve"> </w:t>
+      </w:r>
+      <m:oMath>
+        <m:r>
+          <m:t>n</m:t>
+        </m:r>
+        <m:r>
+          <m:rPr>
+            <m:sty m:val="p"/>
+          </m:rPr>
+          <m:t>×</m:t>
+        </m:r>
+        <m:r>
+          <m:t>n</m:t>
+        </m:r>
+      </m:oMath>
+      <w:r>
+        <w:t xml:space="preserve"> </w:t>
+      </w:r>
+      <w:r>
+        <w:t xml:space="preserve">matrix</w:t>
+      </w:r>
+      <w:r>
+        <w:t xml:space="preserve"> </w:t>
+      </w:r>
+      <m:oMath>
+        <m:r>
+          <m:rPr>
+            <m:sty m:val="bi"/>
+          </m:rPr>
+          <m:t>A</m:t>
+        </m:r>
+      </m:oMath>
+      <w:r>
+        <w:t xml:space="preserve"> </w:t>
+      </w:r>
+      <w:r>
+        <w:t xml:space="preserve">is a product</w:t>
+      </w:r>
+      <w:r>
+        <w:t xml:space="preserve"> </w:t>
+      </w:r>
+      <m:oMath>
+        <m:r>
+          <m:rPr>
+            <m:sty m:val="bi"/>
+          </m:rPr>
+          <m:t>A</m:t>
+        </m:r>
+        <m:r>
+          <m:rPr>
+            <m:sty m:val="p"/>
+          </m:rPr>
+          <m:t>=</m:t>
+        </m:r>
+        <m:r>
+          <m:rPr>
+            <m:sty m:val="bi"/>
+          </m:rPr>
+          <m:t>L</m:t>
+        </m:r>
+        <m:r>
+          <m:rPr>
+            <m:sty m:val="bi"/>
+          </m:rPr>
+          <m:t>U</m:t>
+        </m:r>
+      </m:oMath>
+      <w:r>
+        <w:t xml:space="preserve"> </w:t>
+      </w:r>
+      <w:r>
+        <w:t xml:space="preserve">with</w:t>
+      </w:r>
+      <w:r>
+        <w:t xml:space="preserve"> </w:t>
+      </w:r>
+      <m:oMath>
+        <m:r>
+          <m:rPr>
+            <m:sty m:val="bi"/>
+          </m:rPr>
+          <m:t>L</m:t>
+        </m:r>
+      </m:oMath>
+      <w:r>
+        <w:t xml:space="preserve"> </w:t>
+      </w:r>
+      <w:r>
+        <w:t xml:space="preserve">unit lower triangular (</w:t>
+      </w:r>
+      <w:hyperlink w:anchor="def-unit-lower-triangular-matrix">
         <w:r>
           <w:rPr>
-            <w:b/>
-            <w:bCs/>
+            <w:rStyle w:val="Hyperlink"/>
           </w:rPr>
-          <w:delText xml:space="preserve">Definition 10 (LU factorization)</w:delText>
+          <w:t xml:space="preserve">Definition 9</w:t>
         </w:r>
-      </w:del>
-      <w:del w:id="282" w:author="PR Preview" w:date="2026-01-01T00:00:00Z">
-        <w:r>
-          <w:delText xml:space="preserve"> </w:delText>
-        </w:r>
-      </w:del>
-      <w:del w:id="283" w:author="PR Preview" w:date="2026-01-01T00:00:00Z">
-        <w:r>
-          <w:delText xml:space="preserve">An</w:delText>
-        </w:r>
-      </w:del>
-      <w:del w:id="284" w:author="PR Preview" w:date="2026-01-01T00:00:00Z">
-        <w:r>
-          <w:delText xml:space="preserve"> </w:delText>
-        </w:r>
-      </w:del>
-      <w:del w:id="285" w:author="PR Preview" w:date="2026-01-01T00:00:00Z">
+      </w:hyperlink>
+      <w:r>
+        <w:t xml:space="preserve">) and</w:t>
+      </w:r>
+      <w:r>
+        <w:t xml:space="preserve"> </w:t>
+      </w:r>
+      <m:oMath>
+        <m:r>
+          <m:rPr>
+            <m:sty m:val="bi"/>
+          </m:rPr>
+          <m:t>U</m:t>
+        </m:r>
+      </m:oMath>
+      <w:r>
+        <w:t xml:space="preserve"> </w:t>
+      </w:r>
+      <w:r>
+        <w:t xml:space="preserve">upper triangular (</w:t>
+      </w:r>
+      <w:hyperlink w:anchor="def-triangular-matrix">
         <w:r>
           <w:rPr>
-            <w:b/>
-            <w:bCs/>
+            <w:rStyle w:val="Hyperlink"/>
           </w:rPr>
-          <w:delText xml:space="preserve">LU factorization</w:delText>
+          <w:t xml:space="preserve">Definition 7</w:t>
         </w:r>
-      </w:del>
-      <w:del w:id="286" w:author="PR Preview" w:date="2026-01-01T00:00:00Z">
-        <w:r>
-          <w:delText xml:space="preserve"> </w:delText>
-        </w:r>
-      </w:del>
-      <w:del w:id="287" w:author="PR Preview" w:date="2026-01-01T00:00:00Z">
-        <w:r>
-          <w:delText xml:space="preserve">of an</w:delText>
-        </w:r>
-      </w:del>
-      <w:del w:id="288" w:author="PR Preview" w:date="2026-01-01T00:00:00Z">
-        <w:r>
-          <w:delText xml:space="preserve"> </w:delText>
-        </w:r>
-      </w:del>
-      <m:oMath>
-        <m:r>
-          <m:t>n</m:t>
-        </m:r>
-        <m:r>
-          <m:rPr>
-            <m:sty m:val="p"/>
-          </m:rPr>
-          <m:t>×</m:t>
-        </m:r>
-        <m:r>
-          <m:t>n</m:t>
-        </m:r>
-      </m:oMath>
-      <w:del w:id="289" w:author="PR Preview" w:date="2026-01-01T00:00:00Z">
-        <w:r>
-          <w:delText xml:space="preserve"> </w:delText>
-        </w:r>
-      </w:del>
-      <w:del w:id="290" w:author="PR Preview" w:date="2026-01-01T00:00:00Z">
-        <w:r>
-          <w:delText xml:space="preserve">matrix</w:delText>
-        </w:r>
-      </w:del>
-      <w:del w:id="291" w:author="PR Preview" w:date="2026-01-01T00:00:00Z">
-        <w:r>
-          <w:delText xml:space="preserve"> </w:delText>
-        </w:r>
-      </w:del>
-      <m:oMath>
-        <m:r>
-          <m:rPr>
-            <m:sty m:val="bi"/>
-          </m:rPr>
-          <m:t>A</m:t>
-        </m:r>
-      </m:oMath>
-      <w:del w:id="292" w:author="PR Preview" w:date="2026-01-01T00:00:00Z">
-        <w:r>
-          <w:delText xml:space="preserve"> </w:delText>
-        </w:r>
-      </w:del>
-      <w:del w:id="293" w:author="PR Preview" w:date="2026-01-01T00:00:00Z">
-        <w:r>
-          <w:delText xml:space="preserve">is a product</w:delText>
-        </w:r>
-      </w:del>
-      <w:del w:id="294" w:author="PR Preview" w:date="2026-01-01T00:00:00Z">
-        <w:r>
-          <w:delText xml:space="preserve"> </w:delText>
-        </w:r>
-      </w:del>
-      <m:oMath>
-        <m:r>
-          <m:rPr>
-            <m:sty m:val="bi"/>
-          </m:rPr>
-          <m:t>A</m:t>
-        </m:r>
-        <m:r>
-          <m:rPr>
-            <m:sty m:val="p"/>
-          </m:rPr>
-          <m:t>=</m:t>
-        </m:r>
-        <m:r>
-          <m:rPr>
-            <m:sty m:val="bi"/>
-          </m:rPr>
-          <m:t>L</m:t>
-        </m:r>
-        <m:r>
-          <m:rPr>
-            <m:sty m:val="bi"/>
-          </m:rPr>
-          <m:t>U</m:t>
-        </m:r>
-      </m:oMath>
-      <w:del w:id="295" w:author="PR Preview" w:date="2026-01-01T00:00:00Z">
-        <w:r>
-          <w:delText xml:space="preserve"> </w:delText>
-        </w:r>
-      </w:del>
-      <w:del w:id="296" w:author="PR Preview" w:date="2026-01-01T00:00:00Z">
-        <w:r>
-          <w:delText xml:space="preserve">with</w:delText>
-        </w:r>
-      </w:del>
-      <w:del w:id="297" w:author="PR Preview" w:date="2026-01-01T00:00:00Z">
-        <w:r>
-          <w:delText xml:space="preserve"> </w:delText>
-        </w:r>
-      </w:del>
-      <m:oMath>
-        <m:r>
-          <m:rPr>
-            <m:sty m:val="bi"/>
-          </m:rPr>
-          <m:t>L</m:t>
-        </m:r>
-      </m:oMath>
-      <w:del w:id="298" w:author="PR Preview" w:date="2026-01-01T00:00:00Z">
-        <w:r>
-          <w:delText xml:space="preserve"> </w:delText>
-        </w:r>
-      </w:del>
-      <w:del w:id="299" w:author="PR Preview" w:date="2026-01-01T00:00:00Z">
-        <w:r>
-          <w:delText xml:space="preserve">unit lower triangular and</w:delText>
-        </w:r>
-      </w:del>
-      <w:del w:id="300" w:author="PR Preview" w:date="2026-01-01T00:00:00Z">
-        <w:r>
-          <w:delText xml:space="preserve"> </w:delText>
-        </w:r>
-      </w:del>
-      <m:oMath>
-        <m:r>
-          <m:rPr>
-            <m:sty m:val="bi"/>
-          </m:rPr>
-          <m:t>U</m:t>
-        </m:r>
-      </m:oMath>
-      <w:del w:id="301" w:author="PR Preview" w:date="2026-01-01T00:00:00Z">
-        <w:r>
-          <w:delText xml:space="preserve"> </w:delText>
-        </w:r>
-      </w:del>
-      <w:del w:id="302" w:author="PR Preview" w:date="2026-01-01T00:00:00Z">
-        <w:r>
-          <w:delText xml:space="preserve">upper triangular (</w:delText>
-        </w:r>
-      </w:del>
-      <w:hyperlink w:anchor="def-triangular-matrix">
-        <w:del w:id="303" w:author="PR Preview" w:date="2026-01-01T00:00:00Z">
-          <w:r>
-            <w:rPr>
-              <w:rStyle w:val="Hyperlink"/>
-            </w:rPr>
-            <w:delText xml:space="preserve">Definition 7</w:delText>
-          </w:r>
-        </w:del>
       </w:hyperlink>
-      <w:del w:id="304" w:author="PR Preview" w:date="2026-01-01T00:00:00Z">
-        <w:r>
-          <w:delText xml:space="preserve">).</w:delText>
-        </w:r>
-      </w:del>
-    </w:p>
-    <w:p>
-      <w:pPr>
-        <w:pStyle w:val="BodyText"/>
-      </w:pPr>
-      <w:ins w:id="305" w:author="PR Preview" w:date="2026-01-01T00:00:00Z">
-        <w:r>
-          <w:rPr>
-            <w:b/>
-            <w:bCs/>
-          </w:rPr>
-          <w:t xml:space="preserve">Definition 12 (LU factorization)</w:t>
-        </w:r>
-      </w:ins>
-      <w:ins w:id="306" w:author="PR Preview" w:date="2026-01-01T00:00:00Z">
-        <w:r>
-          <w:t xml:space="preserve"> </w:t>
-        </w:r>
-      </w:ins>
-      <w:ins w:id="307" w:author="PR Preview" w:date="2026-01-01T00:00:00Z">
-        <w:r>
-          <w:t xml:space="preserve">An</w:t>
-        </w:r>
-      </w:ins>
-      <w:ins w:id="308" w:author="PR Preview" w:date="2026-01-01T00:00:00Z">
-        <w:r>
-          <w:t xml:space="preserve"> </w:t>
-        </w:r>
-      </w:ins>
-      <w:ins w:id="309" w:author="PR Preview" w:date="2026-01-01T00:00:00Z">
-        <w:r>
-          <w:rPr>
-            <w:b/>
-            <w:bCs/>
-          </w:rPr>
-          <w:t xml:space="preserve">LU factorization</w:t>
-        </w:r>
-      </w:ins>
-      <w:ins w:id="310" w:author="PR Preview" w:date="2026-01-01T00:00:00Z">
-        <w:r>
-          <w:t xml:space="preserve"> </w:t>
-        </w:r>
-      </w:ins>
-      <w:ins w:id="311" w:author="PR Preview" w:date="2026-01-01T00:00:00Z">
-        <w:r>
-          <w:t xml:space="preserve">of an</w:t>
-        </w:r>
-      </w:ins>
-      <w:ins w:id="312" w:author="PR Preview" w:date="2026-01-01T00:00:00Z">
-        <w:r>
-          <w:t xml:space="preserve"> </w:t>
-        </w:r>
-      </w:ins>
-      <m:oMath>
-        <m:r>
-          <m:t>n</m:t>
-        </m:r>
-        <m:r>
-          <m:rPr>
-            <m:sty m:val="p"/>
-          </m:rPr>
-          <m:t>×</m:t>
-        </m:r>
-        <m:r>
-          <m:t>n</m:t>
-        </m:r>
-      </m:oMath>
-      <w:ins w:id="313" w:author="PR Preview" w:date="2026-01-01T00:00:00Z">
-        <w:r>
-          <w:t xml:space="preserve"> </w:t>
-        </w:r>
-      </w:ins>
-      <w:ins w:id="314" w:author="PR Preview" w:date="2026-01-01T00:00:00Z">
-        <w:r>
-          <w:t xml:space="preserve">matrix</w:t>
-        </w:r>
-      </w:ins>
-      <w:ins w:id="315" w:author="PR Preview" w:date="2026-01-01T00:00:00Z">
-        <w:r>
-          <w:t xml:space="preserve"> </w:t>
-        </w:r>
-      </w:ins>
-      <m:oMath>
-        <m:r>
-          <m:rPr>
-            <m:sty m:val="bi"/>
-          </m:rPr>
-          <m:t>A</m:t>
-        </m:r>
-      </m:oMath>
-      <w:ins w:id="316" w:author="PR Preview" w:date="2026-01-01T00:00:00Z">
-        <w:r>
-          <w:t xml:space="preserve"> </w:t>
-        </w:r>
-      </w:ins>
-      <w:ins w:id="317" w:author="PR Preview" w:date="2026-01-01T00:00:00Z">
-        <w:r>
-          <w:t xml:space="preserve">is a product</w:t>
-        </w:r>
-      </w:ins>
-      <w:ins w:id="318" w:author="PR Preview" w:date="2026-01-01T00:00:00Z">
-        <w:r>
-          <w:t xml:space="preserve"> </w:t>
-        </w:r>
-      </w:ins>
-      <m:oMath>
-        <m:r>
-          <m:rPr>
-            <m:sty m:val="bi"/>
-          </m:rPr>
-          <m:t>A</m:t>
-        </m:r>
-        <m:r>
-          <m:rPr>
-            <m:sty m:val="p"/>
-          </m:rPr>
-          <m:t>=</m:t>
-        </m:r>
-        <m:r>
-          <m:rPr>
-            <m:sty m:val="bi"/>
-          </m:rPr>
-          <m:t>L</m:t>
-        </m:r>
-        <m:r>
-          <m:rPr>
-            <m:sty m:val="bi"/>
-          </m:rPr>
-          <m:t>U</m:t>
-        </m:r>
-      </m:oMath>
-      <w:ins w:id="319" w:author="PR Preview" w:date="2026-01-01T00:00:00Z">
-        <w:r>
-          <w:t xml:space="preserve"> </w:t>
-        </w:r>
-      </w:ins>
-      <w:ins w:id="320" w:author="PR Preview" w:date="2026-01-01T00:00:00Z">
-        <w:r>
-          <w:t xml:space="preserve">with</w:t>
-        </w:r>
-      </w:ins>
-      <w:ins w:id="321" w:author="PR Preview" w:date="2026-01-01T00:00:00Z">
-        <w:r>
-          <w:t xml:space="preserve"> </w:t>
-        </w:r>
-      </w:ins>
-      <m:oMath>
-        <m:r>
-          <m:rPr>
-            <m:sty m:val="bi"/>
-          </m:rPr>
-          <m:t>L</m:t>
-        </m:r>
-      </m:oMath>
-      <w:ins w:id="322" w:author="PR Preview" w:date="2026-01-01T00:00:00Z">
-        <w:r>
-          <w:t xml:space="preserve"> </w:t>
-        </w:r>
-      </w:ins>
-      <w:ins w:id="323" w:author="PR Preview" w:date="2026-01-01T00:00:00Z">
-        <w:r>
-          <w:t xml:space="preserve">unit lower triangular (</w:t>
-        </w:r>
-      </w:ins>
-      <w:hyperlink w:anchor="def-unit-lower-triangular-matrix">
-        <w:ins w:id="324" w:author="PR Preview" w:date="2026-01-01T00:00:00Z">
-          <w:r>
-            <w:rPr>
-              <w:rStyle w:val="Hyperlink"/>
-            </w:rPr>
-            <w:t xml:space="preserve">Definition 9</w:t>
-          </w:r>
-        </w:ins>
-      </w:hyperlink>
-      <w:ins w:id="325" w:author="PR Preview" w:date="2026-01-01T00:00:00Z">
-        <w:r>
-          <w:t xml:space="preserve">) and</w:t>
-        </w:r>
-      </w:ins>
-      <w:ins w:id="326" w:author="PR Preview" w:date="2026-01-01T00:00:00Z">
-        <w:r>
-          <w:t xml:space="preserve"> </w:t>
-        </w:r>
-      </w:ins>
-      <m:oMath>
-        <m:r>
-          <m:rPr>
-            <m:sty m:val="bi"/>
-          </m:rPr>
-          <m:t>U</m:t>
-        </m:r>
-      </m:oMath>
-      <w:ins w:id="327" w:author="PR Preview" w:date="2026-01-01T00:00:00Z">
-        <w:r>
-          <w:t xml:space="preserve"> </w:t>
-        </w:r>
-      </w:ins>
-      <w:ins w:id="328" w:author="PR Preview" w:date="2026-01-01T00:00:00Z">
-        <w:r>
-          <w:t xml:space="preserve">upper triangular (</w:t>
-        </w:r>
-      </w:ins>
-      <w:hyperlink w:anchor="def-triangular-matrix">
-        <w:ins w:id="329" w:author="PR Preview" w:date="2026-01-01T00:00:00Z">
-          <w:r>
-            <w:rPr>
-              <w:rStyle w:val="Hyperlink"/>
-            </w:rPr>
-            <w:t xml:space="preserve">Definition 7</w:t>
-          </w:r>
-        </w:ins>
-      </w:hyperlink>
-      <w:ins w:id="330" w:author="PR Preview" w:date="2026-01-01T00:00:00Z">
-        <w:r>
-          <w:t xml:space="preserve">).</w:t>
-        </w:r>
-      </w:ins>
+      <w:r>
+        <w:t xml:space="preserve">).</w:t>
+      </w:r>
     </w:p>
     <w:bookmarkEnd w:id="136"/>
     <w:bookmarkStart w:id="137" w:name="exm-lu"/>
@@ -76965,129 +74955,97 @@
       <w:pPr>
         <w:pStyle w:val="BodyText"/>
       </w:pPr>
-      <w:del w:id="331" w:author="PR Preview" w:date="2026-01-01T00:00:00Z">
+      <w:r>
+        <w:rPr>
+          <w:b/>
+          <w:bCs/>
+        </w:rPr>
+        <w:t xml:space="preserve">Theorem 20 (Solving a system with an LU factorization)</w:t>
+      </w:r>
+      <w:r>
+        <w:t xml:space="preserve"> </w:t>
+      </w:r>
+      <w:r>
+        <w:t xml:space="preserve">If</w:t>
+      </w:r>
+      <w:r>
+        <w:t xml:space="preserve"> </w:t>
+      </w:r>
+      <m:oMath>
+        <m:r>
+          <m:rPr>
+            <m:sty m:val="bi"/>
+          </m:rPr>
+          <m:t>A</m:t>
+        </m:r>
+        <m:r>
+          <m:rPr>
+            <m:sty m:val="p"/>
+          </m:rPr>
+          <m:t>=</m:t>
+        </m:r>
+        <m:r>
+          <m:rPr>
+            <m:sty m:val="bi"/>
+          </m:rPr>
+          <m:t>L</m:t>
+        </m:r>
+        <m:r>
+          <m:rPr>
+            <m:sty m:val="bi"/>
+          </m:rPr>
+          <m:t>U</m:t>
+        </m:r>
+      </m:oMath>
+      <w:r>
+        <w:t xml:space="preserve"> </w:t>
+      </w:r>
+      <w:r>
+        <w:t xml:space="preserve">is an LU factorization (</w:t>
+      </w:r>
+      <w:hyperlink w:anchor="def-lu">
         <w:r>
           <w:rPr>
-            <w:b/>
-            <w:bCs/>
+            <w:rStyle w:val="Hyperlink"/>
           </w:rPr>
-          <w:delText xml:space="preserve">Theorem 20 (Solving a system with an LU factorization)</w:delText>
+          <w:t xml:space="preserve">Definition 12</w:t>
         </w:r>
-      </w:del>
-      <w:del w:id="332" w:author="PR Preview" w:date="2026-01-01T00:00:00Z">
-        <w:r>
-          <w:delText xml:space="preserve"> </w:delText>
-        </w:r>
-      </w:del>
-      <w:del w:id="333" w:author="PR Preview" w:date="2026-01-01T00:00:00Z">
-        <w:r>
-          <w:delText xml:space="preserve">If</w:delText>
-        </w:r>
-      </w:del>
-      <w:del w:id="334" w:author="PR Preview" w:date="2026-01-01T00:00:00Z">
-        <w:r>
-          <w:delText xml:space="preserve"> </w:delText>
-        </w:r>
-      </w:del>
+      </w:hyperlink>
+      <w:r>
+        <w:t xml:space="preserve">)</w:t>
+      </w:r>
+      <w:r>
+        <w:t xml:space="preserve"> </w:t>
+      </w:r>
+      <w:r>
+        <w:t xml:space="preserve">and the diagonal entries of</w:t>
+      </w:r>
+      <w:r>
+        <w:t xml:space="preserve"> </w:t>
+      </w:r>
       <m:oMath>
         <m:r>
           <m:rPr>
             <m:sty m:val="bi"/>
           </m:rPr>
-          <m:t>A</m:t>
-        </m:r>
-        <m:r>
-          <m:rPr>
-            <m:sty m:val="p"/>
-          </m:rPr>
-          <m:t>=</m:t>
-        </m:r>
-        <m:r>
-          <m:rPr>
-            <m:sty m:val="bi"/>
-          </m:rPr>
-          <m:t>L</m:t>
-        </m:r>
-        <m:r>
-          <m:rPr>
-            <m:sty m:val="bi"/>
-          </m:rPr>
           <m:t>U</m:t>
         </m:r>
       </m:oMath>
-      <w:del w:id="335" w:author="PR Preview" w:date="2026-01-01T00:00:00Z">
-        <w:r>
-          <w:delText xml:space="preserve"> </w:delText>
-        </w:r>
-      </w:del>
-      <w:del w:id="336" w:author="PR Preview" w:date="2026-01-01T00:00:00Z">
-        <w:r>
-          <w:delText xml:space="preserve">is an LU factorization (</w:delText>
-        </w:r>
-      </w:del>
-      <w:hyperlink w:anchor="def-lu">
-        <w:del w:id="337" w:author="PR Preview" w:date="2026-01-01T00:00:00Z">
-          <w:r>
-            <w:rPr>
-              <w:rStyle w:val="Hyperlink"/>
-            </w:rPr>
-            <w:delText xml:space="preserve">Definition 10</w:delText>
-          </w:r>
-        </w:del>
-      </w:hyperlink>
-      <w:del w:id="338" w:author="PR Preview" w:date="2026-01-01T00:00:00Z">
-        <w:r>
-          <w:delText xml:space="preserve">)</w:delText>
-        </w:r>
-      </w:del>
-      <w:del w:id="339" w:author="PR Preview" w:date="2026-01-01T00:00:00Z">
-        <w:r>
-          <w:delText xml:space="preserve"> </w:delText>
-        </w:r>
-      </w:del>
-      <w:del w:id="340" w:author="PR Preview" w:date="2026-01-01T00:00:00Z">
-        <w:r>
-          <w:delText xml:space="preserve">and the diagonal entries of</w:delText>
-        </w:r>
-      </w:del>
-      <w:del w:id="341" w:author="PR Preview" w:date="2026-01-01T00:00:00Z">
-        <w:r>
-          <w:delText xml:space="preserve"> </w:delText>
-        </w:r>
-      </w:del>
-      <m:oMath>
-        <m:r>
-          <m:rPr>
-            <m:sty m:val="bi"/>
-          </m:rPr>
-          <m:t>U</m:t>
-        </m:r>
-      </m:oMath>
-      <w:del w:id="342" w:author="PR Preview" w:date="2026-01-01T00:00:00Z">
-        <w:r>
-          <w:delText xml:space="preserve"> </w:delText>
-        </w:r>
-      </w:del>
-      <w:del w:id="343" w:author="PR Preview" w:date="2026-01-01T00:00:00Z">
-        <w:r>
-          <w:delText xml:space="preserve">are all nonzero,</w:delText>
-        </w:r>
-      </w:del>
-      <w:del w:id="344" w:author="PR Preview" w:date="2026-01-01T00:00:00Z">
-        <w:r>
-          <w:delText xml:space="preserve"> </w:delText>
-        </w:r>
-      </w:del>
-      <w:del w:id="345" w:author="PR Preview" w:date="2026-01-01T00:00:00Z">
-        <w:r>
-          <w:delText xml:space="preserve">then for every</w:delText>
-        </w:r>
-      </w:del>
-      <w:del w:id="346" w:author="PR Preview" w:date="2026-01-01T00:00:00Z">
-        <w:r>
-          <w:delText xml:space="preserve"> </w:delText>
-        </w:r>
-      </w:del>
+      <w:r>
+        <w:t xml:space="preserve"> </w:t>
+      </w:r>
+      <w:r>
+        <w:t xml:space="preserve">are all nonzero,</w:t>
+      </w:r>
+      <w:r>
+        <w:t xml:space="preserve"> </w:t>
+      </w:r>
+      <w:r>
+        <w:t xml:space="preserve">then for every</w:t>
+      </w:r>
+      <w:r>
+        <w:t xml:space="preserve"> </w:t>
+      </w:r>
       <m:oMath>
         <m:acc>
           <m:accPr>
@@ -77122,21 +75080,15 @@
           </m:sup>
         </m:sSup>
       </m:oMath>
-      <w:del w:id="347" w:author="PR Preview" w:date="2026-01-01T00:00:00Z">
-        <w:r>
-          <w:delText xml:space="preserve"> </w:delText>
-        </w:r>
-      </w:del>
-      <w:del w:id="348" w:author="PR Preview" w:date="2026-01-01T00:00:00Z">
-        <w:r>
-          <w:delText xml:space="preserve">the system</w:delText>
-        </w:r>
-      </w:del>
-      <w:del w:id="349" w:author="PR Preview" w:date="2026-01-01T00:00:00Z">
-        <w:r>
-          <w:delText xml:space="preserve"> </w:delText>
-        </w:r>
-      </w:del>
+      <w:r>
+        <w:t xml:space="preserve"> </w:t>
+      </w:r>
+      <w:r>
+        <w:t xml:space="preserve">the system</w:t>
+      </w:r>
+      <w:r>
+        <w:t xml:space="preserve"> </w:t>
+      </w:r>
       <m:oMath>
         <m:r>
           <m:rPr>
@@ -77171,31 +75123,21 @@
           </m:e>
         </m:acc>
       </m:oMath>
-      <w:del w:id="350" w:author="PR Preview" w:date="2026-01-01T00:00:00Z">
-        <w:r>
-          <w:delText xml:space="preserve"> </w:delText>
-        </w:r>
-      </w:del>
-      <w:del w:id="351" w:author="PR Preview" w:date="2026-01-01T00:00:00Z">
-        <w:r>
-          <w:delText xml:space="preserve">has exactly one solution:</w:delText>
-        </w:r>
-      </w:del>
-      <w:del w:id="352" w:author="PR Preview" w:date="2026-01-01T00:00:00Z">
-        <w:r>
-          <w:delText xml:space="preserve"> </w:delText>
-        </w:r>
-      </w:del>
-      <w:del w:id="353" w:author="PR Preview" w:date="2026-01-01T00:00:00Z">
-        <w:r>
-          <w:delText xml:space="preserve">solve</w:delText>
-        </w:r>
-      </w:del>
-      <w:del w:id="354" w:author="PR Preview" w:date="2026-01-01T00:00:00Z">
-        <w:r>
-          <w:delText xml:space="preserve"> </w:delText>
-        </w:r>
-      </w:del>
+      <w:r>
+        <w:t xml:space="preserve"> </w:t>
+      </w:r>
+      <w:r>
+        <w:t xml:space="preserve">has exactly one solution:</w:t>
+      </w:r>
+      <w:r>
+        <w:t xml:space="preserve"> </w:t>
+      </w:r>
+      <w:r>
+        <w:t xml:space="preserve">solve</w:t>
+      </w:r>
+      <w:r>
+        <w:t xml:space="preserve"> </w:t>
+      </w:r>
       <m:oMath>
         <m:r>
           <m:rPr>
@@ -77230,31 +75172,21 @@
           </m:e>
         </m:acc>
       </m:oMath>
-      <w:del w:id="355" w:author="PR Preview" w:date="2026-01-01T00:00:00Z">
-        <w:r>
-          <w:delText xml:space="preserve"> </w:delText>
-        </w:r>
-      </w:del>
-      <w:del w:id="356" w:author="PR Preview" w:date="2026-01-01T00:00:00Z">
-        <w:r>
-          <w:delText xml:space="preserve">by forward substitution,</w:delText>
-        </w:r>
-      </w:del>
-      <w:del w:id="357" w:author="PR Preview" w:date="2026-01-01T00:00:00Z">
-        <w:r>
-          <w:delText xml:space="preserve"> </w:delText>
-        </w:r>
-      </w:del>
-      <w:del w:id="358" w:author="PR Preview" w:date="2026-01-01T00:00:00Z">
-        <w:r>
-          <w:delText xml:space="preserve">then</w:delText>
-        </w:r>
-      </w:del>
-      <w:del w:id="359" w:author="PR Preview" w:date="2026-01-01T00:00:00Z">
-        <w:r>
-          <w:delText xml:space="preserve"> </w:delText>
-        </w:r>
-      </w:del>
+      <w:r>
+        <w:t xml:space="preserve"> </w:t>
+      </w:r>
+      <w:r>
+        <w:t xml:space="preserve">by forward substitution,</w:t>
+      </w:r>
+      <w:r>
+        <w:t xml:space="preserve"> </w:t>
+      </w:r>
+      <w:r>
+        <w:t xml:space="preserve">then</w:t>
+      </w:r>
+      <w:r>
+        <w:t xml:space="preserve"> </w:t>
+      </w:r>
       <m:oMath>
         <m:r>
           <m:rPr>
@@ -77289,385 +75221,23 @@
           </m:e>
         </m:acc>
       </m:oMath>
-      <w:del w:id="360" w:author="PR Preview" w:date="2026-01-01T00:00:00Z">
-        <w:r>
-          <w:delText xml:space="preserve"> </w:delText>
-        </w:r>
-      </w:del>
-      <w:del w:id="361" w:author="PR Preview" w:date="2026-01-01T00:00:00Z">
-        <w:r>
-          <w:delText xml:space="preserve">by back substitution (</w:delText>
-        </w:r>
-      </w:del>
+      <w:r>
+        <w:t xml:space="preserve"> </w:t>
+      </w:r>
+      <w:r>
+        <w:t xml:space="preserve">by back substitution (</w:t>
+      </w:r>
       <w:hyperlink w:anchor="thm-back-substitution">
-        <w:del w:id="362" w:author="PR Preview" w:date="2026-01-01T00:00:00Z">
-          <w:r>
-            <w:rPr>
-              <w:rStyle w:val="Hyperlink"/>
-            </w:rPr>
-            <w:delText xml:space="preserve">Theorem 16</w:delText>
-          </w:r>
-        </w:del>
-      </w:hyperlink>
-      <w:del w:id="363" w:author="PR Preview" w:date="2026-01-01T00:00:00Z">
-        <w:r>
-          <w:delText xml:space="preserve">).</w:delText>
-        </w:r>
-      </w:del>
-    </w:p>
-    <w:p>
-      <w:pPr>
-        <w:pStyle w:val="BodyText"/>
-      </w:pPr>
-      <w:ins w:id="364" w:author="PR Preview" w:date="2026-01-01T00:00:00Z">
         <w:r>
           <w:rPr>
-            <w:b/>
-            <w:bCs/>
+            <w:rStyle w:val="Hyperlink"/>
           </w:rPr>
-          <w:t xml:space="preserve">Theorem 20 (Solving a system with an LU factorization)</w:t>
+          <w:t xml:space="preserve">Theorem 16</w:t>
         </w:r>
-      </w:ins>
-      <w:ins w:id="365" w:author="PR Preview" w:date="2026-01-01T00:00:00Z">
-        <w:r>
-          <w:t xml:space="preserve"> </w:t>
-        </w:r>
-      </w:ins>
-      <w:ins w:id="366" w:author="PR Preview" w:date="2026-01-01T00:00:00Z">
-        <w:r>
-          <w:t xml:space="preserve">If</w:t>
-        </w:r>
-      </w:ins>
-      <w:ins w:id="367" w:author="PR Preview" w:date="2026-01-01T00:00:00Z">
-        <w:r>
-          <w:t xml:space="preserve"> </w:t>
-        </w:r>
-      </w:ins>
-      <m:oMath>
-        <m:r>
-          <m:rPr>
-            <m:sty m:val="bi"/>
-          </m:rPr>
-          <m:t>A</m:t>
-        </m:r>
-        <m:r>
-          <m:rPr>
-            <m:sty m:val="p"/>
-          </m:rPr>
-          <m:t>=</m:t>
-        </m:r>
-        <m:r>
-          <m:rPr>
-            <m:sty m:val="bi"/>
-          </m:rPr>
-          <m:t>L</m:t>
-        </m:r>
-        <m:r>
-          <m:rPr>
-            <m:sty m:val="bi"/>
-          </m:rPr>
-          <m:t>U</m:t>
-        </m:r>
-      </m:oMath>
-      <w:ins w:id="368" w:author="PR Preview" w:date="2026-01-01T00:00:00Z">
-        <w:r>
-          <w:t xml:space="preserve"> </w:t>
-        </w:r>
-      </w:ins>
-      <w:ins w:id="369" w:author="PR Preview" w:date="2026-01-01T00:00:00Z">
-        <w:r>
-          <w:t xml:space="preserve">is an LU factorization (</w:t>
-        </w:r>
-      </w:ins>
-      <w:hyperlink w:anchor="def-lu">
-        <w:ins w:id="370" w:author="PR Preview" w:date="2026-01-01T00:00:00Z">
-          <w:r>
-            <w:rPr>
-              <w:rStyle w:val="Hyperlink"/>
-            </w:rPr>
-            <w:t xml:space="preserve">Definition 12</w:t>
-          </w:r>
-        </w:ins>
       </w:hyperlink>
-      <w:ins w:id="371" w:author="PR Preview" w:date="2026-01-01T00:00:00Z">
-        <w:r>
-          <w:t xml:space="preserve">)</w:t>
-        </w:r>
-      </w:ins>
-      <w:ins w:id="372" w:author="PR Preview" w:date="2026-01-01T00:00:00Z">
-        <w:r>
-          <w:t xml:space="preserve"> </w:t>
-        </w:r>
-      </w:ins>
-      <w:ins w:id="373" w:author="PR Preview" w:date="2026-01-01T00:00:00Z">
-        <w:r>
-          <w:t xml:space="preserve">and the diagonal entries of</w:t>
-        </w:r>
-      </w:ins>
-      <w:ins w:id="374" w:author="PR Preview" w:date="2026-01-01T00:00:00Z">
-        <w:r>
-          <w:t xml:space="preserve"> </w:t>
-        </w:r>
-      </w:ins>
-      <m:oMath>
-        <m:r>
-          <m:rPr>
-            <m:sty m:val="bi"/>
-          </m:rPr>
-          <m:t>U</m:t>
-        </m:r>
-      </m:oMath>
-      <w:ins w:id="375" w:author="PR Preview" w:date="2026-01-01T00:00:00Z">
-        <w:r>
-          <w:t xml:space="preserve"> </w:t>
-        </w:r>
-      </w:ins>
-      <w:ins w:id="376" w:author="PR Preview" w:date="2026-01-01T00:00:00Z">
-        <w:r>
-          <w:t xml:space="preserve">are all nonzero,</w:t>
-        </w:r>
-      </w:ins>
-      <w:ins w:id="377" w:author="PR Preview" w:date="2026-01-01T00:00:00Z">
-        <w:r>
-          <w:t xml:space="preserve"> </w:t>
-        </w:r>
-      </w:ins>
-      <w:ins w:id="378" w:author="PR Preview" w:date="2026-01-01T00:00:00Z">
-        <w:r>
-          <w:t xml:space="preserve">then for every</w:t>
-        </w:r>
-      </w:ins>
-      <w:ins w:id="379" w:author="PR Preview" w:date="2026-01-01T00:00:00Z">
-        <w:r>
-          <w:t xml:space="preserve"> </w:t>
-        </w:r>
-      </w:ins>
-      <m:oMath>
-        <m:acc>
-          <m:accPr>
-            <m:chr m:val="̃"/>
-          </m:accPr>
-          <m:e>
-            <m:r>
-              <m:t>b</m:t>
-            </m:r>
-          </m:e>
-        </m:acc>
-        <m:r>
-          <m:rPr>
-            <m:sty m:val="p"/>
-          </m:rPr>
-          <m:t>∈</m:t>
-        </m:r>
-        <m:sSup>
-          <m:e>
-            <m:r>
-              <m:rPr>
-                <m:scr m:val="double-struck"/>
-                <m:sty m:val="p"/>
-              </m:rPr>
-              <m:t>R</m:t>
-            </m:r>
-          </m:e>
-          <m:sup>
-            <m:r>
-              <m:t>n</m:t>
-            </m:r>
-          </m:sup>
-        </m:sSup>
-      </m:oMath>
-      <w:ins w:id="380" w:author="PR Preview" w:date="2026-01-01T00:00:00Z">
-        <w:r>
-          <w:t xml:space="preserve"> </w:t>
-        </w:r>
-      </w:ins>
-      <w:ins w:id="381" w:author="PR Preview" w:date="2026-01-01T00:00:00Z">
-        <w:r>
-          <w:t xml:space="preserve">the system</w:t>
-        </w:r>
-      </w:ins>
-      <w:ins w:id="382" w:author="PR Preview" w:date="2026-01-01T00:00:00Z">
-        <w:r>
-          <w:t xml:space="preserve"> </w:t>
-        </w:r>
-      </w:ins>
-      <m:oMath>
-        <m:r>
-          <m:rPr>
-            <m:sty m:val="bi"/>
-          </m:rPr>
-          <m:t>A</m:t>
-        </m:r>
-        <m:acc>
-          <m:accPr>
-            <m:chr m:val="̃"/>
-          </m:accPr>
-          <m:e>
-            <m:r>
-              <m:t>x</m:t>
-            </m:r>
-          </m:e>
-        </m:acc>
-        <m:r>
-          <m:rPr>
-            <m:sty m:val="p"/>
-          </m:rPr>
-          <m:t>=</m:t>
-        </m:r>
-        <m:acc>
-          <m:accPr>
-            <m:chr m:val="̃"/>
-          </m:accPr>
-          <m:e>
-            <m:r>
-              <m:t>b</m:t>
-            </m:r>
-          </m:e>
-        </m:acc>
-      </m:oMath>
-      <w:ins w:id="383" w:author="PR Preview" w:date="2026-01-01T00:00:00Z">
-        <w:r>
-          <w:t xml:space="preserve"> </w:t>
-        </w:r>
-      </w:ins>
-      <w:ins w:id="384" w:author="PR Preview" w:date="2026-01-01T00:00:00Z">
-        <w:r>
-          <w:t xml:space="preserve">has exactly one solution:</w:t>
-        </w:r>
-      </w:ins>
-      <w:ins w:id="385" w:author="PR Preview" w:date="2026-01-01T00:00:00Z">
-        <w:r>
-          <w:t xml:space="preserve"> </w:t>
-        </w:r>
-      </w:ins>
-      <w:ins w:id="386" w:author="PR Preview" w:date="2026-01-01T00:00:00Z">
-        <w:r>
-          <w:t xml:space="preserve">solve</w:t>
-        </w:r>
-      </w:ins>
-      <w:ins w:id="387" w:author="PR Preview" w:date="2026-01-01T00:00:00Z">
-        <w:r>
-          <w:t xml:space="preserve"> </w:t>
-        </w:r>
-      </w:ins>
-      <m:oMath>
-        <m:r>
-          <m:rPr>
-            <m:sty m:val="bi"/>
-          </m:rPr>
-          <m:t>L</m:t>
-        </m:r>
-        <m:acc>
-          <m:accPr>
-            <m:chr m:val="̃"/>
-          </m:accPr>
-          <m:e>
-            <m:r>
-              <m:t>y</m:t>
-            </m:r>
-          </m:e>
-        </m:acc>
-        <m:r>
-          <m:rPr>
-            <m:sty m:val="p"/>
-          </m:rPr>
-          <m:t>=</m:t>
-        </m:r>
-        <m:acc>
-          <m:accPr>
-            <m:chr m:val="̃"/>
-          </m:accPr>
-          <m:e>
-            <m:r>
-              <m:t>b</m:t>
-            </m:r>
-          </m:e>
-        </m:acc>
-      </m:oMath>
-      <w:ins w:id="388" w:author="PR Preview" w:date="2026-01-01T00:00:00Z">
-        <w:r>
-          <w:t xml:space="preserve"> </w:t>
-        </w:r>
-      </w:ins>
-      <w:ins w:id="389" w:author="PR Preview" w:date="2026-01-01T00:00:00Z">
-        <w:r>
-          <w:t xml:space="preserve">by forward substitution,</w:t>
-        </w:r>
-      </w:ins>
-      <w:ins w:id="390" w:author="PR Preview" w:date="2026-01-01T00:00:00Z">
-        <w:r>
-          <w:t xml:space="preserve"> </w:t>
-        </w:r>
-      </w:ins>
-      <w:ins w:id="391" w:author="PR Preview" w:date="2026-01-01T00:00:00Z">
-        <w:r>
-          <w:t xml:space="preserve">then</w:t>
-        </w:r>
-      </w:ins>
-      <w:ins w:id="392" w:author="PR Preview" w:date="2026-01-01T00:00:00Z">
-        <w:r>
-          <w:t xml:space="preserve"> </w:t>
-        </w:r>
-      </w:ins>
-      <m:oMath>
-        <m:r>
-          <m:rPr>
-            <m:sty m:val="bi"/>
-          </m:rPr>
-          <m:t>U</m:t>
-        </m:r>
-        <m:acc>
-          <m:accPr>
-            <m:chr m:val="̃"/>
-          </m:accPr>
-          <m:e>
-            <m:r>
-              <m:t>x</m:t>
-            </m:r>
-          </m:e>
-        </m:acc>
-        <m:r>
-          <m:rPr>
-            <m:sty m:val="p"/>
-          </m:rPr>
-          <m:t>=</m:t>
-        </m:r>
-        <m:acc>
-          <m:accPr>
-            <m:chr m:val="̃"/>
-          </m:accPr>
-          <m:e>
-            <m:r>
-              <m:t>y</m:t>
-            </m:r>
-          </m:e>
-        </m:acc>
-      </m:oMath>
-      <w:ins w:id="393" w:author="PR Preview" w:date="2026-01-01T00:00:00Z">
-        <w:r>
-          <w:t xml:space="preserve"> </w:t>
-        </w:r>
-      </w:ins>
-      <w:ins w:id="394" w:author="PR Preview" w:date="2026-01-01T00:00:00Z">
-        <w:r>
-          <w:t xml:space="preserve">by back substitution (</w:t>
-        </w:r>
-      </w:ins>
-      <w:hyperlink w:anchor="thm-back-substitution">
-        <w:ins w:id="395" w:author="PR Preview" w:date="2026-01-01T00:00:00Z">
-          <w:r>
-            <w:rPr>
-              <w:rStyle w:val="Hyperlink"/>
-            </w:rPr>
-            <w:t xml:space="preserve">Theorem 16</w:t>
-          </w:r>
-        </w:ins>
-      </w:hyperlink>
-      <w:ins w:id="396" w:author="PR Preview" w:date="2026-01-01T00:00:00Z">
-        <w:r>
-          <w:t xml:space="preserve">).</w:t>
-        </w:r>
-      </w:ins>
+      <w:r>
+        <w:t xml:space="preserve">).</w:t>
+      </w:r>
     </w:p>
     <w:bookmarkEnd w:id="139"/>
     <w:p>
